--- a/_mpi2026_group2_pw3_document.docx
+++ b/_mpi2026_group2_pw3_document.docx
@@ -589,11 +589,10 @@
             </w:rPr>
             <w:fldChar w:fldCharType="separate"/>
           </w:r>
-          <w:hyperlink w:anchor="_Toc241620264" w:history="1">
+          <w:hyperlink w:anchor="_Toc243506079" w:history="1">
             <w:r>
               <w:rPr>
                 <w:rStyle w:val="Hyperlink"/>
-                <w:rFonts w:cs="Arial"/>
                 <w:noProof/>
                 <w:lang w:val="lv-LV"/>
               </w:rPr>
@@ -615,11 +614,25 @@
             <w:r>
               <w:rPr>
                 <w:rStyle w:val="Hyperlink"/>
-                <w:rFonts w:cs="Arial"/>
                 <w:noProof/>
                 <w:lang w:val="lv-LV"/>
               </w:rPr>
-              <w:t>What was done and how?</w:t>
+              <w:t xml:space="preserve">What was </w:t>
+            </w:r>
+            <w:r>
+              <w:rPr>
+                <w:rStyle w:val="Hyperlink"/>
+                <w:noProof/>
+              </w:rPr>
+              <w:t>done</w:t>
+            </w:r>
+            <w:r>
+              <w:rPr>
+                <w:rStyle w:val="Hyperlink"/>
+                <w:noProof/>
+                <w:lang w:val="lv-LV"/>
+              </w:rPr>
+              <w:t xml:space="preserve"> and how?</w:t>
             </w:r>
             <w:r>
               <w:rPr>
@@ -637,7 +650,7 @@
               <w:rPr>
                 <w:noProof/>
               </w:rPr>
-              <w:instrText xml:space="preserve"> PAGEREF _Toc241620264 \h </w:instrText>
+              <w:instrText xml:space="preserve"> PAGEREF _Toc243506079 \h </w:instrText>
             </w:r>
             <w:r>
               <w:rPr>
@@ -654,7 +667,177 @@
               <w:rPr>
                 <w:noProof/>
               </w:rPr>
+              <w:t>3</w:t>
+            </w:r>
+            <w:r>
+              <w:rPr>
+                <w:noProof/>
+              </w:rPr>
+              <w:fldChar w:fldCharType="end"/>
+            </w:r>
+          </w:hyperlink>
+        </w:p>
+        <w:p>
+          <w:pPr>
+            <w:pStyle w:val="TOC1"/>
+            <w:rPr>
+              <w:rFonts w:asciiTheme="minorHAnsi" w:eastAsiaTheme="minorEastAsia" w:hAnsiTheme="minorHAnsi" w:cstheme="minorBidi"/>
+              <w:b w:val="0"/>
+              <w:noProof/>
+              <w:kern w:val="2"/>
+              <w:sz w:val="24"/>
+              <w:szCs w:val="24"/>
+              <w:lang w:val="lv-LV" w:eastAsia="lv-LV"/>
+              <w14:ligatures w14:val="standardContextual"/>
+            </w:rPr>
+          </w:pPr>
+          <w:hyperlink w:anchor="_Toc243506080" w:history="1">
+            <w:r>
+              <w:rPr>
+                <w:rStyle w:val="Hyperlink"/>
+                <w:noProof/>
+              </w:rPr>
               <w:t>2</w:t>
+            </w:r>
+            <w:r>
+              <w:rPr>
+                <w:rFonts w:asciiTheme="minorHAnsi" w:eastAsiaTheme="minorEastAsia" w:hAnsiTheme="minorHAnsi" w:cstheme="minorBidi"/>
+                <w:b w:val="0"/>
+                <w:noProof/>
+                <w:kern w:val="2"/>
+                <w:sz w:val="24"/>
+                <w:szCs w:val="24"/>
+                <w:lang w:val="lv-LV" w:eastAsia="lv-LV"/>
+                <w14:ligatures w14:val="standardContextual"/>
+              </w:rPr>
+              <w:tab/>
+            </w:r>
+            <w:r>
+              <w:rPr>
+                <w:rStyle w:val="Hyperlink"/>
+                <w:noProof/>
+              </w:rPr>
+              <w:t>Hardest Parts to Implement</w:t>
+            </w:r>
+            <w:r>
+              <w:rPr>
+                <w:noProof/>
+              </w:rPr>
+              <w:tab/>
+            </w:r>
+            <w:r>
+              <w:rPr>
+                <w:noProof/>
+              </w:rPr>
+              <w:fldChar w:fldCharType="begin"/>
+            </w:r>
+            <w:r>
+              <w:rPr>
+                <w:noProof/>
+              </w:rPr>
+              <w:instrText xml:space="preserve"> PAGEREF _Toc243506080 \h </w:instrText>
+            </w:r>
+            <w:r>
+              <w:rPr>
+                <w:noProof/>
+              </w:rPr>
+            </w:r>
+            <w:r>
+              <w:rPr>
+                <w:noProof/>
+              </w:rPr>
+              <w:fldChar w:fldCharType="separate"/>
+            </w:r>
+            <w:r>
+              <w:rPr>
+                <w:noProof/>
+              </w:rPr>
+              <w:t>3</w:t>
+            </w:r>
+            <w:r>
+              <w:rPr>
+                <w:noProof/>
+              </w:rPr>
+              <w:fldChar w:fldCharType="end"/>
+            </w:r>
+          </w:hyperlink>
+        </w:p>
+        <w:p>
+          <w:pPr>
+            <w:pStyle w:val="TOC1"/>
+            <w:rPr>
+              <w:rFonts w:asciiTheme="minorHAnsi" w:eastAsiaTheme="minorEastAsia" w:hAnsiTheme="minorHAnsi" w:cstheme="minorBidi"/>
+              <w:b w:val="0"/>
+              <w:noProof/>
+              <w:kern w:val="2"/>
+              <w:sz w:val="24"/>
+              <w:szCs w:val="24"/>
+              <w:lang w:val="lv-LV" w:eastAsia="lv-LV"/>
+              <w14:ligatures w14:val="standardContextual"/>
+            </w:rPr>
+          </w:pPr>
+          <w:hyperlink w:anchor="_Toc243506081" w:history="1">
+            <w:r>
+              <w:rPr>
+                <w:rStyle w:val="Hyperlink"/>
+                <w:noProof/>
+              </w:rPr>
+              <w:t>3</w:t>
+            </w:r>
+            <w:r>
+              <w:rPr>
+                <w:rFonts w:asciiTheme="minorHAnsi" w:eastAsiaTheme="minorEastAsia" w:hAnsiTheme="minorHAnsi" w:cstheme="minorBidi"/>
+                <w:b w:val="0"/>
+                <w:noProof/>
+                <w:kern w:val="2"/>
+                <w:sz w:val="24"/>
+                <w:szCs w:val="24"/>
+                <w:lang w:val="lv-LV" w:eastAsia="lv-LV"/>
+                <w14:ligatures w14:val="standardContextual"/>
+              </w:rPr>
+              <w:tab/>
+            </w:r>
+            <w:r>
+              <w:rPr>
+                <w:rStyle w:val="Hyperlink"/>
+                <w:noProof/>
+              </w:rPr>
+              <w:t>Screenshots</w:t>
+            </w:r>
+            <w:r>
+              <w:rPr>
+                <w:noProof/>
+              </w:rPr>
+              <w:tab/>
+            </w:r>
+            <w:r>
+              <w:rPr>
+                <w:noProof/>
+              </w:rPr>
+              <w:fldChar w:fldCharType="begin"/>
+            </w:r>
+            <w:r>
+              <w:rPr>
+                <w:noProof/>
+              </w:rPr>
+              <w:instrText xml:space="preserve"> PAGEREF _Toc243506081 \h </w:instrText>
+            </w:r>
+            <w:r>
+              <w:rPr>
+                <w:noProof/>
+              </w:rPr>
+            </w:r>
+            <w:r>
+              <w:rPr>
+                <w:noProof/>
+              </w:rPr>
+              <w:fldChar w:fldCharType="separate"/>
+            </w:r>
+            <w:r>
+              <w:rPr>
+                <w:noProof/>
+              </w:rPr>
+              <w:t>4</w:t>
             </w:r>
             <w:r>
               <w:rPr>
@@ -772,7 +955,7 @@
           <w:sz w:val="22"/>
           <w:lang w:val="lv-LV"/>
         </w:rPr>
-        <w:t>29</w:t>
+        <w:t>2</w:t>
       </w:r>
       <w:r>
         <w:rPr>
@@ -780,7 +963,31 @@
           <w:sz w:val="22"/>
           <w:lang w:val="lv-LV"/>
         </w:rPr>
-        <w:t>/09/2026</w:t>
+        <w:t>1</w:t>
+      </w:r>
+      <w:r>
+        <w:rPr>
+          <w:b w:val="0"/>
+          <w:sz w:val="22"/>
+          <w:lang w:val="lv-LV"/>
+        </w:rPr>
+        <w:t>/</w:t>
+      </w:r>
+      <w:r>
+        <w:rPr>
+          <w:b w:val="0"/>
+          <w:sz w:val="22"/>
+          <w:lang w:val="lv-LV"/>
+        </w:rPr>
+        <w:t>10</w:t>
+      </w:r>
+      <w:r>
+        <w:rPr>
+          <w:b w:val="0"/>
+          <w:sz w:val="22"/>
+          <w:lang w:val="lv-LV"/>
+        </w:rPr>
+        <w:t>/2026</w:t>
       </w:r>
     </w:p>
     <w:p>
@@ -1461,31 +1668,28 @@
     <w:p/>
     <w:p/>
     <w:p/>
+    <w:p/>
+    <w:p/>
+    <w:p/>
     <w:p>
       <w:pPr>
         <w:pStyle w:val="Heading1"/>
-        <w:numPr>
-          <w:ilvl w:val="0"/>
-          <w:numId w:val="2"/>
-        </w:numPr>
-        <w:rPr>
-          <w:rFonts w:cs="Arial"/>
+        <w:rPr>
           <w:lang w:val="lv-LV"/>
         </w:rPr>
       </w:pPr>
-      <w:bookmarkStart w:id="2" w:name="_Toc241620264"/>
-      <w:proofErr w:type="spellStart"/>
-      <w:r>
-        <w:rPr>
-          <w:rFonts w:cs="Arial"/>
+      <w:bookmarkStart w:id="2" w:name="_Toc243506079"/>
+      <w:proofErr w:type="spellStart"/>
+      <w:r>
+        <w:rPr>
           <w:lang w:val="lv-LV"/>
         </w:rPr>
+        <w:lastRenderedPageBreak/>
         <w:t>What</w:t>
       </w:r>
       <w:proofErr w:type="spellEnd"/>
       <w:r>
         <w:rPr>
-          <w:rFonts w:cs="Arial"/>
           <w:lang w:val="lv-LV"/>
         </w:rPr>
         <w:t xml:space="preserve"> </w:t>
@@ -1493,7 +1697,6 @@
       <w:proofErr w:type="spellStart"/>
       <w:r>
         <w:rPr>
-          <w:rFonts w:cs="Arial"/>
           <w:lang w:val="lv-LV"/>
         </w:rPr>
         <w:t>was</w:t>
@@ -1501,55 +1704,43 @@
       <w:proofErr w:type="spellEnd"/>
       <w:r>
         <w:rPr>
-          <w:rFonts w:cs="Arial"/>
           <w:lang w:val="lv-LV"/>
         </w:rPr>
         <w:t xml:space="preserve"> </w:t>
       </w:r>
-      <w:proofErr w:type="spellStart"/>
-      <w:r>
-        <w:rPr>
-          <w:rFonts w:cs="Arial"/>
+      <w:r>
+        <w:t>done</w:t>
+      </w:r>
+      <w:r>
+        <w:rPr>
           <w:lang w:val="lv-LV"/>
         </w:rPr>
-        <w:t>done</w:t>
-      </w:r>
-      <w:proofErr w:type="spellEnd"/>
-      <w:r>
-        <w:rPr>
-          <w:rFonts w:cs="Arial"/>
+        <w:t xml:space="preserve"> </w:t>
+      </w:r>
+      <w:proofErr w:type="spellStart"/>
+      <w:r>
+        <w:rPr>
           <w:lang w:val="lv-LV"/>
         </w:rPr>
-        <w:t xml:space="preserve"> </w:t>
-      </w:r>
-      <w:proofErr w:type="spellStart"/>
-      <w:r>
-        <w:rPr>
-          <w:rFonts w:cs="Arial"/>
+        <w:t>and</w:t>
+      </w:r>
+      <w:proofErr w:type="spellEnd"/>
+      <w:r>
+        <w:rPr>
           <w:lang w:val="lv-LV"/>
         </w:rPr>
-        <w:t>and</w:t>
-      </w:r>
-      <w:proofErr w:type="spellEnd"/>
-      <w:r>
-        <w:rPr>
-          <w:rFonts w:cs="Arial"/>
+        <w:t xml:space="preserve"> </w:t>
+      </w:r>
+      <w:proofErr w:type="spellStart"/>
+      <w:r>
+        <w:rPr>
           <w:lang w:val="lv-LV"/>
         </w:rPr>
-        <w:t xml:space="preserve"> </w:t>
-      </w:r>
-      <w:proofErr w:type="spellStart"/>
-      <w:r>
-        <w:rPr>
-          <w:rFonts w:cs="Arial"/>
-          <w:lang w:val="lv-LV"/>
-        </w:rPr>
         <w:t>how</w:t>
       </w:r>
       <w:proofErr w:type="spellEnd"/>
       <w:r>
         <w:rPr>
-          <w:rFonts w:cs="Arial"/>
           <w:lang w:val="lv-LV"/>
         </w:rPr>
         <w:t>?</w:t>
@@ -1566,17 +1757,4795 @@
     <w:p>
       <w:pPr>
         <w:rPr>
+          <w:b/>
+          <w:bCs/>
+          <w:lang w:eastAsia="fi-FI"/>
+        </w:rPr>
+      </w:pPr>
+      <w:r>
+        <w:rPr>
+          <w:b/>
+          <w:bCs/>
+          <w:lang w:eastAsia="fi-FI"/>
+        </w:rPr>
+        <w:t xml:space="preserve">Preferences </w:t>
+      </w:r>
+      <w:proofErr w:type="spellStart"/>
+      <w:r>
+        <w:rPr>
+          <w:b/>
+          <w:bCs/>
+          <w:lang w:eastAsia="fi-FI"/>
+        </w:rPr>
+        <w:t>DataStore</w:t>
+      </w:r>
+      <w:proofErr w:type="spellEnd"/>
+      <w:r>
+        <w:rPr>
+          <w:b/>
+          <w:bCs/>
+          <w:lang w:eastAsia="fi-FI"/>
+        </w:rPr>
+        <w:t xml:space="preserve"> </w:t>
+      </w:r>
+      <w:proofErr w:type="spellStart"/>
+      <w:r>
+        <w:rPr>
+          <w:b/>
+          <w:bCs/>
+          <w:lang w:eastAsia="fi-FI"/>
+        </w:rPr>
+        <w:t>Integration</w:t>
+      </w:r>
+      <w:proofErr w:type="spellEnd"/>
+      <w:r>
+        <w:rPr>
+          <w:b/>
+          <w:bCs/>
+          <w:lang w:eastAsia="fi-FI"/>
+        </w:rPr>
+        <w:t xml:space="preserve"> ( </w:t>
+      </w:r>
+      <w:proofErr w:type="spellStart"/>
+      <w:r>
+        <w:rPr>
+          <w:b/>
+          <w:bCs/>
+          <w:lang w:eastAsia="fi-FI"/>
+        </w:rPr>
+        <w:t>DataStoreManager.kt</w:t>
+      </w:r>
+      <w:proofErr w:type="spellEnd"/>
+      <w:r>
+        <w:rPr>
+          <w:b/>
+          <w:bCs/>
+          <w:lang w:eastAsia="fi-FI"/>
+        </w:rPr>
+        <w:t xml:space="preserve"> </w:t>
+      </w:r>
+      <w:r>
+        <w:rPr>
+          <w:b/>
+          <w:bCs/>
+          <w:lang w:eastAsia="fi-FI"/>
+        </w:rPr>
+        <w:t>):</w:t>
+      </w:r>
+    </w:p>
+    <w:p>
+      <w:pPr>
+        <w:rPr>
+          <w:lang w:eastAsia="fi-FI"/>
+        </w:rPr>
+      </w:pPr>
+      <w:proofErr w:type="spellStart"/>
+      <w:r>
+        <w:rPr>
+          <w:lang w:eastAsia="fi-FI"/>
+        </w:rPr>
+        <w:t>Integrated</w:t>
+      </w:r>
+      <w:proofErr w:type="spellEnd"/>
+      <w:r>
+        <w:rPr>
+          <w:lang w:eastAsia="fi-FI"/>
+        </w:rPr>
+        <w:t xml:space="preserve"> </w:t>
+      </w:r>
+      <w:proofErr w:type="spellStart"/>
+      <w:r>
+        <w:rPr>
+          <w:lang w:eastAsia="fi-FI"/>
+        </w:rPr>
+        <w:t>androidx.datastore:datastore-preferences</w:t>
+      </w:r>
+      <w:proofErr w:type="spellEnd"/>
+      <w:r>
+        <w:rPr>
+          <w:lang w:eastAsia="fi-FI"/>
+        </w:rPr>
+        <w:t xml:space="preserve"> to </w:t>
+      </w:r>
+      <w:proofErr w:type="spellStart"/>
+      <w:r>
+        <w:rPr>
+          <w:lang w:eastAsia="fi-FI"/>
+        </w:rPr>
+        <w:t>asynchronously</w:t>
+      </w:r>
+      <w:proofErr w:type="spellEnd"/>
+      <w:r>
+        <w:rPr>
+          <w:lang w:eastAsia="fi-FI"/>
+        </w:rPr>
+        <w:t xml:space="preserve"> </w:t>
+      </w:r>
+      <w:proofErr w:type="spellStart"/>
+      <w:r>
+        <w:rPr>
+          <w:lang w:eastAsia="fi-FI"/>
+        </w:rPr>
+        <w:t>save</w:t>
+      </w:r>
+      <w:proofErr w:type="spellEnd"/>
+      <w:r>
+        <w:rPr>
+          <w:lang w:eastAsia="fi-FI"/>
+        </w:rPr>
+        <w:t xml:space="preserve"> </w:t>
+      </w:r>
+      <w:proofErr w:type="spellStart"/>
+      <w:r>
+        <w:rPr>
+          <w:lang w:eastAsia="fi-FI"/>
+        </w:rPr>
+        <w:t>and</w:t>
+      </w:r>
+      <w:proofErr w:type="spellEnd"/>
+      <w:r>
+        <w:rPr>
+          <w:lang w:eastAsia="fi-FI"/>
+        </w:rPr>
+        <w:t xml:space="preserve"> </w:t>
+      </w:r>
+      <w:proofErr w:type="spellStart"/>
+      <w:r>
+        <w:rPr>
+          <w:lang w:eastAsia="fi-FI"/>
+        </w:rPr>
+        <w:t>load</w:t>
+      </w:r>
+      <w:proofErr w:type="spellEnd"/>
+      <w:r>
+        <w:rPr>
+          <w:lang w:eastAsia="fi-FI"/>
+        </w:rPr>
+        <w:t xml:space="preserve"> </w:t>
+      </w:r>
+      <w:proofErr w:type="spellStart"/>
+      <w:r>
+        <w:rPr>
+          <w:lang w:eastAsia="fi-FI"/>
+        </w:rPr>
+        <w:t>user</w:t>
+      </w:r>
+      <w:proofErr w:type="spellEnd"/>
+      <w:r>
+        <w:rPr>
+          <w:lang w:eastAsia="fi-FI"/>
+        </w:rPr>
+        <w:t xml:space="preserve"> </w:t>
+      </w:r>
+      <w:proofErr w:type="spellStart"/>
+      <w:r>
+        <w:rPr>
+          <w:lang w:eastAsia="fi-FI"/>
+        </w:rPr>
+        <w:t>text</w:t>
+      </w:r>
+      <w:proofErr w:type="spellEnd"/>
+      <w:r>
+        <w:rPr>
+          <w:lang w:eastAsia="fi-FI"/>
+        </w:rPr>
+        <w:t xml:space="preserve"> </w:t>
+      </w:r>
+      <w:proofErr w:type="spellStart"/>
+      <w:r>
+        <w:rPr>
+          <w:lang w:eastAsia="fi-FI"/>
+        </w:rPr>
+        <w:t>data</w:t>
+      </w:r>
+      <w:proofErr w:type="spellEnd"/>
+      <w:r>
+        <w:rPr>
+          <w:lang w:eastAsia="fi-FI"/>
+        </w:rPr>
+        <w:t xml:space="preserve"> </w:t>
+      </w:r>
+      <w:proofErr w:type="spellStart"/>
+      <w:r>
+        <w:rPr>
+          <w:lang w:eastAsia="fi-FI"/>
+        </w:rPr>
+        <w:t>and</w:t>
+      </w:r>
+      <w:proofErr w:type="spellEnd"/>
+      <w:r>
+        <w:rPr>
+          <w:lang w:eastAsia="fi-FI"/>
+        </w:rPr>
+        <w:t xml:space="preserve"> </w:t>
+      </w:r>
+      <w:proofErr w:type="spellStart"/>
+      <w:r>
+        <w:rPr>
+          <w:lang w:eastAsia="fi-FI"/>
+        </w:rPr>
+        <w:t>theme</w:t>
+      </w:r>
+      <w:proofErr w:type="spellEnd"/>
+      <w:r>
+        <w:rPr>
+          <w:lang w:eastAsia="fi-FI"/>
+        </w:rPr>
+        <w:t xml:space="preserve"> mode preferences </w:t>
+      </w:r>
+      <w:proofErr w:type="spellStart"/>
+      <w:r>
+        <w:rPr>
+          <w:lang w:eastAsia="fi-FI"/>
+        </w:rPr>
+        <w:t>across</w:t>
+      </w:r>
+      <w:proofErr w:type="spellEnd"/>
+      <w:r>
+        <w:rPr>
+          <w:lang w:eastAsia="fi-FI"/>
+        </w:rPr>
+        <w:t xml:space="preserve"> </w:t>
+      </w:r>
+      <w:proofErr w:type="spellStart"/>
+      <w:r>
+        <w:rPr>
+          <w:lang w:eastAsia="fi-FI"/>
+        </w:rPr>
+        <w:t>app</w:t>
+      </w:r>
+      <w:proofErr w:type="spellEnd"/>
+      <w:r>
+        <w:rPr>
+          <w:lang w:eastAsia="fi-FI"/>
+        </w:rPr>
+        <w:t xml:space="preserve"> </w:t>
+      </w:r>
+      <w:proofErr w:type="spellStart"/>
+      <w:r>
+        <w:rPr>
+          <w:lang w:eastAsia="fi-FI"/>
+        </w:rPr>
+        <w:t>sessions</w:t>
+      </w:r>
+      <w:proofErr w:type="spellEnd"/>
+      <w:r>
+        <w:rPr>
+          <w:lang w:eastAsia="fi-FI"/>
+        </w:rPr>
+        <w:t>.</w:t>
+      </w:r>
+    </w:p>
+    <w:p>
+      <w:pPr>
+        <w:rPr>
+          <w:b/>
+          <w:bCs/>
+          <w:lang w:eastAsia="fi-FI"/>
+        </w:rPr>
+      </w:pPr>
+      <w:r>
+        <w:rPr>
+          <w:b/>
+          <w:bCs/>
+          <w:lang w:eastAsia="fi-FI"/>
+        </w:rPr>
+        <w:t xml:space="preserve">First </w:t>
+      </w:r>
+      <w:proofErr w:type="spellStart"/>
+      <w:r>
+        <w:rPr>
+          <w:b/>
+          <w:bCs/>
+          <w:lang w:eastAsia="fi-FI"/>
+        </w:rPr>
+        <w:t>Activity</w:t>
+      </w:r>
+      <w:proofErr w:type="spellEnd"/>
+      <w:r>
+        <w:rPr>
+          <w:b/>
+          <w:bCs/>
+          <w:lang w:eastAsia="fi-FI"/>
+        </w:rPr>
+        <w:t xml:space="preserve"> ( </w:t>
+      </w:r>
+      <w:proofErr w:type="spellStart"/>
+      <w:r>
+        <w:rPr>
+          <w:b/>
+          <w:bCs/>
+          <w:lang w:eastAsia="fi-FI"/>
+        </w:rPr>
+        <w:t>MainActivity.kt</w:t>
+      </w:r>
+      <w:proofErr w:type="spellEnd"/>
+      <w:r>
+        <w:rPr>
+          <w:b/>
+          <w:bCs/>
+          <w:lang w:eastAsia="fi-FI"/>
+        </w:rPr>
+        <w:t xml:space="preserve"> </w:t>
+      </w:r>
+      <w:r>
+        <w:rPr>
+          <w:b/>
+          <w:bCs/>
+          <w:lang w:eastAsia="fi-FI"/>
+        </w:rPr>
+        <w:t>):</w:t>
+      </w:r>
+    </w:p>
+    <w:p>
+      <w:pPr>
+        <w:pStyle w:val="ListParagraph"/>
+        <w:numPr>
+          <w:ilvl w:val="0"/>
+          <w:numId w:val="9"/>
+        </w:numPr>
+        <w:rPr>
+          <w:lang w:eastAsia="fi-FI"/>
+        </w:rPr>
+      </w:pPr>
+      <w:proofErr w:type="spellStart"/>
+      <w:r>
+        <w:rPr>
+          <w:lang w:eastAsia="fi-FI"/>
+        </w:rPr>
+        <w:t>Text</w:t>
+      </w:r>
+      <w:proofErr w:type="spellEnd"/>
+      <w:r>
+        <w:rPr>
+          <w:lang w:eastAsia="fi-FI"/>
+        </w:rPr>
+        <w:t xml:space="preserve"> </w:t>
+      </w:r>
+      <w:proofErr w:type="spellStart"/>
+      <w:r>
+        <w:rPr>
+          <w:lang w:eastAsia="fi-FI"/>
+        </w:rPr>
+        <w:t>Input</w:t>
+      </w:r>
+      <w:proofErr w:type="spellEnd"/>
+      <w:r>
+        <w:rPr>
+          <w:lang w:eastAsia="fi-FI"/>
+        </w:rPr>
+        <w:t xml:space="preserve"> </w:t>
+      </w:r>
+      <w:proofErr w:type="spellStart"/>
+      <w:r>
+        <w:rPr>
+          <w:lang w:eastAsia="fi-FI"/>
+        </w:rPr>
+        <w:t>Field</w:t>
+      </w:r>
+      <w:proofErr w:type="spellEnd"/>
+      <w:r>
+        <w:rPr>
+          <w:lang w:eastAsia="fi-FI"/>
+        </w:rPr>
+        <w:t xml:space="preserve">: </w:t>
+      </w:r>
+      <w:proofErr w:type="spellStart"/>
+      <w:r>
+        <w:rPr>
+          <w:lang w:eastAsia="fi-FI"/>
+        </w:rPr>
+        <w:t>Populates</w:t>
+      </w:r>
+      <w:proofErr w:type="spellEnd"/>
+      <w:r>
+        <w:rPr>
+          <w:lang w:eastAsia="fi-FI"/>
+        </w:rPr>
+        <w:t xml:space="preserve"> </w:t>
+      </w:r>
+      <w:proofErr w:type="spellStart"/>
+      <w:r>
+        <w:rPr>
+          <w:lang w:eastAsia="fi-FI"/>
+        </w:rPr>
+        <w:t>automatically</w:t>
+      </w:r>
+      <w:proofErr w:type="spellEnd"/>
+      <w:r>
+        <w:rPr>
+          <w:lang w:eastAsia="fi-FI"/>
+        </w:rPr>
+        <w:t xml:space="preserve"> </w:t>
+      </w:r>
+      <w:proofErr w:type="spellStart"/>
+      <w:r>
+        <w:rPr>
+          <w:lang w:eastAsia="fi-FI"/>
+        </w:rPr>
+        <w:t>on</w:t>
+      </w:r>
+      <w:proofErr w:type="spellEnd"/>
+      <w:r>
+        <w:rPr>
+          <w:lang w:eastAsia="fi-FI"/>
+        </w:rPr>
+        <w:t xml:space="preserve"> </w:t>
+      </w:r>
+      <w:proofErr w:type="spellStart"/>
+      <w:r>
+        <w:rPr>
+          <w:lang w:eastAsia="fi-FI"/>
+        </w:rPr>
+        <w:t>app</w:t>
+      </w:r>
+      <w:proofErr w:type="spellEnd"/>
+      <w:r>
+        <w:rPr>
+          <w:lang w:eastAsia="fi-FI"/>
+        </w:rPr>
+        <w:t xml:space="preserve"> </w:t>
+      </w:r>
+      <w:proofErr w:type="spellStart"/>
+      <w:r>
+        <w:rPr>
+          <w:lang w:eastAsia="fi-FI"/>
+        </w:rPr>
+        <w:t>startup</w:t>
+      </w:r>
+      <w:proofErr w:type="spellEnd"/>
+      <w:r>
+        <w:rPr>
+          <w:lang w:eastAsia="fi-FI"/>
+        </w:rPr>
+        <w:t xml:space="preserve"> </w:t>
+      </w:r>
+      <w:proofErr w:type="spellStart"/>
+      <w:r>
+        <w:rPr>
+          <w:lang w:eastAsia="fi-FI"/>
+        </w:rPr>
+        <w:t>with</w:t>
+      </w:r>
+      <w:proofErr w:type="spellEnd"/>
+      <w:r>
+        <w:rPr>
+          <w:lang w:eastAsia="fi-FI"/>
+        </w:rPr>
+        <w:t xml:space="preserve"> </w:t>
+      </w:r>
+      <w:proofErr w:type="spellStart"/>
+      <w:r>
+        <w:rPr>
+          <w:lang w:eastAsia="fi-FI"/>
+        </w:rPr>
+        <w:t>any</w:t>
+      </w:r>
+      <w:proofErr w:type="spellEnd"/>
+      <w:r>
+        <w:rPr>
+          <w:lang w:eastAsia="fi-FI"/>
+        </w:rPr>
+        <w:t xml:space="preserve"> </w:t>
+      </w:r>
+      <w:proofErr w:type="spellStart"/>
+      <w:r>
+        <w:rPr>
+          <w:lang w:eastAsia="fi-FI"/>
+        </w:rPr>
+        <w:t>previously</w:t>
+      </w:r>
+      <w:proofErr w:type="spellEnd"/>
+      <w:r>
+        <w:rPr>
+          <w:lang w:eastAsia="fi-FI"/>
+        </w:rPr>
+        <w:t xml:space="preserve"> saved </w:t>
+      </w:r>
+      <w:proofErr w:type="spellStart"/>
+      <w:r>
+        <w:rPr>
+          <w:lang w:eastAsia="fi-FI"/>
+        </w:rPr>
+        <w:t>DataStore</w:t>
+      </w:r>
+      <w:proofErr w:type="spellEnd"/>
+      <w:r>
+        <w:rPr>
+          <w:lang w:eastAsia="fi-FI"/>
+        </w:rPr>
+        <w:t xml:space="preserve"> </w:t>
+      </w:r>
+      <w:proofErr w:type="spellStart"/>
+      <w:r>
+        <w:rPr>
+          <w:lang w:eastAsia="fi-FI"/>
+        </w:rPr>
+        <w:t>text</w:t>
+      </w:r>
+      <w:proofErr w:type="spellEnd"/>
+      <w:r>
+        <w:rPr>
+          <w:lang w:eastAsia="fi-FI"/>
+        </w:rPr>
+        <w:t xml:space="preserve"> </w:t>
+      </w:r>
+      <w:proofErr w:type="spellStart"/>
+      <w:r>
+        <w:rPr>
+          <w:lang w:eastAsia="fi-FI"/>
+        </w:rPr>
+        <w:t>value</w:t>
+      </w:r>
+      <w:proofErr w:type="spellEnd"/>
+      <w:r>
+        <w:rPr>
+          <w:lang w:eastAsia="fi-FI"/>
+        </w:rPr>
+        <w:t>.</w:t>
+      </w:r>
+    </w:p>
+    <w:p>
+      <w:pPr>
+        <w:pStyle w:val="ListParagraph"/>
+        <w:numPr>
+          <w:ilvl w:val="0"/>
+          <w:numId w:val="9"/>
+        </w:numPr>
+        <w:rPr>
+          <w:lang w:eastAsia="fi-FI"/>
+        </w:rPr>
+      </w:pPr>
+      <w:r>
+        <w:rPr>
+          <w:lang w:eastAsia="fi-FI"/>
+        </w:rPr>
+        <w:t>"</w:t>
+      </w:r>
+      <w:proofErr w:type="spellStart"/>
+      <w:r>
+        <w:rPr>
+          <w:lang w:eastAsia="fi-FI"/>
+        </w:rPr>
+        <w:t>Save</w:t>
+      </w:r>
+      <w:proofErr w:type="spellEnd"/>
+      <w:r>
+        <w:rPr>
+          <w:lang w:eastAsia="fi-FI"/>
+        </w:rPr>
+        <w:t xml:space="preserve">" </w:t>
+      </w:r>
+      <w:proofErr w:type="spellStart"/>
+      <w:r>
+        <w:rPr>
+          <w:lang w:eastAsia="fi-FI"/>
+        </w:rPr>
+        <w:t>Button</w:t>
+      </w:r>
+      <w:proofErr w:type="spellEnd"/>
+      <w:r>
+        <w:rPr>
+          <w:lang w:eastAsia="fi-FI"/>
+        </w:rPr>
+        <w:t xml:space="preserve">: </w:t>
+      </w:r>
+      <w:proofErr w:type="spellStart"/>
+      <w:r>
+        <w:rPr>
+          <w:lang w:eastAsia="fi-FI"/>
+        </w:rPr>
+        <w:t>Writes</w:t>
+      </w:r>
+      <w:proofErr w:type="spellEnd"/>
+      <w:r>
+        <w:rPr>
+          <w:lang w:eastAsia="fi-FI"/>
+        </w:rPr>
+        <w:t xml:space="preserve"> </w:t>
+      </w:r>
+      <w:proofErr w:type="spellStart"/>
+      <w:r>
+        <w:rPr>
+          <w:lang w:eastAsia="fi-FI"/>
+        </w:rPr>
+        <w:t>the</w:t>
+      </w:r>
+      <w:proofErr w:type="spellEnd"/>
+      <w:r>
+        <w:rPr>
+          <w:lang w:eastAsia="fi-FI"/>
+        </w:rPr>
+        <w:t xml:space="preserve"> </w:t>
+      </w:r>
+      <w:proofErr w:type="spellStart"/>
+      <w:r>
+        <w:rPr>
+          <w:lang w:eastAsia="fi-FI"/>
+        </w:rPr>
+        <w:t>current</w:t>
+      </w:r>
+      <w:proofErr w:type="spellEnd"/>
+      <w:r>
+        <w:rPr>
+          <w:lang w:eastAsia="fi-FI"/>
+        </w:rPr>
+        <w:t xml:space="preserve"> </w:t>
+      </w:r>
+      <w:proofErr w:type="spellStart"/>
+      <w:r>
+        <w:rPr>
+          <w:lang w:eastAsia="fi-FI"/>
+        </w:rPr>
+        <w:t>text</w:t>
+      </w:r>
+      <w:proofErr w:type="spellEnd"/>
+      <w:r>
+        <w:rPr>
+          <w:lang w:eastAsia="fi-FI"/>
+        </w:rPr>
+        <w:t xml:space="preserve"> </w:t>
+      </w:r>
+      <w:proofErr w:type="spellStart"/>
+      <w:r>
+        <w:rPr>
+          <w:lang w:eastAsia="fi-FI"/>
+        </w:rPr>
+        <w:t>field</w:t>
+      </w:r>
+      <w:proofErr w:type="spellEnd"/>
+      <w:r>
+        <w:rPr>
+          <w:lang w:eastAsia="fi-FI"/>
+        </w:rPr>
+        <w:t xml:space="preserve"> </w:t>
+      </w:r>
+      <w:proofErr w:type="spellStart"/>
+      <w:r>
+        <w:rPr>
+          <w:lang w:eastAsia="fi-FI"/>
+        </w:rPr>
+        <w:t>value</w:t>
+      </w:r>
+      <w:proofErr w:type="spellEnd"/>
+      <w:r>
+        <w:rPr>
+          <w:lang w:eastAsia="fi-FI"/>
+        </w:rPr>
+        <w:t xml:space="preserve"> to </w:t>
+      </w:r>
+      <w:proofErr w:type="spellStart"/>
+      <w:r>
+        <w:rPr>
+          <w:lang w:eastAsia="fi-FI"/>
+        </w:rPr>
+        <w:t>DataStore</w:t>
+      </w:r>
+      <w:proofErr w:type="spellEnd"/>
+      <w:r>
+        <w:rPr>
+          <w:lang w:eastAsia="fi-FI"/>
+        </w:rPr>
+        <w:t xml:space="preserve"> </w:t>
+      </w:r>
+      <w:proofErr w:type="spellStart"/>
+      <w:r>
+        <w:rPr>
+          <w:lang w:eastAsia="fi-FI"/>
+        </w:rPr>
+        <w:t>using</w:t>
+      </w:r>
+      <w:proofErr w:type="spellEnd"/>
+      <w:r>
+        <w:rPr>
+          <w:lang w:eastAsia="fi-FI"/>
+        </w:rPr>
+        <w:t xml:space="preserve"> </w:t>
+      </w:r>
+      <w:proofErr w:type="spellStart"/>
+      <w:r>
+        <w:rPr>
+          <w:lang w:eastAsia="fi-FI"/>
+        </w:rPr>
+        <w:t>Kotlin</w:t>
+      </w:r>
+      <w:proofErr w:type="spellEnd"/>
+      <w:r>
+        <w:rPr>
+          <w:lang w:eastAsia="fi-FI"/>
+        </w:rPr>
+        <w:t xml:space="preserve"> </w:t>
+      </w:r>
+      <w:proofErr w:type="spellStart"/>
+      <w:r>
+        <w:rPr>
+          <w:lang w:eastAsia="fi-FI"/>
+        </w:rPr>
+        <w:t>coroutines</w:t>
+      </w:r>
+      <w:proofErr w:type="spellEnd"/>
+      <w:r>
+        <w:rPr>
+          <w:lang w:eastAsia="fi-FI"/>
+        </w:rPr>
+        <w:t>.</w:t>
+      </w:r>
+    </w:p>
+    <w:p>
+      <w:pPr>
+        <w:pStyle w:val="ListParagraph"/>
+        <w:numPr>
+          <w:ilvl w:val="0"/>
+          <w:numId w:val="9"/>
+        </w:numPr>
+        <w:rPr>
+          <w:lang w:eastAsia="fi-FI"/>
+        </w:rPr>
+      </w:pPr>
+      <w:r>
+        <w:rPr>
+          <w:lang w:eastAsia="fi-FI"/>
+        </w:rPr>
+        <w:t>"</w:t>
+      </w:r>
+      <w:proofErr w:type="spellStart"/>
+      <w:r>
+        <w:rPr>
+          <w:lang w:eastAsia="fi-FI"/>
+        </w:rPr>
+        <w:t>Go</w:t>
+      </w:r>
+      <w:proofErr w:type="spellEnd"/>
+      <w:r>
+        <w:rPr>
+          <w:lang w:eastAsia="fi-FI"/>
+        </w:rPr>
+        <w:t xml:space="preserve"> to 2-nd" </w:t>
+      </w:r>
+      <w:proofErr w:type="spellStart"/>
+      <w:r>
+        <w:rPr>
+          <w:lang w:eastAsia="fi-FI"/>
+        </w:rPr>
+        <w:t>Button</w:t>
+      </w:r>
+      <w:proofErr w:type="spellEnd"/>
+      <w:r>
+        <w:rPr>
+          <w:lang w:eastAsia="fi-FI"/>
+        </w:rPr>
+        <w:t xml:space="preserve">: </w:t>
+      </w:r>
+      <w:proofErr w:type="spellStart"/>
+      <w:r>
+        <w:rPr>
+          <w:lang w:eastAsia="fi-FI"/>
+        </w:rPr>
+        <w:t>Launches</w:t>
+      </w:r>
+      <w:proofErr w:type="spellEnd"/>
+      <w:r>
+        <w:rPr>
+          <w:lang w:eastAsia="fi-FI"/>
+        </w:rPr>
+        <w:t xml:space="preserve"> </w:t>
+      </w:r>
+      <w:proofErr w:type="spellStart"/>
+      <w:r>
+        <w:rPr>
+          <w:lang w:eastAsia="fi-FI"/>
+        </w:rPr>
+        <w:t>SecondActivity</w:t>
+      </w:r>
+      <w:proofErr w:type="spellEnd"/>
+      <w:r>
+        <w:rPr>
+          <w:lang w:eastAsia="fi-FI"/>
+        </w:rPr>
+        <w:t xml:space="preserve"> </w:t>
+      </w:r>
+      <w:proofErr w:type="spellStart"/>
+      <w:r>
+        <w:rPr>
+          <w:lang w:eastAsia="fi-FI"/>
+        </w:rPr>
+        <w:t>using</w:t>
+      </w:r>
+      <w:proofErr w:type="spellEnd"/>
+      <w:r>
+        <w:rPr>
+          <w:lang w:eastAsia="fi-FI"/>
+        </w:rPr>
+        <w:t xml:space="preserve"> </w:t>
+      </w:r>
+      <w:proofErr w:type="spellStart"/>
+      <w:r>
+        <w:rPr>
+          <w:lang w:eastAsia="fi-FI"/>
+        </w:rPr>
+        <w:t>an</w:t>
+      </w:r>
+      <w:proofErr w:type="spellEnd"/>
+      <w:r>
+        <w:rPr>
+          <w:lang w:eastAsia="fi-FI"/>
+        </w:rPr>
+        <w:t xml:space="preserve"> </w:t>
+      </w:r>
+      <w:proofErr w:type="spellStart"/>
+      <w:r>
+        <w:rPr>
+          <w:lang w:eastAsia="fi-FI"/>
+        </w:rPr>
+        <w:t>Intent</w:t>
+      </w:r>
+      <w:proofErr w:type="spellEnd"/>
+      <w:r>
+        <w:rPr>
+          <w:lang w:eastAsia="fi-FI"/>
+        </w:rPr>
+        <w:t>.</w:t>
+      </w:r>
+    </w:p>
+    <w:p>
+      <w:pPr>
+        <w:pStyle w:val="ListParagraph"/>
+        <w:numPr>
+          <w:ilvl w:val="0"/>
+          <w:numId w:val="9"/>
+        </w:numPr>
+        <w:rPr>
+          <w:lang w:eastAsia="fi-FI"/>
+        </w:rPr>
+      </w:pPr>
+      <w:proofErr w:type="spellStart"/>
+      <w:r>
+        <w:rPr>
+          <w:lang w:eastAsia="fi-FI"/>
+        </w:rPr>
+        <w:t>Theme</w:t>
+      </w:r>
+      <w:proofErr w:type="spellEnd"/>
+      <w:r>
+        <w:rPr>
+          <w:lang w:eastAsia="fi-FI"/>
+        </w:rPr>
+        <w:t xml:space="preserve"> </w:t>
+      </w:r>
+      <w:proofErr w:type="spellStart"/>
+      <w:r>
+        <w:rPr>
+          <w:lang w:eastAsia="fi-FI"/>
+        </w:rPr>
+        <w:t>Dropdown</w:t>
+      </w:r>
+      <w:proofErr w:type="spellEnd"/>
+      <w:r>
+        <w:rPr>
+          <w:lang w:eastAsia="fi-FI"/>
+        </w:rPr>
+        <w:t xml:space="preserve"> </w:t>
+      </w:r>
+      <w:proofErr w:type="spellStart"/>
+      <w:r>
+        <w:rPr>
+          <w:lang w:eastAsia="fi-FI"/>
+        </w:rPr>
+        <w:t>with</w:t>
+      </w:r>
+      <w:proofErr w:type="spellEnd"/>
+      <w:r>
+        <w:rPr>
+          <w:lang w:eastAsia="fi-FI"/>
+        </w:rPr>
+        <w:t xml:space="preserve"> </w:t>
+      </w:r>
+      <w:r>
+        <w:rPr>
+          <w:lang w:eastAsia="fi-FI"/>
+        </w:rPr>
+        <w:t>"</w:t>
+      </w:r>
+      <w:proofErr w:type="spellStart"/>
+      <w:r>
+        <w:rPr>
+          <w:lang w:eastAsia="fi-FI"/>
+        </w:rPr>
+        <w:t>Default</w:t>
+      </w:r>
+      <w:proofErr w:type="spellEnd"/>
+      <w:r>
+        <w:rPr>
+          <w:lang w:eastAsia="fi-FI"/>
+        </w:rPr>
+        <w:t xml:space="preserve">", "Dark", </w:t>
+      </w:r>
+      <w:proofErr w:type="spellStart"/>
+      <w:r>
+        <w:rPr>
+          <w:lang w:eastAsia="fi-FI"/>
+        </w:rPr>
+        <w:t>and</w:t>
+      </w:r>
+      <w:proofErr w:type="spellEnd"/>
+      <w:r>
+        <w:rPr>
+          <w:lang w:eastAsia="fi-FI"/>
+        </w:rPr>
+        <w:t xml:space="preserve"> "</w:t>
+      </w:r>
+      <w:proofErr w:type="spellStart"/>
+      <w:r>
+        <w:rPr>
+          <w:lang w:eastAsia="fi-FI"/>
+        </w:rPr>
+        <w:t>Light</w:t>
+      </w:r>
+      <w:proofErr w:type="spellEnd"/>
+      <w:r>
+        <w:rPr>
+          <w:lang w:eastAsia="fi-FI"/>
+        </w:rPr>
+        <w:t>"</w:t>
+      </w:r>
+      <w:r>
+        <w:rPr>
+          <w:lang w:eastAsia="fi-FI"/>
+        </w:rPr>
+        <w:t xml:space="preserve"> </w:t>
+      </w:r>
+      <w:proofErr w:type="spellStart"/>
+      <w:r>
+        <w:rPr>
+          <w:lang w:eastAsia="fi-FI"/>
+        </w:rPr>
+        <w:t>themes</w:t>
+      </w:r>
+      <w:proofErr w:type="spellEnd"/>
+      <w:r>
+        <w:rPr>
+          <w:lang w:eastAsia="fi-FI"/>
+        </w:rPr>
+        <w:t xml:space="preserve">. </w:t>
+      </w:r>
+      <w:r>
+        <w:rPr>
+          <w:lang w:eastAsia="fi-FI"/>
+        </w:rPr>
+        <w:br/>
+      </w:r>
+      <w:proofErr w:type="spellStart"/>
+      <w:r>
+        <w:rPr>
+          <w:lang w:eastAsia="fi-FI"/>
+        </w:rPr>
+        <w:t>Dynamically</w:t>
+      </w:r>
+      <w:proofErr w:type="spellEnd"/>
+      <w:r>
+        <w:rPr>
+          <w:lang w:eastAsia="fi-FI"/>
+        </w:rPr>
+        <w:t xml:space="preserve"> </w:t>
+      </w:r>
+      <w:proofErr w:type="spellStart"/>
+      <w:r>
+        <w:rPr>
+          <w:lang w:eastAsia="fi-FI"/>
+        </w:rPr>
+        <w:t>updates</w:t>
+      </w:r>
+      <w:proofErr w:type="spellEnd"/>
+      <w:r>
+        <w:rPr>
+          <w:lang w:eastAsia="fi-FI"/>
+        </w:rPr>
+        <w:t xml:space="preserve"> </w:t>
+      </w:r>
+      <w:proofErr w:type="spellStart"/>
+      <w:r>
+        <w:rPr>
+          <w:lang w:eastAsia="fi-FI"/>
+        </w:rPr>
+        <w:t>MaterialTheme</w:t>
+      </w:r>
+      <w:proofErr w:type="spellEnd"/>
+      <w:r>
+        <w:rPr>
+          <w:lang w:eastAsia="fi-FI"/>
+        </w:rPr>
+        <w:t xml:space="preserve"> </w:t>
+      </w:r>
+      <w:proofErr w:type="spellStart"/>
+      <w:r>
+        <w:rPr>
+          <w:lang w:eastAsia="fi-FI"/>
+        </w:rPr>
+        <w:t>and</w:t>
+      </w:r>
+      <w:proofErr w:type="spellEnd"/>
+      <w:r>
+        <w:rPr>
+          <w:lang w:eastAsia="fi-FI"/>
+        </w:rPr>
+        <w:t xml:space="preserve"> </w:t>
+      </w:r>
+      <w:proofErr w:type="spellStart"/>
+      <w:r>
+        <w:rPr>
+          <w:i/>
+          <w:iCs/>
+          <w:lang w:eastAsia="fi-FI"/>
+        </w:rPr>
+        <w:t>AppCompatDelegate.setDefaultNightMode</w:t>
+      </w:r>
+      <w:proofErr w:type="spellEnd"/>
+      <w:r>
+        <w:rPr>
+          <w:i/>
+          <w:iCs/>
+          <w:lang w:eastAsia="fi-FI"/>
+        </w:rPr>
+        <w:t>()</w:t>
+      </w:r>
+      <w:r>
+        <w:rPr>
+          <w:lang w:eastAsia="fi-FI"/>
+        </w:rPr>
+        <w:t xml:space="preserve"> </w:t>
+      </w:r>
+      <w:proofErr w:type="spellStart"/>
+      <w:r>
+        <w:rPr>
+          <w:lang w:eastAsia="fi-FI"/>
+        </w:rPr>
+        <w:t>and</w:t>
+      </w:r>
+      <w:proofErr w:type="spellEnd"/>
+      <w:r>
+        <w:rPr>
+          <w:lang w:eastAsia="fi-FI"/>
+        </w:rPr>
+        <w:t xml:space="preserve"> </w:t>
+      </w:r>
+      <w:proofErr w:type="spellStart"/>
+      <w:r>
+        <w:rPr>
+          <w:lang w:eastAsia="fi-FI"/>
+        </w:rPr>
+        <w:t>persists</w:t>
+      </w:r>
+      <w:proofErr w:type="spellEnd"/>
+      <w:r>
+        <w:rPr>
+          <w:lang w:eastAsia="fi-FI"/>
+        </w:rPr>
+        <w:t xml:space="preserve"> </w:t>
+      </w:r>
+      <w:proofErr w:type="spellStart"/>
+      <w:r>
+        <w:rPr>
+          <w:lang w:eastAsia="fi-FI"/>
+        </w:rPr>
+        <w:t>the</w:t>
+      </w:r>
+      <w:proofErr w:type="spellEnd"/>
+      <w:r>
+        <w:rPr>
+          <w:lang w:eastAsia="fi-FI"/>
+        </w:rPr>
+        <w:t xml:space="preserve"> </w:t>
+      </w:r>
+      <w:proofErr w:type="spellStart"/>
+      <w:r>
+        <w:rPr>
+          <w:lang w:eastAsia="fi-FI"/>
+        </w:rPr>
+        <w:t>setting</w:t>
+      </w:r>
+      <w:proofErr w:type="spellEnd"/>
+      <w:r>
+        <w:rPr>
+          <w:lang w:eastAsia="fi-FI"/>
+        </w:rPr>
+        <w:t xml:space="preserve"> </w:t>
+      </w:r>
+      <w:proofErr w:type="spellStart"/>
+      <w:r>
+        <w:rPr>
+          <w:lang w:eastAsia="fi-FI"/>
+        </w:rPr>
+        <w:t>in</w:t>
+      </w:r>
+      <w:proofErr w:type="spellEnd"/>
+      <w:r>
+        <w:rPr>
+          <w:lang w:eastAsia="fi-FI"/>
+        </w:rPr>
+        <w:t xml:space="preserve"> </w:t>
+      </w:r>
+      <w:proofErr w:type="spellStart"/>
+      <w:r>
+        <w:rPr>
+          <w:lang w:eastAsia="fi-FI"/>
+        </w:rPr>
+        <w:t>DataStore</w:t>
+      </w:r>
+      <w:proofErr w:type="spellEnd"/>
+      <w:r>
+        <w:rPr>
+          <w:lang w:eastAsia="fi-FI"/>
+        </w:rPr>
+        <w:t>.</w:t>
+      </w:r>
+    </w:p>
+    <w:p>
+      <w:pPr>
+        <w:rPr>
+          <w:b/>
+          <w:bCs/>
+          <w:lang w:eastAsia="fi-FI"/>
+        </w:rPr>
+      </w:pPr>
+      <w:proofErr w:type="spellStart"/>
+      <w:r>
+        <w:rPr>
+          <w:b/>
+          <w:bCs/>
+          <w:lang w:eastAsia="fi-FI"/>
+        </w:rPr>
+        <w:t>Second</w:t>
+      </w:r>
+      <w:proofErr w:type="spellEnd"/>
+      <w:r>
+        <w:rPr>
+          <w:b/>
+          <w:bCs/>
+          <w:lang w:eastAsia="fi-FI"/>
+        </w:rPr>
+        <w:t xml:space="preserve"> </w:t>
+      </w:r>
+      <w:proofErr w:type="spellStart"/>
+      <w:r>
+        <w:rPr>
+          <w:b/>
+          <w:bCs/>
+          <w:lang w:eastAsia="fi-FI"/>
+        </w:rPr>
+        <w:t>Activity</w:t>
+      </w:r>
+      <w:proofErr w:type="spellEnd"/>
+      <w:r>
+        <w:rPr>
+          <w:b/>
+          <w:bCs/>
+          <w:lang w:eastAsia="fi-FI"/>
+        </w:rPr>
+        <w:t xml:space="preserve"> ( </w:t>
+      </w:r>
+      <w:proofErr w:type="spellStart"/>
+      <w:r>
+        <w:rPr>
+          <w:b/>
+          <w:bCs/>
+          <w:lang w:eastAsia="fi-FI"/>
+        </w:rPr>
+        <w:t>SecondActivity.kt</w:t>
+      </w:r>
+      <w:proofErr w:type="spellEnd"/>
+      <w:r>
+        <w:rPr>
+          <w:b/>
+          <w:bCs/>
+          <w:lang w:eastAsia="fi-FI"/>
+        </w:rPr>
+        <w:t xml:space="preserve"> </w:t>
+      </w:r>
+      <w:r>
+        <w:rPr>
+          <w:b/>
+          <w:bCs/>
+          <w:lang w:eastAsia="fi-FI"/>
+        </w:rPr>
+        <w:t>):</w:t>
+      </w:r>
+    </w:p>
+    <w:p>
+      <w:pPr>
+        <w:pStyle w:val="ListParagraph"/>
+        <w:numPr>
+          <w:ilvl w:val="0"/>
+          <w:numId w:val="10"/>
+        </w:numPr>
+        <w:rPr>
+          <w:lang w:eastAsia="fi-FI"/>
+        </w:rPr>
+      </w:pPr>
+      <w:proofErr w:type="spellStart"/>
+      <w:r>
+        <w:rPr>
+          <w:lang w:eastAsia="fi-FI"/>
+        </w:rPr>
+        <w:t>Text</w:t>
+      </w:r>
+      <w:proofErr w:type="spellEnd"/>
+      <w:r>
+        <w:rPr>
+          <w:lang w:eastAsia="fi-FI"/>
+        </w:rPr>
+        <w:t xml:space="preserve"> </w:t>
+      </w:r>
+      <w:proofErr w:type="spellStart"/>
+      <w:r>
+        <w:rPr>
+          <w:lang w:eastAsia="fi-FI"/>
+        </w:rPr>
+        <w:t>Field</w:t>
+      </w:r>
+      <w:proofErr w:type="spellEnd"/>
+      <w:r>
+        <w:rPr>
+          <w:lang w:eastAsia="fi-FI"/>
+        </w:rPr>
+        <w:t xml:space="preserve">: </w:t>
+      </w:r>
+      <w:proofErr w:type="spellStart"/>
+      <w:r>
+        <w:rPr>
+          <w:lang w:eastAsia="fi-FI"/>
+        </w:rPr>
+        <w:t>Displays</w:t>
+      </w:r>
+      <w:proofErr w:type="spellEnd"/>
+      <w:r>
+        <w:rPr>
+          <w:lang w:eastAsia="fi-FI"/>
+        </w:rPr>
+        <w:t xml:space="preserve"> </w:t>
+      </w:r>
+      <w:proofErr w:type="spellStart"/>
+      <w:r>
+        <w:rPr>
+          <w:lang w:eastAsia="fi-FI"/>
+        </w:rPr>
+        <w:t>the</w:t>
+      </w:r>
+      <w:proofErr w:type="spellEnd"/>
+      <w:r>
+        <w:rPr>
+          <w:lang w:eastAsia="fi-FI"/>
+        </w:rPr>
+        <w:t xml:space="preserve"> </w:t>
+      </w:r>
+      <w:proofErr w:type="spellStart"/>
+      <w:r>
+        <w:rPr>
+          <w:lang w:eastAsia="fi-FI"/>
+        </w:rPr>
+        <w:t>text</w:t>
+      </w:r>
+      <w:proofErr w:type="spellEnd"/>
+      <w:r>
+        <w:rPr>
+          <w:lang w:eastAsia="fi-FI"/>
+        </w:rPr>
+        <w:t xml:space="preserve"> </w:t>
+      </w:r>
+      <w:proofErr w:type="spellStart"/>
+      <w:r>
+        <w:rPr>
+          <w:lang w:eastAsia="fi-FI"/>
+        </w:rPr>
+        <w:t>retrieved</w:t>
+      </w:r>
+      <w:proofErr w:type="spellEnd"/>
+      <w:r>
+        <w:rPr>
+          <w:lang w:eastAsia="fi-FI"/>
+        </w:rPr>
+        <w:t xml:space="preserve"> </w:t>
+      </w:r>
+      <w:proofErr w:type="spellStart"/>
+      <w:r>
+        <w:rPr>
+          <w:lang w:eastAsia="fi-FI"/>
+        </w:rPr>
+        <w:t>from</w:t>
+      </w:r>
+      <w:proofErr w:type="spellEnd"/>
+      <w:r>
+        <w:rPr>
+          <w:lang w:eastAsia="fi-FI"/>
+        </w:rPr>
+        <w:t xml:space="preserve"> </w:t>
+      </w:r>
+      <w:proofErr w:type="spellStart"/>
+      <w:r>
+        <w:rPr>
+          <w:lang w:eastAsia="fi-FI"/>
+        </w:rPr>
+        <w:t>DataStore</w:t>
+      </w:r>
+      <w:proofErr w:type="spellEnd"/>
+      <w:r>
+        <w:rPr>
+          <w:lang w:eastAsia="fi-FI"/>
+        </w:rPr>
+        <w:t>.</w:t>
+      </w:r>
+    </w:p>
+    <w:p>
+      <w:pPr>
+        <w:pStyle w:val="ListParagraph"/>
+        <w:numPr>
+          <w:ilvl w:val="0"/>
+          <w:numId w:val="10"/>
+        </w:numPr>
+        <w:rPr>
+          <w:lang w:eastAsia="fi-FI"/>
+        </w:rPr>
+      </w:pPr>
+      <w:r>
+        <w:rPr>
+          <w:lang w:eastAsia="fi-FI"/>
+        </w:rPr>
+        <w:t>"</w:t>
+      </w:r>
+      <w:proofErr w:type="spellStart"/>
+      <w:r>
+        <w:rPr>
+          <w:lang w:eastAsia="fi-FI"/>
+        </w:rPr>
+        <w:t>Read</w:t>
+      </w:r>
+      <w:proofErr w:type="spellEnd"/>
+      <w:r>
+        <w:rPr>
+          <w:lang w:eastAsia="fi-FI"/>
+        </w:rPr>
+        <w:t xml:space="preserve"> </w:t>
+      </w:r>
+      <w:proofErr w:type="spellStart"/>
+      <w:r>
+        <w:rPr>
+          <w:lang w:eastAsia="fi-FI"/>
+        </w:rPr>
+        <w:t>storage</w:t>
+      </w:r>
+      <w:proofErr w:type="spellEnd"/>
+      <w:r>
+        <w:rPr>
+          <w:lang w:eastAsia="fi-FI"/>
+        </w:rPr>
+        <w:t xml:space="preserve">" </w:t>
+      </w:r>
+      <w:proofErr w:type="spellStart"/>
+      <w:r>
+        <w:rPr>
+          <w:lang w:eastAsia="fi-FI"/>
+        </w:rPr>
+        <w:t>Button</w:t>
+      </w:r>
+      <w:proofErr w:type="spellEnd"/>
+      <w:r>
+        <w:rPr>
+          <w:lang w:eastAsia="fi-FI"/>
+        </w:rPr>
+        <w:t xml:space="preserve">: </w:t>
+      </w:r>
+      <w:proofErr w:type="spellStart"/>
+      <w:r>
+        <w:rPr>
+          <w:lang w:eastAsia="fi-FI"/>
+        </w:rPr>
+        <w:t>Reads</w:t>
+      </w:r>
+      <w:proofErr w:type="spellEnd"/>
+      <w:r>
+        <w:rPr>
+          <w:lang w:eastAsia="fi-FI"/>
+        </w:rPr>
+        <w:t xml:space="preserve"> saved </w:t>
+      </w:r>
+      <w:proofErr w:type="spellStart"/>
+      <w:r>
+        <w:rPr>
+          <w:lang w:eastAsia="fi-FI"/>
+        </w:rPr>
+        <w:t>text</w:t>
+      </w:r>
+      <w:proofErr w:type="spellEnd"/>
+      <w:r>
+        <w:rPr>
+          <w:lang w:eastAsia="fi-FI"/>
+        </w:rPr>
+        <w:t xml:space="preserve"> </w:t>
+      </w:r>
+      <w:proofErr w:type="spellStart"/>
+      <w:r>
+        <w:rPr>
+          <w:lang w:eastAsia="fi-FI"/>
+        </w:rPr>
+        <w:t>from</w:t>
+      </w:r>
+      <w:proofErr w:type="spellEnd"/>
+      <w:r>
+        <w:rPr>
+          <w:lang w:eastAsia="fi-FI"/>
+        </w:rPr>
+        <w:t xml:space="preserve"> </w:t>
+      </w:r>
+      <w:proofErr w:type="spellStart"/>
+      <w:r>
+        <w:rPr>
+          <w:lang w:eastAsia="fi-FI"/>
+        </w:rPr>
+        <w:t>DataStore</w:t>
+      </w:r>
+      <w:proofErr w:type="spellEnd"/>
+      <w:r>
+        <w:rPr>
+          <w:lang w:eastAsia="fi-FI"/>
+        </w:rPr>
+        <w:t xml:space="preserve">. </w:t>
+      </w:r>
+      <w:proofErr w:type="spellStart"/>
+      <w:r>
+        <w:rPr>
+          <w:lang w:eastAsia="fi-FI"/>
+        </w:rPr>
+        <w:t>Displays</w:t>
+      </w:r>
+      <w:proofErr w:type="spellEnd"/>
+      <w:r>
+        <w:rPr>
+          <w:lang w:eastAsia="fi-FI"/>
+        </w:rPr>
+        <w:t xml:space="preserve"> </w:t>
+      </w:r>
+      <w:proofErr w:type="spellStart"/>
+      <w:r>
+        <w:rPr>
+          <w:lang w:eastAsia="fi-FI"/>
+        </w:rPr>
+        <w:t>the</w:t>
+      </w:r>
+      <w:proofErr w:type="spellEnd"/>
+      <w:r>
+        <w:rPr>
+          <w:lang w:eastAsia="fi-FI"/>
+        </w:rPr>
+        <w:t xml:space="preserve"> </w:t>
+      </w:r>
+      <w:proofErr w:type="spellStart"/>
+      <w:r>
+        <w:rPr>
+          <w:lang w:eastAsia="fi-FI"/>
+        </w:rPr>
+        <w:t>text</w:t>
+      </w:r>
+      <w:proofErr w:type="spellEnd"/>
+      <w:r>
+        <w:rPr>
+          <w:lang w:eastAsia="fi-FI"/>
+        </w:rPr>
+        <w:t xml:space="preserve"> </w:t>
+      </w:r>
+      <w:proofErr w:type="spellStart"/>
+      <w:r>
+        <w:rPr>
+          <w:lang w:eastAsia="fi-FI"/>
+        </w:rPr>
+        <w:t>in</w:t>
+      </w:r>
+      <w:proofErr w:type="spellEnd"/>
+      <w:r>
+        <w:rPr>
+          <w:lang w:eastAsia="fi-FI"/>
+        </w:rPr>
+        <w:t xml:space="preserve"> </w:t>
+      </w:r>
+      <w:proofErr w:type="spellStart"/>
+      <w:r>
+        <w:rPr>
+          <w:lang w:eastAsia="fi-FI"/>
+        </w:rPr>
+        <w:t>the</w:t>
+      </w:r>
+      <w:proofErr w:type="spellEnd"/>
+      <w:r>
+        <w:rPr>
+          <w:lang w:eastAsia="fi-FI"/>
+        </w:rPr>
+        <w:t xml:space="preserve"> </w:t>
+      </w:r>
+      <w:proofErr w:type="spellStart"/>
+      <w:r>
+        <w:rPr>
+          <w:lang w:eastAsia="fi-FI"/>
+        </w:rPr>
+        <w:t>card</w:t>
+      </w:r>
+      <w:proofErr w:type="spellEnd"/>
+      <w:r>
+        <w:rPr>
+          <w:lang w:eastAsia="fi-FI"/>
+        </w:rPr>
+        <w:t xml:space="preserve">, </w:t>
+      </w:r>
+      <w:proofErr w:type="spellStart"/>
+      <w:r>
+        <w:rPr>
+          <w:lang w:eastAsia="fi-FI"/>
+        </w:rPr>
+        <w:t>or</w:t>
+      </w:r>
+      <w:proofErr w:type="spellEnd"/>
+      <w:r>
+        <w:rPr>
+          <w:lang w:eastAsia="fi-FI"/>
+        </w:rPr>
+        <w:t xml:space="preserve"> </w:t>
+      </w:r>
+      <w:proofErr w:type="spellStart"/>
+      <w:r>
+        <w:rPr>
+          <w:lang w:eastAsia="fi-FI"/>
+        </w:rPr>
+        <w:t>shows</w:t>
+      </w:r>
+      <w:proofErr w:type="spellEnd"/>
+      <w:r>
+        <w:rPr>
+          <w:lang w:eastAsia="fi-FI"/>
+        </w:rPr>
+        <w:t xml:space="preserve"> a </w:t>
+      </w:r>
+      <w:proofErr w:type="spellStart"/>
+      <w:r>
+        <w:rPr>
+          <w:lang w:eastAsia="fi-FI"/>
+        </w:rPr>
+        <w:t>Toast</w:t>
+      </w:r>
+      <w:proofErr w:type="spellEnd"/>
+      <w:r>
+        <w:rPr>
+          <w:lang w:eastAsia="fi-FI"/>
+        </w:rPr>
+        <w:t xml:space="preserve"> </w:t>
+      </w:r>
+      <w:proofErr w:type="spellStart"/>
+      <w:r>
+        <w:rPr>
+          <w:lang w:eastAsia="fi-FI"/>
+        </w:rPr>
+        <w:t>with</w:t>
+      </w:r>
+      <w:proofErr w:type="spellEnd"/>
+      <w:r>
+        <w:rPr>
+          <w:lang w:eastAsia="fi-FI"/>
+        </w:rPr>
+        <w:t xml:space="preserve"> "</w:t>
+      </w:r>
+      <w:proofErr w:type="spellStart"/>
+      <w:r>
+        <w:rPr>
+          <w:lang w:eastAsia="fi-FI"/>
+        </w:rPr>
+        <w:t>Nothing</w:t>
+      </w:r>
+      <w:proofErr w:type="spellEnd"/>
+      <w:r>
+        <w:rPr>
+          <w:lang w:eastAsia="fi-FI"/>
+        </w:rPr>
+        <w:t xml:space="preserve"> </w:t>
+      </w:r>
+      <w:proofErr w:type="spellStart"/>
+      <w:r>
+        <w:rPr>
+          <w:lang w:eastAsia="fi-FI"/>
+        </w:rPr>
+        <w:t>found</w:t>
+      </w:r>
+      <w:proofErr w:type="spellEnd"/>
+      <w:r>
+        <w:rPr>
+          <w:lang w:eastAsia="fi-FI"/>
+        </w:rPr>
+        <w:t xml:space="preserve">" </w:t>
+      </w:r>
+      <w:proofErr w:type="spellStart"/>
+      <w:r>
+        <w:rPr>
+          <w:lang w:eastAsia="fi-FI"/>
+        </w:rPr>
+        <w:t>if</w:t>
+      </w:r>
+      <w:proofErr w:type="spellEnd"/>
+      <w:r>
+        <w:rPr>
+          <w:lang w:eastAsia="fi-FI"/>
+        </w:rPr>
+        <w:t xml:space="preserve"> </w:t>
+      </w:r>
+      <w:proofErr w:type="spellStart"/>
+      <w:r>
+        <w:rPr>
+          <w:lang w:eastAsia="fi-FI"/>
+        </w:rPr>
+        <w:t>DataStore</w:t>
+      </w:r>
+      <w:proofErr w:type="spellEnd"/>
+      <w:r>
+        <w:rPr>
+          <w:lang w:eastAsia="fi-FI"/>
+        </w:rPr>
+        <w:t xml:space="preserve"> </w:t>
+      </w:r>
+      <w:proofErr w:type="spellStart"/>
+      <w:r>
+        <w:rPr>
+          <w:lang w:eastAsia="fi-FI"/>
+        </w:rPr>
+        <w:t>is</w:t>
+      </w:r>
+      <w:proofErr w:type="spellEnd"/>
+      <w:r>
+        <w:rPr>
+          <w:lang w:eastAsia="fi-FI"/>
+        </w:rPr>
+        <w:t xml:space="preserve"> </w:t>
+      </w:r>
+      <w:proofErr w:type="spellStart"/>
+      <w:r>
+        <w:rPr>
+          <w:lang w:eastAsia="fi-FI"/>
+        </w:rPr>
+        <w:t>empty</w:t>
+      </w:r>
+      <w:proofErr w:type="spellEnd"/>
+      <w:r>
+        <w:rPr>
+          <w:lang w:eastAsia="fi-FI"/>
+        </w:rPr>
+        <w:t>.</w:t>
+      </w:r>
+    </w:p>
+    <w:p>
+      <w:pPr>
+        <w:pStyle w:val="ListParagraph"/>
+        <w:numPr>
+          <w:ilvl w:val="0"/>
+          <w:numId w:val="10"/>
+        </w:numPr>
+        <w:rPr>
+          <w:lang w:eastAsia="fi-FI"/>
+        </w:rPr>
+      </w:pPr>
+      <w:r>
+        <w:rPr>
+          <w:lang w:eastAsia="fi-FI"/>
+        </w:rPr>
+        <w:t>"</w:t>
+      </w:r>
+      <w:proofErr w:type="spellStart"/>
+      <w:r>
+        <w:rPr>
+          <w:lang w:eastAsia="fi-FI"/>
+        </w:rPr>
+        <w:t>Back</w:t>
+      </w:r>
+      <w:proofErr w:type="spellEnd"/>
+      <w:r>
+        <w:rPr>
+          <w:lang w:eastAsia="fi-FI"/>
+        </w:rPr>
+        <w:t xml:space="preserve">" </w:t>
+      </w:r>
+      <w:proofErr w:type="spellStart"/>
+      <w:r>
+        <w:rPr>
+          <w:lang w:eastAsia="fi-FI"/>
+        </w:rPr>
+        <w:t>Button</w:t>
+      </w:r>
+      <w:proofErr w:type="spellEnd"/>
+      <w:r>
+        <w:rPr>
+          <w:lang w:eastAsia="fi-FI"/>
+        </w:rPr>
+        <w:t xml:space="preserve">: </w:t>
+      </w:r>
+      <w:proofErr w:type="spellStart"/>
+      <w:r>
+        <w:rPr>
+          <w:lang w:eastAsia="fi-FI"/>
+        </w:rPr>
+        <w:t>Returns</w:t>
+      </w:r>
+      <w:proofErr w:type="spellEnd"/>
+      <w:r>
+        <w:rPr>
+          <w:lang w:eastAsia="fi-FI"/>
+        </w:rPr>
+        <w:t xml:space="preserve"> to </w:t>
+      </w:r>
+      <w:proofErr w:type="spellStart"/>
+      <w:r>
+        <w:rPr>
+          <w:lang w:eastAsia="fi-FI"/>
+        </w:rPr>
+        <w:t>MainActivity</w:t>
+      </w:r>
+      <w:proofErr w:type="spellEnd"/>
+      <w:r>
+        <w:rPr>
+          <w:lang w:eastAsia="fi-FI"/>
+        </w:rPr>
+        <w:t xml:space="preserve"> </w:t>
+      </w:r>
+      <w:proofErr w:type="spellStart"/>
+      <w:r>
+        <w:rPr>
+          <w:lang w:eastAsia="fi-FI"/>
+        </w:rPr>
+        <w:t>while</w:t>
+      </w:r>
+      <w:proofErr w:type="spellEnd"/>
+      <w:r>
+        <w:rPr>
+          <w:lang w:eastAsia="fi-FI"/>
+        </w:rPr>
+        <w:t xml:space="preserve"> </w:t>
+      </w:r>
+      <w:proofErr w:type="spellStart"/>
+      <w:r>
+        <w:rPr>
+          <w:lang w:eastAsia="fi-FI"/>
+        </w:rPr>
+        <w:t>clearing</w:t>
+      </w:r>
+      <w:proofErr w:type="spellEnd"/>
+      <w:r>
+        <w:rPr>
+          <w:lang w:eastAsia="fi-FI"/>
+        </w:rPr>
+        <w:t xml:space="preserve"> </w:t>
+      </w:r>
+      <w:proofErr w:type="spellStart"/>
+      <w:r>
+        <w:rPr>
+          <w:lang w:eastAsia="fi-FI"/>
+        </w:rPr>
+        <w:t>the</w:t>
+      </w:r>
+      <w:proofErr w:type="spellEnd"/>
+      <w:r>
+        <w:rPr>
+          <w:lang w:eastAsia="fi-FI"/>
+        </w:rPr>
+        <w:t xml:space="preserve"> </w:t>
+      </w:r>
+      <w:proofErr w:type="spellStart"/>
+      <w:r>
+        <w:rPr>
+          <w:lang w:eastAsia="fi-FI"/>
+        </w:rPr>
+        <w:t>activity</w:t>
+      </w:r>
+      <w:proofErr w:type="spellEnd"/>
+      <w:r>
+        <w:rPr>
+          <w:lang w:eastAsia="fi-FI"/>
+        </w:rPr>
+        <w:t xml:space="preserve"> </w:t>
+      </w:r>
+      <w:proofErr w:type="spellStart"/>
+      <w:r>
+        <w:rPr>
+          <w:lang w:eastAsia="fi-FI"/>
+        </w:rPr>
+        <w:t>stack</w:t>
+      </w:r>
+      <w:proofErr w:type="spellEnd"/>
+      <w:r>
+        <w:rPr>
+          <w:lang w:eastAsia="fi-FI"/>
+        </w:rPr>
+        <w:t xml:space="preserve"> </w:t>
+      </w:r>
+      <w:proofErr w:type="spellStart"/>
+      <w:r>
+        <w:rPr>
+          <w:lang w:eastAsia="fi-FI"/>
+        </w:rPr>
+        <w:t>using</w:t>
+      </w:r>
+      <w:proofErr w:type="spellEnd"/>
+      <w:r>
+        <w:rPr>
+          <w:lang w:eastAsia="fi-FI"/>
+        </w:rPr>
+        <w:t xml:space="preserve"> </w:t>
+      </w:r>
+      <w:proofErr w:type="spellStart"/>
+      <w:r>
+        <w:rPr>
+          <w:lang w:eastAsia="fi-FI"/>
+        </w:rPr>
+        <w:t>Intent.FLAG_ACTIVITY_NEW_TASK</w:t>
+      </w:r>
+      <w:proofErr w:type="spellEnd"/>
+      <w:r>
+        <w:rPr>
+          <w:lang w:eastAsia="fi-FI"/>
+        </w:rPr>
+        <w:t xml:space="preserve"> </w:t>
+      </w:r>
+      <w:proofErr w:type="spellStart"/>
+      <w:r>
+        <w:rPr>
+          <w:lang w:eastAsia="fi-FI"/>
+        </w:rPr>
+        <w:t>and</w:t>
+      </w:r>
+      <w:proofErr w:type="spellEnd"/>
+      <w:r>
+        <w:rPr>
+          <w:lang w:eastAsia="fi-FI"/>
+        </w:rPr>
+        <w:t xml:space="preserve"> </w:t>
+      </w:r>
+      <w:r>
+        <w:rPr>
+          <w:lang w:eastAsia="fi-FI"/>
+        </w:rPr>
+        <w:br/>
+      </w:r>
+      <w:proofErr w:type="spellStart"/>
+      <w:r>
+        <w:rPr>
+          <w:lang w:eastAsia="fi-FI"/>
+        </w:rPr>
+        <w:t>Intent.FLAG_ACTIVITY_CLEAR_TASK</w:t>
+      </w:r>
+      <w:proofErr w:type="spellEnd"/>
+      <w:r>
+        <w:rPr>
+          <w:lang w:eastAsia="fi-FI"/>
+        </w:rPr>
+        <w:t>.</w:t>
+      </w:r>
+    </w:p>
+    <w:p>
+      <w:pPr>
+        <w:rPr>
+          <w:b/>
+          <w:bCs/>
+          <w:lang w:eastAsia="fi-FI"/>
+        </w:rPr>
+      </w:pPr>
+      <w:proofErr w:type="spellStart"/>
+      <w:r>
+        <w:rPr>
+          <w:b/>
+          <w:bCs/>
+          <w:lang w:eastAsia="fi-FI"/>
+        </w:rPr>
+        <w:t>Material</w:t>
+      </w:r>
+      <w:proofErr w:type="spellEnd"/>
+      <w:r>
+        <w:rPr>
+          <w:b/>
+          <w:bCs/>
+          <w:lang w:eastAsia="fi-FI"/>
+        </w:rPr>
+        <w:t xml:space="preserve"> 3 </w:t>
+      </w:r>
+      <w:proofErr w:type="spellStart"/>
+      <w:r>
+        <w:rPr>
+          <w:b/>
+          <w:bCs/>
+          <w:lang w:eastAsia="fi-FI"/>
+        </w:rPr>
+        <w:t>Light</w:t>
+      </w:r>
+      <w:proofErr w:type="spellEnd"/>
+      <w:r>
+        <w:rPr>
+          <w:b/>
+          <w:bCs/>
+          <w:lang w:eastAsia="fi-FI"/>
+        </w:rPr>
+        <w:t xml:space="preserve"> &amp; Dark </w:t>
+      </w:r>
+      <w:proofErr w:type="spellStart"/>
+      <w:r>
+        <w:rPr>
+          <w:b/>
+          <w:bCs/>
+          <w:lang w:eastAsia="fi-FI"/>
+        </w:rPr>
+        <w:t>Theme</w:t>
+      </w:r>
+      <w:proofErr w:type="spellEnd"/>
+      <w:r>
+        <w:rPr>
+          <w:b/>
+          <w:bCs/>
+          <w:lang w:eastAsia="fi-FI"/>
+        </w:rPr>
+        <w:t xml:space="preserve"> ( </w:t>
+      </w:r>
+      <w:proofErr w:type="spellStart"/>
+      <w:r>
+        <w:rPr>
+          <w:b/>
+          <w:bCs/>
+          <w:lang w:eastAsia="fi-FI"/>
+        </w:rPr>
+        <w:t>Theme.kt</w:t>
+      </w:r>
+      <w:proofErr w:type="spellEnd"/>
+      <w:r>
+        <w:rPr>
+          <w:b/>
+          <w:bCs/>
+          <w:lang w:eastAsia="fi-FI"/>
+        </w:rPr>
+        <w:t xml:space="preserve"> </w:t>
+      </w:r>
+      <w:r>
+        <w:rPr>
+          <w:b/>
+          <w:bCs/>
+          <w:lang w:eastAsia="fi-FI"/>
+        </w:rPr>
+        <w:t>):</w:t>
+      </w:r>
+    </w:p>
+    <w:p>
+      <w:pPr>
+        <w:rPr>
+          <w:lang w:eastAsia="fi-FI"/>
+        </w:rPr>
+      </w:pPr>
+      <w:proofErr w:type="spellStart"/>
+      <w:r>
+        <w:rPr>
+          <w:lang w:eastAsia="fi-FI"/>
+        </w:rPr>
+        <w:t>Defined</w:t>
+      </w:r>
+      <w:proofErr w:type="spellEnd"/>
+      <w:r>
+        <w:rPr>
+          <w:lang w:eastAsia="fi-FI"/>
+        </w:rPr>
+        <w:t xml:space="preserve"> </w:t>
+      </w:r>
+      <w:r>
+        <w:rPr>
+          <w:lang w:eastAsia="fi-FI"/>
+        </w:rPr>
+        <w:t>“</w:t>
+      </w:r>
+      <w:proofErr w:type="spellStart"/>
+      <w:r>
+        <w:rPr>
+          <w:lang w:eastAsia="fi-FI"/>
+        </w:rPr>
+        <w:t>Material</w:t>
+      </w:r>
+      <w:proofErr w:type="spellEnd"/>
+      <w:r>
+        <w:rPr>
+          <w:lang w:eastAsia="fi-FI"/>
+        </w:rPr>
+        <w:t xml:space="preserve"> </w:t>
+      </w:r>
+      <w:proofErr w:type="spellStart"/>
+      <w:r>
+        <w:rPr>
+          <w:lang w:eastAsia="fi-FI"/>
+        </w:rPr>
+        <w:t>Design</w:t>
+      </w:r>
+      <w:proofErr w:type="spellEnd"/>
+      <w:r>
+        <w:rPr>
+          <w:lang w:eastAsia="fi-FI"/>
+        </w:rPr>
+        <w:t xml:space="preserve"> 3</w:t>
+      </w:r>
+      <w:r>
+        <w:rPr>
+          <w:lang w:eastAsia="fi-FI"/>
+        </w:rPr>
+        <w:t>”</w:t>
+      </w:r>
+      <w:r>
+        <w:rPr>
+          <w:lang w:eastAsia="fi-FI"/>
+        </w:rPr>
+        <w:t xml:space="preserve"> </w:t>
+      </w:r>
+      <w:proofErr w:type="spellStart"/>
+      <w:r>
+        <w:rPr>
+          <w:lang w:eastAsia="fi-FI"/>
+        </w:rPr>
+        <w:t>color</w:t>
+      </w:r>
+      <w:proofErr w:type="spellEnd"/>
+      <w:r>
+        <w:rPr>
+          <w:lang w:eastAsia="fi-FI"/>
+        </w:rPr>
+        <w:t xml:space="preserve"> </w:t>
+      </w:r>
+      <w:proofErr w:type="spellStart"/>
+      <w:r>
+        <w:rPr>
+          <w:lang w:eastAsia="fi-FI"/>
+        </w:rPr>
+        <w:t>schemes</w:t>
+      </w:r>
+      <w:proofErr w:type="spellEnd"/>
+      <w:r>
+        <w:rPr>
+          <w:lang w:eastAsia="fi-FI"/>
+        </w:rPr>
+        <w:t xml:space="preserve"> </w:t>
+      </w:r>
+      <w:r>
+        <w:rPr>
+          <w:lang w:eastAsia="fi-FI"/>
+        </w:rPr>
+        <w:t xml:space="preserve">- </w:t>
+      </w:r>
+      <w:proofErr w:type="spellStart"/>
+      <w:r>
+        <w:rPr>
+          <w:lang w:eastAsia="fi-FI"/>
+        </w:rPr>
+        <w:t>LightColorScheme</w:t>
+      </w:r>
+      <w:proofErr w:type="spellEnd"/>
+      <w:r>
+        <w:rPr>
+          <w:lang w:eastAsia="fi-FI"/>
+        </w:rPr>
+        <w:t xml:space="preserve"> </w:t>
+      </w:r>
+      <w:r>
+        <w:rPr>
+          <w:lang w:eastAsia="fi-FI"/>
+        </w:rPr>
+        <w:t>&amp;</w:t>
+      </w:r>
+      <w:r>
+        <w:rPr>
+          <w:lang w:eastAsia="fi-FI"/>
+        </w:rPr>
+        <w:t xml:space="preserve"> </w:t>
+      </w:r>
+      <w:proofErr w:type="spellStart"/>
+      <w:r>
+        <w:rPr>
+          <w:lang w:eastAsia="fi-FI"/>
+        </w:rPr>
+        <w:t>DarkColorScheme</w:t>
+      </w:r>
+      <w:proofErr w:type="spellEnd"/>
+    </w:p>
+    <w:p>
+      <w:pPr>
+        <w:pStyle w:val="Heading1"/>
+      </w:pPr>
+      <w:bookmarkStart w:id="3" w:name="_Toc243506080"/>
+      <w:r>
+        <w:t>Hardest Parts to Implement</w:t>
+      </w:r>
+      <w:bookmarkEnd w:id="3"/>
+    </w:p>
+    <w:p>
+      <w:pPr>
+        <w:rPr>
           <w:lang w:val="en-US" w:eastAsia="fi-FI"/>
         </w:rPr>
       </w:pPr>
+    </w:p>
+    <w:p>
+      <w:pPr>
+        <w:rPr>
+          <w:b/>
+          <w:bCs/>
+          <w:lang w:eastAsia="fi-FI"/>
+        </w:rPr>
+      </w:pPr>
+      <w:proofErr w:type="spellStart"/>
+      <w:r>
+        <w:rPr>
+          <w:b/>
+          <w:bCs/>
+          <w:lang w:eastAsia="fi-FI"/>
+        </w:rPr>
+        <w:t>Asynchronous</w:t>
+      </w:r>
+      <w:proofErr w:type="spellEnd"/>
+      <w:r>
+        <w:rPr>
+          <w:b/>
+          <w:bCs/>
+          <w:lang w:eastAsia="fi-FI"/>
+        </w:rPr>
+        <w:t xml:space="preserve"> </w:t>
+      </w:r>
+      <w:proofErr w:type="spellStart"/>
+      <w:r>
+        <w:rPr>
+          <w:b/>
+          <w:bCs/>
+          <w:lang w:eastAsia="fi-FI"/>
+        </w:rPr>
+        <w:t>DataStore</w:t>
+      </w:r>
+      <w:proofErr w:type="spellEnd"/>
+      <w:r>
+        <w:rPr>
+          <w:b/>
+          <w:bCs/>
+          <w:lang w:eastAsia="fi-FI"/>
+        </w:rPr>
+        <w:t xml:space="preserve"> </w:t>
+      </w:r>
+      <w:proofErr w:type="spellStart"/>
+      <w:r>
+        <w:rPr>
+          <w:b/>
+          <w:bCs/>
+          <w:lang w:eastAsia="fi-FI"/>
+        </w:rPr>
+        <w:t>Reading</w:t>
+      </w:r>
+      <w:proofErr w:type="spellEnd"/>
+      <w:r>
+        <w:rPr>
+          <w:b/>
+          <w:bCs/>
+          <w:lang w:eastAsia="fi-FI"/>
+        </w:rPr>
+        <w:t xml:space="preserve"> &amp; </w:t>
+      </w:r>
+      <w:proofErr w:type="spellStart"/>
+      <w:r>
+        <w:rPr>
+          <w:b/>
+          <w:bCs/>
+          <w:lang w:eastAsia="fi-FI"/>
+        </w:rPr>
+        <w:t>Input</w:t>
+      </w:r>
+      <w:proofErr w:type="spellEnd"/>
+      <w:r>
+        <w:rPr>
+          <w:b/>
+          <w:bCs/>
+          <w:lang w:eastAsia="fi-FI"/>
+        </w:rPr>
+        <w:t xml:space="preserve"> </w:t>
+      </w:r>
+      <w:proofErr w:type="spellStart"/>
+      <w:r>
+        <w:rPr>
+          <w:b/>
+          <w:bCs/>
+          <w:lang w:eastAsia="fi-FI"/>
+        </w:rPr>
+        <w:t>State</w:t>
+      </w:r>
+      <w:proofErr w:type="spellEnd"/>
+      <w:r>
+        <w:rPr>
+          <w:b/>
+          <w:bCs/>
+          <w:lang w:eastAsia="fi-FI"/>
+        </w:rPr>
+        <w:t xml:space="preserve"> </w:t>
+      </w:r>
+      <w:proofErr w:type="spellStart"/>
+      <w:r>
+        <w:rPr>
+          <w:b/>
+          <w:bCs/>
+          <w:lang w:eastAsia="fi-FI"/>
+        </w:rPr>
+        <w:t>Initialization</w:t>
+      </w:r>
+      <w:proofErr w:type="spellEnd"/>
+    </w:p>
+    <w:p>
+      <w:pPr>
+        <w:rPr>
+          <w:lang w:eastAsia="fi-FI"/>
+        </w:rPr>
+      </w:pPr>
+      <w:proofErr w:type="spellStart"/>
+      <w:r>
+        <w:rPr>
+          <w:lang w:eastAsia="fi-FI"/>
+        </w:rPr>
+        <w:t>DataStore</w:t>
+      </w:r>
+      <w:proofErr w:type="spellEnd"/>
+      <w:r>
+        <w:rPr>
+          <w:lang w:eastAsia="fi-FI"/>
+        </w:rPr>
+        <w:t xml:space="preserve"> </w:t>
+      </w:r>
+      <w:proofErr w:type="spellStart"/>
+      <w:r>
+        <w:rPr>
+          <w:lang w:eastAsia="fi-FI"/>
+        </w:rPr>
+        <w:t>operations</w:t>
+      </w:r>
+      <w:proofErr w:type="spellEnd"/>
+      <w:r>
+        <w:rPr>
+          <w:lang w:eastAsia="fi-FI"/>
+        </w:rPr>
+        <w:t xml:space="preserve"> </w:t>
+      </w:r>
+      <w:proofErr w:type="spellStart"/>
+      <w:r>
+        <w:rPr>
+          <w:lang w:eastAsia="fi-FI"/>
+        </w:rPr>
+        <w:t>are</w:t>
+      </w:r>
+      <w:proofErr w:type="spellEnd"/>
+      <w:r>
+        <w:rPr>
+          <w:lang w:eastAsia="fi-FI"/>
+        </w:rPr>
+        <w:t xml:space="preserve"> </w:t>
+      </w:r>
+      <w:proofErr w:type="spellStart"/>
+      <w:r>
+        <w:rPr>
+          <w:lang w:eastAsia="fi-FI"/>
+        </w:rPr>
+        <w:t>entirely</w:t>
+      </w:r>
+      <w:proofErr w:type="spellEnd"/>
+      <w:r>
+        <w:rPr>
+          <w:lang w:eastAsia="fi-FI"/>
+        </w:rPr>
+        <w:t xml:space="preserve"> </w:t>
+      </w:r>
+      <w:proofErr w:type="spellStart"/>
+      <w:r>
+        <w:rPr>
+          <w:lang w:eastAsia="fi-FI"/>
+        </w:rPr>
+        <w:t>asynchronous</w:t>
+      </w:r>
+      <w:proofErr w:type="spellEnd"/>
+      <w:r>
+        <w:rPr>
+          <w:lang w:eastAsia="fi-FI"/>
+        </w:rPr>
+        <w:t xml:space="preserve"> (</w:t>
+      </w:r>
+      <w:proofErr w:type="spellStart"/>
+      <w:r>
+        <w:rPr>
+          <w:lang w:eastAsia="fi-FI"/>
+        </w:rPr>
+        <w:t>Flow</w:t>
+      </w:r>
+      <w:proofErr w:type="spellEnd"/>
+      <w:r>
+        <w:rPr>
+          <w:lang w:eastAsia="fi-FI"/>
+        </w:rPr>
+        <w:t xml:space="preserve">). </w:t>
+      </w:r>
+      <w:proofErr w:type="spellStart"/>
+      <w:r>
+        <w:rPr>
+          <w:lang w:eastAsia="fi-FI"/>
+        </w:rPr>
+        <w:t>When</w:t>
+      </w:r>
+      <w:proofErr w:type="spellEnd"/>
+      <w:r>
+        <w:rPr>
+          <w:lang w:eastAsia="fi-FI"/>
+        </w:rPr>
+        <w:t xml:space="preserve"> </w:t>
+      </w:r>
+      <w:proofErr w:type="spellStart"/>
+      <w:r>
+        <w:rPr>
+          <w:lang w:eastAsia="fi-FI"/>
+        </w:rPr>
+        <w:t>MainActivity</w:t>
+      </w:r>
+      <w:proofErr w:type="spellEnd"/>
+      <w:r>
+        <w:rPr>
+          <w:lang w:eastAsia="fi-FI"/>
+        </w:rPr>
+        <w:t xml:space="preserve"> </w:t>
+      </w:r>
+      <w:proofErr w:type="spellStart"/>
+      <w:r>
+        <w:rPr>
+          <w:lang w:eastAsia="fi-FI"/>
+        </w:rPr>
+        <w:t>launches</w:t>
+      </w:r>
+      <w:proofErr w:type="spellEnd"/>
+      <w:r>
+        <w:rPr>
+          <w:lang w:eastAsia="fi-FI"/>
+        </w:rPr>
+        <w:t xml:space="preserve">, </w:t>
+      </w:r>
+      <w:proofErr w:type="spellStart"/>
+      <w:r>
+        <w:rPr>
+          <w:lang w:eastAsia="fi-FI"/>
+        </w:rPr>
+        <w:t>the</w:t>
+      </w:r>
+      <w:proofErr w:type="spellEnd"/>
+      <w:r>
+        <w:rPr>
+          <w:lang w:eastAsia="fi-FI"/>
+        </w:rPr>
+        <w:t xml:space="preserve"> </w:t>
+      </w:r>
+      <w:proofErr w:type="spellStart"/>
+      <w:r>
+        <w:rPr>
+          <w:lang w:eastAsia="fi-FI"/>
+        </w:rPr>
+        <w:t>text</w:t>
+      </w:r>
+      <w:proofErr w:type="spellEnd"/>
+      <w:r>
+        <w:rPr>
+          <w:lang w:eastAsia="fi-FI"/>
+        </w:rPr>
+        <w:t xml:space="preserve"> </w:t>
+      </w:r>
+      <w:proofErr w:type="spellStart"/>
+      <w:r>
+        <w:rPr>
+          <w:lang w:eastAsia="fi-FI"/>
+        </w:rPr>
+        <w:t>input</w:t>
+      </w:r>
+      <w:proofErr w:type="spellEnd"/>
+      <w:r>
+        <w:rPr>
+          <w:lang w:eastAsia="fi-FI"/>
+        </w:rPr>
+        <w:t xml:space="preserve"> </w:t>
+      </w:r>
+      <w:proofErr w:type="spellStart"/>
+      <w:r>
+        <w:rPr>
+          <w:lang w:eastAsia="fi-FI"/>
+        </w:rPr>
+        <w:t>field</w:t>
+      </w:r>
+      <w:proofErr w:type="spellEnd"/>
+      <w:r>
+        <w:rPr>
+          <w:lang w:eastAsia="fi-FI"/>
+        </w:rPr>
+        <w:t xml:space="preserve"> </w:t>
+      </w:r>
+      <w:proofErr w:type="spellStart"/>
+      <w:r>
+        <w:rPr>
+          <w:lang w:eastAsia="fi-FI"/>
+        </w:rPr>
+        <w:t>state</w:t>
+      </w:r>
+      <w:proofErr w:type="spellEnd"/>
+      <w:r>
+        <w:rPr>
+          <w:lang w:eastAsia="fi-FI"/>
+        </w:rPr>
+        <w:t xml:space="preserve"> </w:t>
+      </w:r>
+      <w:proofErr w:type="spellStart"/>
+      <w:r>
+        <w:rPr>
+          <w:lang w:eastAsia="fi-FI"/>
+        </w:rPr>
+        <w:t>must</w:t>
+      </w:r>
+      <w:proofErr w:type="spellEnd"/>
+      <w:r>
+        <w:rPr>
+          <w:lang w:eastAsia="fi-FI"/>
+        </w:rPr>
+        <w:t xml:space="preserve"> </w:t>
+      </w:r>
+      <w:proofErr w:type="spellStart"/>
+      <w:r>
+        <w:rPr>
+          <w:lang w:eastAsia="fi-FI"/>
+        </w:rPr>
+        <w:t>be</w:t>
+      </w:r>
+      <w:proofErr w:type="spellEnd"/>
+      <w:r>
+        <w:rPr>
+          <w:lang w:eastAsia="fi-FI"/>
+        </w:rPr>
+        <w:t xml:space="preserve"> </w:t>
+      </w:r>
+      <w:proofErr w:type="spellStart"/>
+      <w:r>
+        <w:rPr>
+          <w:lang w:eastAsia="fi-FI"/>
+        </w:rPr>
+        <w:t>initialized</w:t>
+      </w:r>
+      <w:proofErr w:type="spellEnd"/>
+      <w:r>
+        <w:rPr>
+          <w:lang w:eastAsia="fi-FI"/>
+        </w:rPr>
+        <w:t xml:space="preserve"> </w:t>
+      </w:r>
+      <w:proofErr w:type="spellStart"/>
+      <w:r>
+        <w:rPr>
+          <w:lang w:eastAsia="fi-FI"/>
+        </w:rPr>
+        <w:t>with</w:t>
+      </w:r>
+      <w:proofErr w:type="spellEnd"/>
+      <w:r>
+        <w:rPr>
+          <w:lang w:eastAsia="fi-FI"/>
+        </w:rPr>
+        <w:t xml:space="preserve"> </w:t>
+      </w:r>
+      <w:proofErr w:type="spellStart"/>
+      <w:r>
+        <w:rPr>
+          <w:lang w:eastAsia="fi-FI"/>
+        </w:rPr>
+        <w:t>the</w:t>
+      </w:r>
+      <w:proofErr w:type="spellEnd"/>
+      <w:r>
+        <w:rPr>
+          <w:lang w:eastAsia="fi-FI"/>
+        </w:rPr>
+        <w:t xml:space="preserve"> saved </w:t>
+      </w:r>
+      <w:proofErr w:type="spellStart"/>
+      <w:r>
+        <w:rPr>
+          <w:lang w:eastAsia="fi-FI"/>
+        </w:rPr>
+        <w:t>value</w:t>
+      </w:r>
+      <w:proofErr w:type="spellEnd"/>
+      <w:r>
+        <w:rPr>
+          <w:lang w:eastAsia="fi-FI"/>
+        </w:rPr>
+        <w:t xml:space="preserve"> </w:t>
+      </w:r>
+      <w:proofErr w:type="spellStart"/>
+      <w:r>
+        <w:rPr>
+          <w:lang w:eastAsia="fi-FI"/>
+        </w:rPr>
+        <w:t>without</w:t>
+      </w:r>
+      <w:proofErr w:type="spellEnd"/>
+      <w:r>
+        <w:rPr>
+          <w:lang w:eastAsia="fi-FI"/>
+        </w:rPr>
+        <w:t xml:space="preserve"> </w:t>
+      </w:r>
+      <w:proofErr w:type="spellStart"/>
+      <w:r>
+        <w:rPr>
+          <w:lang w:eastAsia="fi-FI"/>
+        </w:rPr>
+        <w:t>overwriting</w:t>
+      </w:r>
+      <w:proofErr w:type="spellEnd"/>
+      <w:r>
+        <w:rPr>
+          <w:lang w:eastAsia="fi-FI"/>
+        </w:rPr>
+        <w:t xml:space="preserve"> </w:t>
+      </w:r>
+      <w:proofErr w:type="spellStart"/>
+      <w:r>
+        <w:rPr>
+          <w:lang w:eastAsia="fi-FI"/>
+        </w:rPr>
+        <w:t>any</w:t>
+      </w:r>
+      <w:proofErr w:type="spellEnd"/>
+      <w:r>
+        <w:rPr>
+          <w:lang w:eastAsia="fi-FI"/>
+        </w:rPr>
+        <w:t xml:space="preserve"> </w:t>
+      </w:r>
+      <w:proofErr w:type="spellStart"/>
+      <w:r>
+        <w:rPr>
+          <w:lang w:eastAsia="fi-FI"/>
+        </w:rPr>
+        <w:t>user</w:t>
+      </w:r>
+      <w:proofErr w:type="spellEnd"/>
+      <w:r>
+        <w:rPr>
+          <w:lang w:eastAsia="fi-FI"/>
+        </w:rPr>
+        <w:t xml:space="preserve"> </w:t>
+      </w:r>
+      <w:proofErr w:type="spellStart"/>
+      <w:r>
+        <w:rPr>
+          <w:lang w:eastAsia="fi-FI"/>
+        </w:rPr>
+        <w:t>edits</w:t>
+      </w:r>
+      <w:proofErr w:type="spellEnd"/>
+      <w:r>
+        <w:rPr>
+          <w:lang w:eastAsia="fi-FI"/>
+        </w:rPr>
+        <w:t xml:space="preserve"> </w:t>
+      </w:r>
+      <w:proofErr w:type="spellStart"/>
+      <w:r>
+        <w:rPr>
+          <w:lang w:eastAsia="fi-FI"/>
+        </w:rPr>
+        <w:t>if</w:t>
+      </w:r>
+      <w:proofErr w:type="spellEnd"/>
+      <w:r>
+        <w:rPr>
+          <w:lang w:eastAsia="fi-FI"/>
+        </w:rPr>
+        <w:t xml:space="preserve"> </w:t>
+      </w:r>
+      <w:proofErr w:type="spellStart"/>
+      <w:r>
+        <w:rPr>
+          <w:lang w:eastAsia="fi-FI"/>
+        </w:rPr>
+        <w:t>the</w:t>
+      </w:r>
+      <w:proofErr w:type="spellEnd"/>
+      <w:r>
+        <w:rPr>
+          <w:lang w:eastAsia="fi-FI"/>
+        </w:rPr>
+        <w:t xml:space="preserve"> </w:t>
+      </w:r>
+      <w:proofErr w:type="spellStart"/>
+      <w:r>
+        <w:rPr>
+          <w:lang w:eastAsia="fi-FI"/>
+        </w:rPr>
+        <w:t>user</w:t>
+      </w:r>
+      <w:proofErr w:type="spellEnd"/>
+      <w:r>
+        <w:rPr>
+          <w:lang w:eastAsia="fi-FI"/>
+        </w:rPr>
+        <w:t xml:space="preserve"> starts </w:t>
+      </w:r>
+      <w:proofErr w:type="spellStart"/>
+      <w:r>
+        <w:rPr>
+          <w:lang w:eastAsia="fi-FI"/>
+        </w:rPr>
+        <w:t>typing</w:t>
+      </w:r>
+      <w:proofErr w:type="spellEnd"/>
+      <w:r>
+        <w:rPr>
+          <w:lang w:eastAsia="fi-FI"/>
+        </w:rPr>
+        <w:t xml:space="preserve"> </w:t>
+      </w:r>
+      <w:proofErr w:type="spellStart"/>
+      <w:r>
+        <w:rPr>
+          <w:lang w:eastAsia="fi-FI"/>
+        </w:rPr>
+        <w:t>before</w:t>
+      </w:r>
+      <w:proofErr w:type="spellEnd"/>
+      <w:r>
+        <w:rPr>
+          <w:lang w:eastAsia="fi-FI"/>
+        </w:rPr>
+        <w:t xml:space="preserve"> </w:t>
+      </w:r>
+      <w:proofErr w:type="spellStart"/>
+      <w:r>
+        <w:rPr>
+          <w:lang w:eastAsia="fi-FI"/>
+        </w:rPr>
+        <w:t>DataStore</w:t>
+      </w:r>
+      <w:proofErr w:type="spellEnd"/>
+      <w:r>
+        <w:rPr>
+          <w:lang w:eastAsia="fi-FI"/>
+        </w:rPr>
+        <w:t xml:space="preserve"> </w:t>
+      </w:r>
+      <w:proofErr w:type="spellStart"/>
+      <w:r>
+        <w:rPr>
+          <w:lang w:eastAsia="fi-FI"/>
+        </w:rPr>
+        <w:t>emits</w:t>
+      </w:r>
+      <w:proofErr w:type="spellEnd"/>
+      <w:r>
+        <w:rPr>
+          <w:lang w:eastAsia="fi-FI"/>
+        </w:rPr>
+        <w:t xml:space="preserve"> </w:t>
+      </w:r>
+      <w:proofErr w:type="spellStart"/>
+      <w:r>
+        <w:rPr>
+          <w:lang w:eastAsia="fi-FI"/>
+        </w:rPr>
+        <w:t>its</w:t>
+      </w:r>
+      <w:proofErr w:type="spellEnd"/>
+      <w:r>
+        <w:rPr>
+          <w:lang w:eastAsia="fi-FI"/>
+        </w:rPr>
+        <w:t xml:space="preserve"> first </w:t>
+      </w:r>
+      <w:proofErr w:type="spellStart"/>
+      <w:r>
+        <w:rPr>
+          <w:lang w:eastAsia="fi-FI"/>
+        </w:rPr>
+        <w:t>value</w:t>
+      </w:r>
+      <w:proofErr w:type="spellEnd"/>
+      <w:r>
+        <w:rPr>
+          <w:lang w:eastAsia="fi-FI"/>
+        </w:rPr>
+        <w:t>.</w:t>
+      </w:r>
+    </w:p>
+    <w:p>
+      <w:pPr>
+        <w:rPr>
+          <w:lang w:eastAsia="fi-FI"/>
+        </w:rPr>
+      </w:pPr>
+      <w:proofErr w:type="spellStart"/>
+      <w:r>
+        <w:rPr>
+          <w:lang w:eastAsia="fi-FI"/>
+        </w:rPr>
+        <w:t>The</w:t>
+      </w:r>
+      <w:proofErr w:type="spellEnd"/>
+      <w:r>
+        <w:rPr>
+          <w:lang w:eastAsia="fi-FI"/>
+        </w:rPr>
+        <w:t xml:space="preserve"> </w:t>
+      </w:r>
+      <w:proofErr w:type="spellStart"/>
+      <w:r>
+        <w:rPr>
+          <w:lang w:eastAsia="fi-FI"/>
+        </w:rPr>
+        <w:t>Solution</w:t>
+      </w:r>
+      <w:proofErr w:type="spellEnd"/>
+      <w:r>
+        <w:rPr>
+          <w:lang w:eastAsia="fi-FI"/>
+        </w:rPr>
+        <w:t>:</w:t>
+      </w:r>
+    </w:p>
+    <w:p>
+      <w:pPr>
+        <w:pStyle w:val="ListParagraph"/>
+        <w:numPr>
+          <w:ilvl w:val="0"/>
+          <w:numId w:val="12"/>
+        </w:numPr>
+        <w:rPr>
+          <w:lang w:eastAsia="fi-FI"/>
+        </w:rPr>
+      </w:pPr>
+      <w:proofErr w:type="spellStart"/>
+      <w:r>
+        <w:rPr>
+          <w:lang w:eastAsia="fi-FI"/>
+        </w:rPr>
+        <w:t>Combined</w:t>
+      </w:r>
+      <w:proofErr w:type="spellEnd"/>
+      <w:r>
+        <w:rPr>
+          <w:lang w:eastAsia="fi-FI"/>
+        </w:rPr>
+        <w:t xml:space="preserve"> </w:t>
+      </w:r>
+      <w:proofErr w:type="spellStart"/>
+      <w:r>
+        <w:rPr>
+          <w:lang w:eastAsia="fi-FI"/>
+        </w:rPr>
+        <w:t>collectAsState</w:t>
+      </w:r>
+      <w:proofErr w:type="spellEnd"/>
+      <w:r>
+        <w:rPr>
+          <w:lang w:eastAsia="fi-FI"/>
+        </w:rPr>
+        <w:t xml:space="preserve">() </w:t>
+      </w:r>
+      <w:proofErr w:type="spellStart"/>
+      <w:r>
+        <w:rPr>
+          <w:lang w:eastAsia="fi-FI"/>
+        </w:rPr>
+        <w:t>with</w:t>
+      </w:r>
+      <w:proofErr w:type="spellEnd"/>
+      <w:r>
+        <w:rPr>
+          <w:lang w:eastAsia="fi-FI"/>
+        </w:rPr>
+        <w:t xml:space="preserve"> a </w:t>
+      </w:r>
+      <w:proofErr w:type="spellStart"/>
+      <w:r>
+        <w:rPr>
+          <w:lang w:eastAsia="fi-FI"/>
+        </w:rPr>
+        <w:t>boolean</w:t>
+      </w:r>
+      <w:proofErr w:type="spellEnd"/>
+      <w:r>
+        <w:rPr>
+          <w:lang w:eastAsia="fi-FI"/>
+        </w:rPr>
+        <w:t xml:space="preserve"> </w:t>
+      </w:r>
+      <w:proofErr w:type="spellStart"/>
+      <w:r>
+        <w:rPr>
+          <w:lang w:eastAsia="fi-FI"/>
+        </w:rPr>
+        <w:t>flag</w:t>
+      </w:r>
+      <w:proofErr w:type="spellEnd"/>
+      <w:r>
+        <w:rPr>
+          <w:lang w:eastAsia="fi-FI"/>
+        </w:rPr>
+        <w:t xml:space="preserve"> (</w:t>
+      </w:r>
+      <w:proofErr w:type="spellStart"/>
+      <w:r>
+        <w:rPr>
+          <w:lang w:eastAsia="fi-FI"/>
+        </w:rPr>
+        <w:t>isTextLoadedFromDataStore</w:t>
+      </w:r>
+      <w:proofErr w:type="spellEnd"/>
+      <w:r>
+        <w:rPr>
+          <w:lang w:eastAsia="fi-FI"/>
+        </w:rPr>
+        <w:t xml:space="preserve">) </w:t>
+      </w:r>
+      <w:proofErr w:type="spellStart"/>
+      <w:r>
+        <w:rPr>
+          <w:lang w:eastAsia="fi-FI"/>
+        </w:rPr>
+        <w:t>inside</w:t>
+      </w:r>
+      <w:proofErr w:type="spellEnd"/>
+      <w:r>
+        <w:rPr>
+          <w:lang w:eastAsia="fi-FI"/>
+        </w:rPr>
+        <w:t xml:space="preserve"> a </w:t>
+      </w:r>
+      <w:proofErr w:type="spellStart"/>
+      <w:r>
+        <w:rPr>
+          <w:lang w:eastAsia="fi-FI"/>
+        </w:rPr>
+        <w:t>LaunchedEffect</w:t>
+      </w:r>
+      <w:proofErr w:type="spellEnd"/>
+      <w:r>
+        <w:rPr>
+          <w:lang w:eastAsia="fi-FI"/>
+        </w:rPr>
+        <w:t>.</w:t>
+      </w:r>
+    </w:p>
+    <w:p>
+      <w:pPr>
+        <w:pStyle w:val="ListParagraph"/>
+        <w:numPr>
+          <w:ilvl w:val="0"/>
+          <w:numId w:val="12"/>
+        </w:numPr>
+        <w:rPr>
+          <w:lang w:eastAsia="fi-FI"/>
+        </w:rPr>
+      </w:pPr>
+      <w:proofErr w:type="spellStart"/>
+      <w:r>
+        <w:rPr>
+          <w:lang w:eastAsia="fi-FI"/>
+        </w:rPr>
+        <w:t>On</w:t>
+      </w:r>
+      <w:proofErr w:type="spellEnd"/>
+      <w:r>
+        <w:rPr>
+          <w:lang w:eastAsia="fi-FI"/>
+        </w:rPr>
+        <w:t xml:space="preserve"> </w:t>
+      </w:r>
+      <w:proofErr w:type="spellStart"/>
+      <w:r>
+        <w:rPr>
+          <w:lang w:eastAsia="fi-FI"/>
+        </w:rPr>
+        <w:t>launch</w:t>
+      </w:r>
+      <w:proofErr w:type="spellEnd"/>
+      <w:r>
+        <w:rPr>
+          <w:lang w:eastAsia="fi-FI"/>
+        </w:rPr>
+        <w:t xml:space="preserve">, </w:t>
+      </w:r>
+      <w:proofErr w:type="spellStart"/>
+      <w:r>
+        <w:rPr>
+          <w:lang w:eastAsia="fi-FI"/>
+        </w:rPr>
+        <w:t>as</w:t>
+      </w:r>
+      <w:proofErr w:type="spellEnd"/>
+      <w:r>
+        <w:rPr>
+          <w:lang w:eastAsia="fi-FI"/>
+        </w:rPr>
+        <w:t xml:space="preserve"> </w:t>
+      </w:r>
+      <w:proofErr w:type="spellStart"/>
+      <w:r>
+        <w:rPr>
+          <w:lang w:eastAsia="fi-FI"/>
+        </w:rPr>
+        <w:t>soon</w:t>
+      </w:r>
+      <w:proofErr w:type="spellEnd"/>
+      <w:r>
+        <w:rPr>
+          <w:lang w:eastAsia="fi-FI"/>
+        </w:rPr>
+        <w:t xml:space="preserve"> </w:t>
+      </w:r>
+      <w:proofErr w:type="spellStart"/>
+      <w:r>
+        <w:rPr>
+          <w:lang w:eastAsia="fi-FI"/>
+        </w:rPr>
+        <w:t>as</w:t>
+      </w:r>
+      <w:proofErr w:type="spellEnd"/>
+      <w:r>
+        <w:rPr>
+          <w:lang w:eastAsia="fi-FI"/>
+        </w:rPr>
+        <w:t xml:space="preserve"> </w:t>
+      </w:r>
+      <w:proofErr w:type="spellStart"/>
+      <w:r>
+        <w:rPr>
+          <w:lang w:eastAsia="fi-FI"/>
+        </w:rPr>
+        <w:t>the</w:t>
+      </w:r>
+      <w:proofErr w:type="spellEnd"/>
+      <w:r>
+        <w:rPr>
+          <w:lang w:eastAsia="fi-FI"/>
+        </w:rPr>
+        <w:t xml:space="preserve"> first non-</w:t>
+      </w:r>
+      <w:proofErr w:type="spellStart"/>
+      <w:r>
+        <w:rPr>
+          <w:lang w:eastAsia="fi-FI"/>
+        </w:rPr>
+        <w:t>null</w:t>
+      </w:r>
+      <w:proofErr w:type="spellEnd"/>
+      <w:r>
+        <w:rPr>
+          <w:lang w:eastAsia="fi-FI"/>
+        </w:rPr>
+        <w:t xml:space="preserve"> </w:t>
+      </w:r>
+      <w:proofErr w:type="spellStart"/>
+      <w:r>
+        <w:rPr>
+          <w:lang w:eastAsia="fi-FI"/>
+        </w:rPr>
+        <w:t>savedTextState</w:t>
+      </w:r>
+      <w:proofErr w:type="spellEnd"/>
+      <w:r>
+        <w:rPr>
+          <w:lang w:eastAsia="fi-FI"/>
+        </w:rPr>
+        <w:t xml:space="preserve"> </w:t>
+      </w:r>
+      <w:proofErr w:type="spellStart"/>
+      <w:r>
+        <w:rPr>
+          <w:lang w:eastAsia="fi-FI"/>
+        </w:rPr>
+        <w:t>is</w:t>
+      </w:r>
+      <w:proofErr w:type="spellEnd"/>
+      <w:r>
+        <w:rPr>
+          <w:lang w:eastAsia="fi-FI"/>
+        </w:rPr>
+        <w:t xml:space="preserve"> </w:t>
+      </w:r>
+      <w:proofErr w:type="spellStart"/>
+      <w:r>
+        <w:rPr>
+          <w:lang w:eastAsia="fi-FI"/>
+        </w:rPr>
+        <w:t>received</w:t>
+      </w:r>
+      <w:proofErr w:type="spellEnd"/>
+      <w:r>
+        <w:rPr>
+          <w:lang w:eastAsia="fi-FI"/>
+        </w:rPr>
+        <w:t xml:space="preserve"> </w:t>
+      </w:r>
+      <w:proofErr w:type="spellStart"/>
+      <w:r>
+        <w:rPr>
+          <w:lang w:eastAsia="fi-FI"/>
+        </w:rPr>
+        <w:t>from</w:t>
+      </w:r>
+      <w:proofErr w:type="spellEnd"/>
+      <w:r>
+        <w:rPr>
+          <w:lang w:eastAsia="fi-FI"/>
+        </w:rPr>
+        <w:t xml:space="preserve"> </w:t>
+      </w:r>
+      <w:proofErr w:type="spellStart"/>
+      <w:r>
+        <w:rPr>
+          <w:lang w:eastAsia="fi-FI"/>
+        </w:rPr>
+        <w:t>DataStore</w:t>
+      </w:r>
+      <w:proofErr w:type="spellEnd"/>
+      <w:r>
+        <w:rPr>
+          <w:lang w:eastAsia="fi-FI"/>
+        </w:rPr>
+        <w:t xml:space="preserve">, </w:t>
+      </w:r>
+      <w:proofErr w:type="spellStart"/>
+      <w:r>
+        <w:rPr>
+          <w:lang w:eastAsia="fi-FI"/>
+        </w:rPr>
+        <w:t>the</w:t>
+      </w:r>
+      <w:proofErr w:type="spellEnd"/>
+      <w:r>
+        <w:rPr>
+          <w:lang w:eastAsia="fi-FI"/>
+        </w:rPr>
+        <w:t xml:space="preserve"> </w:t>
+      </w:r>
+      <w:proofErr w:type="spellStart"/>
+      <w:r>
+        <w:rPr>
+          <w:lang w:eastAsia="fi-FI"/>
+        </w:rPr>
+        <w:t>text</w:t>
+      </w:r>
+      <w:proofErr w:type="spellEnd"/>
+      <w:r>
+        <w:rPr>
+          <w:lang w:eastAsia="fi-FI"/>
+        </w:rPr>
+        <w:t xml:space="preserve"> </w:t>
+      </w:r>
+      <w:proofErr w:type="spellStart"/>
+      <w:r>
+        <w:rPr>
+          <w:lang w:eastAsia="fi-FI"/>
+        </w:rPr>
+        <w:t>field</w:t>
+      </w:r>
+      <w:proofErr w:type="spellEnd"/>
+      <w:r>
+        <w:rPr>
+          <w:lang w:eastAsia="fi-FI"/>
+        </w:rPr>
+        <w:t xml:space="preserve"> </w:t>
+      </w:r>
+      <w:proofErr w:type="spellStart"/>
+      <w:r>
+        <w:rPr>
+          <w:lang w:eastAsia="fi-FI"/>
+        </w:rPr>
+        <w:t>state</w:t>
+      </w:r>
+      <w:proofErr w:type="spellEnd"/>
+      <w:r>
+        <w:rPr>
+          <w:lang w:eastAsia="fi-FI"/>
+        </w:rPr>
+        <w:t xml:space="preserve"> </w:t>
+      </w:r>
+      <w:proofErr w:type="spellStart"/>
+      <w:r>
+        <w:rPr>
+          <w:lang w:eastAsia="fi-FI"/>
+        </w:rPr>
+        <w:t>is</w:t>
+      </w:r>
+      <w:proofErr w:type="spellEnd"/>
+      <w:r>
+        <w:rPr>
+          <w:lang w:eastAsia="fi-FI"/>
+        </w:rPr>
+        <w:t xml:space="preserve"> </w:t>
+      </w:r>
+      <w:proofErr w:type="spellStart"/>
+      <w:r>
+        <w:rPr>
+          <w:lang w:eastAsia="fi-FI"/>
+        </w:rPr>
+        <w:t>initialized</w:t>
+      </w:r>
+      <w:proofErr w:type="spellEnd"/>
+      <w:r>
+        <w:rPr>
+          <w:lang w:eastAsia="fi-FI"/>
+        </w:rPr>
+        <w:t xml:space="preserve"> </w:t>
+      </w:r>
+      <w:proofErr w:type="spellStart"/>
+      <w:r>
+        <w:rPr>
+          <w:lang w:eastAsia="fi-FI"/>
+        </w:rPr>
+        <w:t>once</w:t>
+      </w:r>
+      <w:proofErr w:type="spellEnd"/>
+      <w:r>
+        <w:rPr>
+          <w:lang w:eastAsia="fi-FI"/>
+        </w:rPr>
+        <w:t xml:space="preserve">, </w:t>
+      </w:r>
+      <w:proofErr w:type="spellStart"/>
+      <w:r>
+        <w:rPr>
+          <w:lang w:eastAsia="fi-FI"/>
+        </w:rPr>
+        <w:t>allowing</w:t>
+      </w:r>
+      <w:proofErr w:type="spellEnd"/>
+      <w:r>
+        <w:rPr>
+          <w:lang w:eastAsia="fi-FI"/>
+        </w:rPr>
+        <w:t xml:space="preserve"> </w:t>
+      </w:r>
+      <w:proofErr w:type="spellStart"/>
+      <w:r>
+        <w:rPr>
+          <w:lang w:eastAsia="fi-FI"/>
+        </w:rPr>
+        <w:t>seamless</w:t>
+      </w:r>
+      <w:proofErr w:type="spellEnd"/>
+      <w:r>
+        <w:rPr>
+          <w:lang w:eastAsia="fi-FI"/>
+        </w:rPr>
+        <w:t xml:space="preserve"> </w:t>
+      </w:r>
+      <w:proofErr w:type="spellStart"/>
+      <w:r>
+        <w:rPr>
+          <w:lang w:eastAsia="fi-FI"/>
+        </w:rPr>
+        <w:t>editing</w:t>
+      </w:r>
+      <w:proofErr w:type="spellEnd"/>
+      <w:r>
+        <w:rPr>
+          <w:lang w:eastAsia="fi-FI"/>
+        </w:rPr>
+        <w:t xml:space="preserve"> </w:t>
+      </w:r>
+      <w:proofErr w:type="spellStart"/>
+      <w:r>
+        <w:rPr>
+          <w:lang w:eastAsia="fi-FI"/>
+        </w:rPr>
+        <w:t>afterwards</w:t>
+      </w:r>
+      <w:proofErr w:type="spellEnd"/>
+      <w:r>
+        <w:rPr>
+          <w:lang w:eastAsia="fi-FI"/>
+        </w:rPr>
+        <w:t>.</w:t>
+      </w:r>
+    </w:p>
+    <w:p>
+      <w:pPr>
+        <w:pStyle w:val="ListParagraph"/>
+        <w:numPr>
+          <w:ilvl w:val="0"/>
+          <w:numId w:val="12"/>
+        </w:numPr>
+        <w:rPr>
+          <w:lang w:eastAsia="fi-FI"/>
+        </w:rPr>
+      </w:pPr>
+      <w:proofErr w:type="spellStart"/>
+      <w:r>
+        <w:rPr>
+          <w:lang w:eastAsia="fi-FI"/>
+        </w:rPr>
+        <w:t>Used</w:t>
+      </w:r>
+      <w:proofErr w:type="spellEnd"/>
+      <w:r>
+        <w:rPr>
+          <w:lang w:eastAsia="fi-FI"/>
+        </w:rPr>
+        <w:t xml:space="preserve"> </w:t>
+      </w:r>
+      <w:proofErr w:type="spellStart"/>
+      <w:r>
+        <w:rPr>
+          <w:lang w:eastAsia="fi-FI"/>
+        </w:rPr>
+        <w:t>dataStoreManager.savedTextFlow.first</w:t>
+      </w:r>
+      <w:proofErr w:type="spellEnd"/>
+      <w:r>
+        <w:rPr>
+          <w:lang w:eastAsia="fi-FI"/>
+        </w:rPr>
+        <w:t xml:space="preserve">() </w:t>
+      </w:r>
+      <w:proofErr w:type="spellStart"/>
+      <w:r>
+        <w:rPr>
+          <w:lang w:eastAsia="fi-FI"/>
+        </w:rPr>
+        <w:t>inside</w:t>
+      </w:r>
+      <w:proofErr w:type="spellEnd"/>
+      <w:r>
+        <w:rPr>
+          <w:lang w:eastAsia="fi-FI"/>
+        </w:rPr>
+        <w:t xml:space="preserve"> a </w:t>
+      </w:r>
+      <w:proofErr w:type="spellStart"/>
+      <w:r>
+        <w:rPr>
+          <w:lang w:eastAsia="fi-FI"/>
+        </w:rPr>
+        <w:t>coroutine</w:t>
+      </w:r>
+      <w:proofErr w:type="spellEnd"/>
+      <w:r>
+        <w:rPr>
+          <w:lang w:eastAsia="fi-FI"/>
+        </w:rPr>
+        <w:t xml:space="preserve"> </w:t>
+      </w:r>
+      <w:proofErr w:type="spellStart"/>
+      <w:r>
+        <w:rPr>
+          <w:lang w:eastAsia="fi-FI"/>
+        </w:rPr>
+        <w:t>scope</w:t>
+      </w:r>
+      <w:proofErr w:type="spellEnd"/>
+      <w:r>
+        <w:rPr>
+          <w:lang w:eastAsia="fi-FI"/>
+        </w:rPr>
+        <w:t xml:space="preserve"> </w:t>
+      </w:r>
+      <w:proofErr w:type="spellStart"/>
+      <w:r>
+        <w:rPr>
+          <w:lang w:eastAsia="fi-FI"/>
+        </w:rPr>
+        <w:t>for</w:t>
+      </w:r>
+      <w:proofErr w:type="spellEnd"/>
+      <w:r>
+        <w:rPr>
+          <w:lang w:eastAsia="fi-FI"/>
+        </w:rPr>
+        <w:t xml:space="preserve"> </w:t>
+      </w:r>
+      <w:proofErr w:type="spellStart"/>
+      <w:r>
+        <w:rPr>
+          <w:lang w:eastAsia="fi-FI"/>
+        </w:rPr>
+        <w:t>the</w:t>
+      </w:r>
+      <w:proofErr w:type="spellEnd"/>
+      <w:r>
+        <w:rPr>
+          <w:lang w:eastAsia="fi-FI"/>
+        </w:rPr>
+        <w:t xml:space="preserve"> "</w:t>
+      </w:r>
+      <w:proofErr w:type="spellStart"/>
+      <w:r>
+        <w:rPr>
+          <w:lang w:eastAsia="fi-FI"/>
+        </w:rPr>
+        <w:t>Read</w:t>
+      </w:r>
+      <w:proofErr w:type="spellEnd"/>
+      <w:r>
+        <w:rPr>
+          <w:lang w:eastAsia="fi-FI"/>
+        </w:rPr>
+        <w:t xml:space="preserve"> </w:t>
+      </w:r>
+      <w:proofErr w:type="spellStart"/>
+      <w:r>
+        <w:rPr>
+          <w:lang w:eastAsia="fi-FI"/>
+        </w:rPr>
+        <w:t>storage</w:t>
+      </w:r>
+      <w:proofErr w:type="spellEnd"/>
+      <w:r>
+        <w:rPr>
+          <w:lang w:eastAsia="fi-FI"/>
+        </w:rPr>
+        <w:t xml:space="preserve">" </w:t>
+      </w:r>
+      <w:proofErr w:type="spellStart"/>
+      <w:r>
+        <w:rPr>
+          <w:lang w:eastAsia="fi-FI"/>
+        </w:rPr>
+        <w:t>button</w:t>
+      </w:r>
+      <w:proofErr w:type="spellEnd"/>
+      <w:r>
+        <w:rPr>
+          <w:lang w:eastAsia="fi-FI"/>
+        </w:rPr>
+        <w:t xml:space="preserve"> </w:t>
+      </w:r>
+      <w:proofErr w:type="spellStart"/>
+      <w:r>
+        <w:rPr>
+          <w:lang w:eastAsia="fi-FI"/>
+        </w:rPr>
+        <w:t>in</w:t>
+      </w:r>
+      <w:proofErr w:type="spellEnd"/>
+      <w:r>
+        <w:rPr>
+          <w:lang w:eastAsia="fi-FI"/>
+        </w:rPr>
+        <w:t xml:space="preserve"> </w:t>
+      </w:r>
+      <w:proofErr w:type="spellStart"/>
+      <w:r>
+        <w:rPr>
+          <w:lang w:eastAsia="fi-FI"/>
+        </w:rPr>
+        <w:t>SecondActivity</w:t>
+      </w:r>
+      <w:proofErr w:type="spellEnd"/>
+      <w:r>
+        <w:rPr>
+          <w:lang w:eastAsia="fi-FI"/>
+        </w:rPr>
+        <w:t xml:space="preserve"> to </w:t>
+      </w:r>
+      <w:proofErr w:type="spellStart"/>
+      <w:r>
+        <w:rPr>
+          <w:lang w:eastAsia="fi-FI"/>
+        </w:rPr>
+        <w:t>fetch</w:t>
+      </w:r>
+      <w:proofErr w:type="spellEnd"/>
+      <w:r>
+        <w:rPr>
+          <w:lang w:eastAsia="fi-FI"/>
+        </w:rPr>
+        <w:t xml:space="preserve"> </w:t>
+      </w:r>
+      <w:proofErr w:type="spellStart"/>
+      <w:r>
+        <w:rPr>
+          <w:lang w:eastAsia="fi-FI"/>
+        </w:rPr>
+        <w:t>data</w:t>
+      </w:r>
+      <w:proofErr w:type="spellEnd"/>
+      <w:r>
+        <w:rPr>
+          <w:lang w:eastAsia="fi-FI"/>
+        </w:rPr>
+        <w:t xml:space="preserve"> </w:t>
+      </w:r>
+      <w:proofErr w:type="spellStart"/>
+      <w:r>
+        <w:rPr>
+          <w:lang w:eastAsia="fi-FI"/>
+        </w:rPr>
+        <w:t>on</w:t>
+      </w:r>
+      <w:proofErr w:type="spellEnd"/>
+      <w:r>
+        <w:rPr>
+          <w:lang w:eastAsia="fi-FI"/>
+        </w:rPr>
+        <w:t xml:space="preserve"> </w:t>
+      </w:r>
+      <w:proofErr w:type="spellStart"/>
+      <w:r>
+        <w:rPr>
+          <w:lang w:eastAsia="fi-FI"/>
+        </w:rPr>
+        <w:t>demand</w:t>
+      </w:r>
+      <w:proofErr w:type="spellEnd"/>
+      <w:r>
+        <w:rPr>
+          <w:lang w:eastAsia="fi-FI"/>
+        </w:rPr>
+        <w:t>.</w:t>
+      </w:r>
+    </w:p>
+    <w:p>
+      <w:pPr>
+        <w:rPr>
+          <w:b/>
+          <w:bCs/>
+          <w:lang w:eastAsia="fi-FI"/>
+        </w:rPr>
+      </w:pPr>
+      <w:proofErr w:type="spellStart"/>
+      <w:r>
+        <w:rPr>
+          <w:b/>
+          <w:bCs/>
+          <w:lang w:eastAsia="fi-FI"/>
+        </w:rPr>
+        <w:lastRenderedPageBreak/>
+        <w:t>Synchronizing</w:t>
+      </w:r>
+      <w:proofErr w:type="spellEnd"/>
+      <w:r>
+        <w:rPr>
+          <w:b/>
+          <w:bCs/>
+          <w:lang w:eastAsia="fi-FI"/>
+        </w:rPr>
+        <w:t xml:space="preserve"> </w:t>
+      </w:r>
+      <w:proofErr w:type="spellStart"/>
+      <w:r>
+        <w:rPr>
+          <w:b/>
+          <w:bCs/>
+          <w:lang w:eastAsia="fi-FI"/>
+        </w:rPr>
+        <w:t>Theme</w:t>
+      </w:r>
+      <w:proofErr w:type="spellEnd"/>
+      <w:r>
+        <w:rPr>
+          <w:b/>
+          <w:bCs/>
+          <w:lang w:eastAsia="fi-FI"/>
+        </w:rPr>
+        <w:t xml:space="preserve"> Preferences </w:t>
+      </w:r>
+      <w:proofErr w:type="spellStart"/>
+      <w:r>
+        <w:rPr>
+          <w:b/>
+          <w:bCs/>
+          <w:lang w:eastAsia="fi-FI"/>
+        </w:rPr>
+        <w:t>Across</w:t>
+      </w:r>
+      <w:proofErr w:type="spellEnd"/>
+      <w:r>
+        <w:rPr>
+          <w:b/>
+          <w:bCs/>
+          <w:lang w:eastAsia="fi-FI"/>
+        </w:rPr>
+        <w:t xml:space="preserve"> </w:t>
+      </w:r>
+      <w:proofErr w:type="spellStart"/>
+      <w:r>
+        <w:rPr>
+          <w:b/>
+          <w:bCs/>
+          <w:lang w:eastAsia="fi-FI"/>
+        </w:rPr>
+        <w:t>Activities</w:t>
+      </w:r>
+      <w:proofErr w:type="spellEnd"/>
+      <w:r>
+        <w:rPr>
+          <w:b/>
+          <w:bCs/>
+          <w:lang w:eastAsia="fi-FI"/>
+        </w:rPr>
+        <w:t xml:space="preserve"> </w:t>
+      </w:r>
+      <w:proofErr w:type="spellStart"/>
+      <w:r>
+        <w:rPr>
+          <w:b/>
+          <w:bCs/>
+          <w:lang w:eastAsia="fi-FI"/>
+        </w:rPr>
+        <w:t>and</w:t>
+      </w:r>
+      <w:proofErr w:type="spellEnd"/>
+      <w:r>
+        <w:rPr>
+          <w:b/>
+          <w:bCs/>
+          <w:lang w:eastAsia="fi-FI"/>
+        </w:rPr>
+        <w:t xml:space="preserve"> </w:t>
+      </w:r>
+      <w:proofErr w:type="spellStart"/>
+      <w:r>
+        <w:rPr>
+          <w:b/>
+          <w:bCs/>
+          <w:lang w:eastAsia="fi-FI"/>
+        </w:rPr>
+        <w:t>System</w:t>
+      </w:r>
+      <w:proofErr w:type="spellEnd"/>
+      <w:r>
+        <w:rPr>
+          <w:b/>
+          <w:bCs/>
+          <w:lang w:eastAsia="fi-FI"/>
+        </w:rPr>
+        <w:t xml:space="preserve"> </w:t>
+      </w:r>
+      <w:proofErr w:type="spellStart"/>
+      <w:r>
+        <w:rPr>
+          <w:b/>
+          <w:bCs/>
+          <w:lang w:eastAsia="fi-FI"/>
+        </w:rPr>
+        <w:t>Level</w:t>
+      </w:r>
+      <w:proofErr w:type="spellEnd"/>
+    </w:p>
+    <w:p>
+      <w:pPr>
+        <w:rPr>
+          <w:lang w:eastAsia="fi-FI"/>
+        </w:rPr>
+      </w:pPr>
+      <w:proofErr w:type="spellStart"/>
+      <w:r>
+        <w:rPr>
+          <w:lang w:eastAsia="fi-FI"/>
+        </w:rPr>
+        <w:t>Making</w:t>
+      </w:r>
+      <w:proofErr w:type="spellEnd"/>
+      <w:r>
+        <w:rPr>
+          <w:lang w:eastAsia="fi-FI"/>
+        </w:rPr>
+        <w:t xml:space="preserve"> </w:t>
+      </w:r>
+      <w:proofErr w:type="spellStart"/>
+      <w:r>
+        <w:rPr>
+          <w:lang w:eastAsia="fi-FI"/>
+        </w:rPr>
+        <w:t>sure</w:t>
+      </w:r>
+      <w:proofErr w:type="spellEnd"/>
+      <w:r>
+        <w:rPr>
+          <w:lang w:eastAsia="fi-FI"/>
+        </w:rPr>
+        <w:t xml:space="preserve"> </w:t>
+      </w:r>
+      <w:proofErr w:type="spellStart"/>
+      <w:r>
+        <w:rPr>
+          <w:lang w:eastAsia="fi-FI"/>
+        </w:rPr>
+        <w:t>selecting</w:t>
+      </w:r>
+      <w:proofErr w:type="spellEnd"/>
+      <w:r>
+        <w:rPr>
+          <w:lang w:eastAsia="fi-FI"/>
+        </w:rPr>
+        <w:t xml:space="preserve"> </w:t>
+      </w:r>
+      <w:proofErr w:type="spellStart"/>
+      <w:r>
+        <w:rPr>
+          <w:lang w:eastAsia="fi-FI"/>
+        </w:rPr>
+        <w:t>theme</w:t>
+      </w:r>
+      <w:proofErr w:type="spellEnd"/>
+      <w:r>
+        <w:rPr>
+          <w:lang w:eastAsia="fi-FI"/>
+        </w:rPr>
+        <w:t xml:space="preserve"> </w:t>
+      </w:r>
+      <w:proofErr w:type="spellStart"/>
+      <w:r>
+        <w:rPr>
+          <w:lang w:eastAsia="fi-FI"/>
+        </w:rPr>
+        <w:t>affects</w:t>
+      </w:r>
+      <w:proofErr w:type="spellEnd"/>
+      <w:r>
+        <w:rPr>
+          <w:lang w:eastAsia="fi-FI"/>
+        </w:rPr>
+        <w:t xml:space="preserve"> </w:t>
+      </w:r>
+      <w:proofErr w:type="spellStart"/>
+      <w:r>
+        <w:rPr>
+          <w:lang w:eastAsia="fi-FI"/>
+        </w:rPr>
+        <w:t>both</w:t>
+      </w:r>
+      <w:proofErr w:type="spellEnd"/>
+      <w:r>
+        <w:rPr>
+          <w:lang w:eastAsia="fi-FI"/>
+        </w:rPr>
+        <w:t xml:space="preserve"> </w:t>
+      </w:r>
+      <w:proofErr w:type="spellStart"/>
+      <w:r>
+        <w:rPr>
+          <w:lang w:eastAsia="fi-FI"/>
+        </w:rPr>
+        <w:t>Jetpack</w:t>
+      </w:r>
+      <w:proofErr w:type="spellEnd"/>
+      <w:r>
+        <w:rPr>
+          <w:lang w:eastAsia="fi-FI"/>
+        </w:rPr>
+        <w:t xml:space="preserve"> </w:t>
+      </w:r>
+      <w:proofErr w:type="spellStart"/>
+      <w:r>
+        <w:rPr>
+          <w:lang w:eastAsia="fi-FI"/>
+        </w:rPr>
+        <w:t>Compose</w:t>
+      </w:r>
+      <w:proofErr w:type="spellEnd"/>
+      <w:r>
+        <w:rPr>
+          <w:lang w:eastAsia="fi-FI"/>
+        </w:rPr>
+        <w:t xml:space="preserve"> UI </w:t>
+      </w:r>
+      <w:proofErr w:type="spellStart"/>
+      <w:r>
+        <w:rPr>
+          <w:lang w:eastAsia="fi-FI"/>
+        </w:rPr>
+        <w:t>rendering</w:t>
+      </w:r>
+      <w:proofErr w:type="spellEnd"/>
+      <w:r>
+        <w:rPr>
+          <w:lang w:eastAsia="fi-FI"/>
+        </w:rPr>
+        <w:t xml:space="preserve"> (</w:t>
+      </w:r>
+      <w:proofErr w:type="spellStart"/>
+      <w:r>
+        <w:rPr>
+          <w:lang w:eastAsia="fi-FI"/>
+        </w:rPr>
+        <w:t>MaterialTheme</w:t>
+      </w:r>
+      <w:proofErr w:type="spellEnd"/>
+      <w:r>
+        <w:rPr>
+          <w:lang w:eastAsia="fi-FI"/>
+        </w:rPr>
+        <w:t xml:space="preserve">) </w:t>
+      </w:r>
+      <w:proofErr w:type="spellStart"/>
+      <w:r>
+        <w:rPr>
+          <w:lang w:eastAsia="fi-FI"/>
+        </w:rPr>
+        <w:t>and</w:t>
+      </w:r>
+      <w:proofErr w:type="spellEnd"/>
+      <w:r>
+        <w:rPr>
+          <w:lang w:eastAsia="fi-FI"/>
+        </w:rPr>
+        <w:t xml:space="preserve"> </w:t>
+      </w:r>
+      <w:proofErr w:type="spellStart"/>
+      <w:r>
+        <w:rPr>
+          <w:lang w:eastAsia="fi-FI"/>
+        </w:rPr>
+        <w:t>system-level</w:t>
+      </w:r>
+      <w:proofErr w:type="spellEnd"/>
+      <w:r>
+        <w:rPr>
+          <w:lang w:eastAsia="fi-FI"/>
+        </w:rPr>
+        <w:t xml:space="preserve"> </w:t>
+      </w:r>
+      <w:proofErr w:type="spellStart"/>
+      <w:r>
+        <w:rPr>
+          <w:lang w:eastAsia="fi-FI"/>
+        </w:rPr>
+        <w:t>activity</w:t>
+      </w:r>
+      <w:proofErr w:type="spellEnd"/>
+      <w:r>
+        <w:rPr>
+          <w:lang w:eastAsia="fi-FI"/>
+        </w:rPr>
+        <w:t xml:space="preserve"> </w:t>
+      </w:r>
+      <w:proofErr w:type="spellStart"/>
+      <w:r>
+        <w:rPr>
+          <w:lang w:eastAsia="fi-FI"/>
+        </w:rPr>
+        <w:t>configurations</w:t>
+      </w:r>
+      <w:proofErr w:type="spellEnd"/>
+      <w:r>
+        <w:rPr>
+          <w:lang w:eastAsia="fi-FI"/>
+        </w:rPr>
+        <w:t xml:space="preserve"> (</w:t>
+      </w:r>
+      <w:proofErr w:type="spellStart"/>
+      <w:r>
+        <w:rPr>
+          <w:lang w:eastAsia="fi-FI"/>
+        </w:rPr>
+        <w:t>AppCompatDelegate</w:t>
+      </w:r>
+      <w:proofErr w:type="spellEnd"/>
+      <w:r>
+        <w:rPr>
+          <w:lang w:eastAsia="fi-FI"/>
+        </w:rPr>
+        <w:t xml:space="preserve">), </w:t>
+      </w:r>
+      <w:proofErr w:type="spellStart"/>
+      <w:r>
+        <w:rPr>
+          <w:lang w:eastAsia="fi-FI"/>
+        </w:rPr>
+        <w:t>while</w:t>
+      </w:r>
+      <w:proofErr w:type="spellEnd"/>
+      <w:r>
+        <w:rPr>
+          <w:lang w:eastAsia="fi-FI"/>
+        </w:rPr>
+        <w:t xml:space="preserve"> </w:t>
+      </w:r>
+      <w:proofErr w:type="spellStart"/>
+      <w:r>
+        <w:rPr>
+          <w:lang w:eastAsia="fi-FI"/>
+        </w:rPr>
+        <w:t>remaining</w:t>
+      </w:r>
+      <w:proofErr w:type="spellEnd"/>
+      <w:r>
+        <w:rPr>
+          <w:lang w:eastAsia="fi-FI"/>
+        </w:rPr>
+        <w:t xml:space="preserve"> </w:t>
+      </w:r>
+      <w:proofErr w:type="spellStart"/>
+      <w:r>
+        <w:rPr>
+          <w:lang w:eastAsia="fi-FI"/>
+        </w:rPr>
+        <w:t>persistent</w:t>
+      </w:r>
+      <w:proofErr w:type="spellEnd"/>
+      <w:r>
+        <w:rPr>
+          <w:lang w:eastAsia="fi-FI"/>
+        </w:rPr>
+        <w:t xml:space="preserve"> </w:t>
+      </w:r>
+      <w:proofErr w:type="spellStart"/>
+      <w:r>
+        <w:rPr>
+          <w:lang w:eastAsia="fi-FI"/>
+        </w:rPr>
+        <w:t>across</w:t>
+      </w:r>
+      <w:proofErr w:type="spellEnd"/>
+      <w:r>
+        <w:rPr>
+          <w:lang w:eastAsia="fi-FI"/>
+        </w:rPr>
+        <w:t xml:space="preserve"> </w:t>
+      </w:r>
+      <w:proofErr w:type="spellStart"/>
+      <w:r>
+        <w:rPr>
+          <w:lang w:eastAsia="fi-FI"/>
+        </w:rPr>
+        <w:t>activity</w:t>
+      </w:r>
+      <w:proofErr w:type="spellEnd"/>
+      <w:r>
+        <w:rPr>
+          <w:lang w:eastAsia="fi-FI"/>
+        </w:rPr>
+        <w:t xml:space="preserve"> </w:t>
+      </w:r>
+      <w:proofErr w:type="spellStart"/>
+      <w:r>
+        <w:rPr>
+          <w:lang w:eastAsia="fi-FI"/>
+        </w:rPr>
+        <w:t>launches</w:t>
+      </w:r>
+      <w:proofErr w:type="spellEnd"/>
+      <w:r>
+        <w:rPr>
+          <w:lang w:eastAsia="fi-FI"/>
+        </w:rPr>
+        <w:t xml:space="preserve"> </w:t>
+      </w:r>
+      <w:proofErr w:type="spellStart"/>
+      <w:r>
+        <w:rPr>
+          <w:lang w:eastAsia="fi-FI"/>
+        </w:rPr>
+        <w:t>and</w:t>
+      </w:r>
+      <w:proofErr w:type="spellEnd"/>
+      <w:r>
+        <w:rPr>
+          <w:lang w:eastAsia="fi-FI"/>
+        </w:rPr>
+        <w:t xml:space="preserve"> restarts.</w:t>
+      </w:r>
+    </w:p>
+    <w:p>
+      <w:pPr>
+        <w:rPr>
+          <w:lang w:eastAsia="fi-FI"/>
+        </w:rPr>
+      </w:pPr>
+      <w:proofErr w:type="spellStart"/>
+      <w:r>
+        <w:rPr>
+          <w:lang w:eastAsia="fi-FI"/>
+        </w:rPr>
+        <w:t>The</w:t>
+      </w:r>
+      <w:proofErr w:type="spellEnd"/>
+      <w:r>
+        <w:rPr>
+          <w:lang w:eastAsia="fi-FI"/>
+        </w:rPr>
+        <w:t xml:space="preserve"> </w:t>
+      </w:r>
+      <w:proofErr w:type="spellStart"/>
+      <w:r>
+        <w:rPr>
+          <w:lang w:eastAsia="fi-FI"/>
+        </w:rPr>
+        <w:t>Solution</w:t>
+      </w:r>
+      <w:proofErr w:type="spellEnd"/>
+      <w:r>
+        <w:rPr>
+          <w:lang w:eastAsia="fi-FI"/>
+        </w:rPr>
+        <w:t>:</w:t>
+      </w:r>
+    </w:p>
+    <w:p>
+      <w:pPr>
+        <w:pStyle w:val="ListParagraph"/>
+        <w:numPr>
+          <w:ilvl w:val="0"/>
+          <w:numId w:val="11"/>
+        </w:numPr>
+        <w:rPr>
+          <w:lang w:eastAsia="fi-FI"/>
+        </w:rPr>
+      </w:pPr>
+      <w:r>
+        <w:rPr>
+          <w:lang w:eastAsia="fi-FI"/>
+        </w:rPr>
+        <w:t xml:space="preserve">Saved </w:t>
+      </w:r>
+      <w:proofErr w:type="spellStart"/>
+      <w:r>
+        <w:rPr>
+          <w:lang w:eastAsia="fi-FI"/>
+        </w:rPr>
+        <w:t>the</w:t>
+      </w:r>
+      <w:proofErr w:type="spellEnd"/>
+      <w:r>
+        <w:rPr>
+          <w:lang w:eastAsia="fi-FI"/>
+        </w:rPr>
+        <w:t xml:space="preserve"> </w:t>
+      </w:r>
+      <w:proofErr w:type="spellStart"/>
+      <w:r>
+        <w:rPr>
+          <w:lang w:eastAsia="fi-FI"/>
+        </w:rPr>
+        <w:t>theme</w:t>
+      </w:r>
+      <w:proofErr w:type="spellEnd"/>
+      <w:r>
+        <w:rPr>
+          <w:lang w:eastAsia="fi-FI"/>
+        </w:rPr>
+        <w:t xml:space="preserve"> mode preference </w:t>
+      </w:r>
+      <w:proofErr w:type="spellStart"/>
+      <w:r>
+        <w:rPr>
+          <w:lang w:eastAsia="fi-FI"/>
+        </w:rPr>
+        <w:t>in</w:t>
+      </w:r>
+      <w:proofErr w:type="spellEnd"/>
+      <w:r>
+        <w:rPr>
+          <w:lang w:eastAsia="fi-FI"/>
+        </w:rPr>
+        <w:t xml:space="preserve"> </w:t>
+      </w:r>
+      <w:proofErr w:type="spellStart"/>
+      <w:r>
+        <w:rPr>
+          <w:lang w:eastAsia="fi-FI"/>
+        </w:rPr>
+        <w:t>DataStore</w:t>
+      </w:r>
+      <w:proofErr w:type="spellEnd"/>
+      <w:r>
+        <w:rPr>
+          <w:lang w:eastAsia="fi-FI"/>
+        </w:rPr>
+        <w:t xml:space="preserve"> </w:t>
+      </w:r>
+      <w:proofErr w:type="spellStart"/>
+      <w:r>
+        <w:rPr>
+          <w:lang w:eastAsia="fi-FI"/>
+        </w:rPr>
+        <w:t>as</w:t>
+      </w:r>
+      <w:proofErr w:type="spellEnd"/>
+      <w:r>
+        <w:rPr>
+          <w:lang w:eastAsia="fi-FI"/>
+        </w:rPr>
+        <w:t xml:space="preserve"> a </w:t>
+      </w:r>
+      <w:proofErr w:type="spellStart"/>
+      <w:r>
+        <w:rPr>
+          <w:lang w:eastAsia="fi-FI"/>
+        </w:rPr>
+        <w:t>string</w:t>
+      </w:r>
+      <w:proofErr w:type="spellEnd"/>
+      <w:r>
+        <w:rPr>
+          <w:lang w:eastAsia="fi-FI"/>
+        </w:rPr>
+        <w:t xml:space="preserve"> </w:t>
+      </w:r>
+      <w:proofErr w:type="spellStart"/>
+      <w:r>
+        <w:rPr>
+          <w:lang w:eastAsia="fi-FI"/>
+        </w:rPr>
+        <w:t>key</w:t>
+      </w:r>
+      <w:proofErr w:type="spellEnd"/>
+      <w:r>
+        <w:rPr>
+          <w:lang w:eastAsia="fi-FI"/>
+        </w:rPr>
+        <w:t xml:space="preserve"> ("</w:t>
+      </w:r>
+      <w:proofErr w:type="spellStart"/>
+      <w:r>
+        <w:rPr>
+          <w:lang w:eastAsia="fi-FI"/>
+        </w:rPr>
+        <w:t>Default</w:t>
+      </w:r>
+      <w:proofErr w:type="spellEnd"/>
+      <w:r>
+        <w:rPr>
+          <w:lang w:eastAsia="fi-FI"/>
+        </w:rPr>
+        <w:t xml:space="preserve">", "Dark </w:t>
+      </w:r>
+      <w:proofErr w:type="spellStart"/>
+      <w:r>
+        <w:rPr>
+          <w:lang w:eastAsia="fi-FI"/>
+        </w:rPr>
+        <w:t>theme</w:t>
+      </w:r>
+      <w:proofErr w:type="spellEnd"/>
+      <w:r>
+        <w:rPr>
+          <w:lang w:eastAsia="fi-FI"/>
+        </w:rPr>
+        <w:t>", "</w:t>
+      </w:r>
+      <w:proofErr w:type="spellStart"/>
+      <w:r>
+        <w:rPr>
+          <w:lang w:eastAsia="fi-FI"/>
+        </w:rPr>
+        <w:t>Light</w:t>
+      </w:r>
+      <w:proofErr w:type="spellEnd"/>
+      <w:r>
+        <w:rPr>
+          <w:lang w:eastAsia="fi-FI"/>
+        </w:rPr>
+        <w:t xml:space="preserve"> </w:t>
+      </w:r>
+      <w:proofErr w:type="spellStart"/>
+      <w:r>
+        <w:rPr>
+          <w:lang w:eastAsia="fi-FI"/>
+        </w:rPr>
+        <w:t>theme</w:t>
+      </w:r>
+      <w:proofErr w:type="spellEnd"/>
+      <w:r>
+        <w:rPr>
+          <w:lang w:eastAsia="fi-FI"/>
+        </w:rPr>
+        <w:t>").</w:t>
+      </w:r>
+    </w:p>
+    <w:p>
+      <w:pPr>
+        <w:pStyle w:val="ListParagraph"/>
+        <w:numPr>
+          <w:ilvl w:val="0"/>
+          <w:numId w:val="11"/>
+        </w:numPr>
+        <w:rPr>
+          <w:lang w:eastAsia="fi-FI"/>
+        </w:rPr>
+      </w:pPr>
+      <w:proofErr w:type="spellStart"/>
+      <w:r>
+        <w:rPr>
+          <w:lang w:eastAsia="fi-FI"/>
+        </w:rPr>
+        <w:t>Used</w:t>
+      </w:r>
+      <w:proofErr w:type="spellEnd"/>
+      <w:r>
+        <w:rPr>
+          <w:lang w:eastAsia="fi-FI"/>
+        </w:rPr>
+        <w:t xml:space="preserve"> </w:t>
+      </w:r>
+      <w:proofErr w:type="spellStart"/>
+      <w:r>
+        <w:rPr>
+          <w:lang w:eastAsia="fi-FI"/>
+        </w:rPr>
+        <w:t>dataStoreManager.themeModeFlow.collectAsState</w:t>
+      </w:r>
+      <w:proofErr w:type="spellEnd"/>
+      <w:r>
+        <w:rPr>
+          <w:lang w:eastAsia="fi-FI"/>
+        </w:rPr>
+        <w:t xml:space="preserve">() </w:t>
+      </w:r>
+      <w:proofErr w:type="spellStart"/>
+      <w:r>
+        <w:rPr>
+          <w:lang w:eastAsia="fi-FI"/>
+        </w:rPr>
+        <w:t>in</w:t>
+      </w:r>
+      <w:proofErr w:type="spellEnd"/>
+      <w:r>
+        <w:rPr>
+          <w:lang w:eastAsia="fi-FI"/>
+        </w:rPr>
+        <w:t xml:space="preserve"> </w:t>
+      </w:r>
+      <w:proofErr w:type="spellStart"/>
+      <w:r>
+        <w:rPr>
+          <w:lang w:eastAsia="fi-FI"/>
+        </w:rPr>
+        <w:t>both</w:t>
+      </w:r>
+      <w:proofErr w:type="spellEnd"/>
+      <w:r>
+        <w:rPr>
+          <w:lang w:eastAsia="fi-FI"/>
+        </w:rPr>
+        <w:t xml:space="preserve">  </w:t>
+      </w:r>
+      <w:proofErr w:type="spellStart"/>
+      <w:r>
+        <w:rPr>
+          <w:lang w:eastAsia="fi-FI"/>
+        </w:rPr>
+        <w:t>MainActivity</w:t>
+      </w:r>
+      <w:proofErr w:type="spellEnd"/>
+      <w:r>
+        <w:rPr>
+          <w:lang w:eastAsia="fi-FI"/>
+        </w:rPr>
+        <w:t xml:space="preserve"> </w:t>
+      </w:r>
+      <w:proofErr w:type="spellStart"/>
+      <w:r>
+        <w:rPr>
+          <w:lang w:eastAsia="fi-FI"/>
+        </w:rPr>
+        <w:t>and</w:t>
+      </w:r>
+      <w:proofErr w:type="spellEnd"/>
+      <w:r>
+        <w:rPr>
+          <w:lang w:eastAsia="fi-FI"/>
+        </w:rPr>
+        <w:t xml:space="preserve">  </w:t>
+      </w:r>
+      <w:proofErr w:type="spellStart"/>
+      <w:r>
+        <w:rPr>
+          <w:lang w:eastAsia="fi-FI"/>
+        </w:rPr>
+        <w:t>SecondActivity</w:t>
+      </w:r>
+      <w:proofErr w:type="spellEnd"/>
+      <w:r>
+        <w:rPr>
+          <w:lang w:eastAsia="fi-FI"/>
+        </w:rPr>
+        <w:t>.</w:t>
+      </w:r>
+    </w:p>
+    <w:p>
+      <w:pPr>
+        <w:pStyle w:val="ListParagraph"/>
+        <w:numPr>
+          <w:ilvl w:val="0"/>
+          <w:numId w:val="11"/>
+        </w:numPr>
+        <w:rPr>
+          <w:lang w:eastAsia="fi-FI"/>
+        </w:rPr>
+      </w:pPr>
+      <w:proofErr w:type="spellStart"/>
+      <w:r>
+        <w:rPr>
+          <w:lang w:eastAsia="fi-FI"/>
+        </w:rPr>
+        <w:t>Paired</w:t>
+      </w:r>
+      <w:proofErr w:type="spellEnd"/>
+      <w:r>
+        <w:rPr>
+          <w:lang w:eastAsia="fi-FI"/>
+        </w:rPr>
+        <w:t xml:space="preserve"> </w:t>
+      </w:r>
+      <w:proofErr w:type="spellStart"/>
+      <w:r>
+        <w:rPr>
+          <w:lang w:eastAsia="fi-FI"/>
+        </w:rPr>
+        <w:t>Compose</w:t>
+      </w:r>
+      <w:proofErr w:type="spellEnd"/>
+      <w:r>
+        <w:rPr>
+          <w:lang w:eastAsia="fi-FI"/>
+        </w:rPr>
+        <w:t xml:space="preserve"> </w:t>
+      </w:r>
+      <w:proofErr w:type="spellStart"/>
+      <w:r>
+        <w:rPr>
+          <w:lang w:eastAsia="fi-FI"/>
+        </w:rPr>
+        <w:t>theme</w:t>
+      </w:r>
+      <w:proofErr w:type="spellEnd"/>
+      <w:r>
+        <w:rPr>
+          <w:lang w:eastAsia="fi-FI"/>
+        </w:rPr>
+        <w:t xml:space="preserve"> </w:t>
+      </w:r>
+      <w:proofErr w:type="spellStart"/>
+      <w:r>
+        <w:rPr>
+          <w:lang w:eastAsia="fi-FI"/>
+        </w:rPr>
+        <w:t>state</w:t>
+      </w:r>
+      <w:proofErr w:type="spellEnd"/>
+      <w:r>
+        <w:rPr>
+          <w:lang w:eastAsia="fi-FI"/>
+        </w:rPr>
+        <w:t xml:space="preserve"> </w:t>
+      </w:r>
+      <w:proofErr w:type="spellStart"/>
+      <w:r>
+        <w:rPr>
+          <w:lang w:eastAsia="fi-FI"/>
+        </w:rPr>
+        <w:t>with</w:t>
+      </w:r>
+      <w:proofErr w:type="spellEnd"/>
+      <w:r>
+        <w:rPr>
+          <w:lang w:eastAsia="fi-FI"/>
+        </w:rPr>
+        <w:t xml:space="preserve"> a </w:t>
+      </w:r>
+      <w:proofErr w:type="spellStart"/>
+      <w:r>
+        <w:rPr>
+          <w:lang w:eastAsia="fi-FI"/>
+        </w:rPr>
+        <w:t>LaunchedEffect</w:t>
+      </w:r>
+      <w:proofErr w:type="spellEnd"/>
+      <w:r>
+        <w:rPr>
+          <w:lang w:eastAsia="fi-FI"/>
+        </w:rPr>
+        <w:t>(</w:t>
+      </w:r>
+      <w:proofErr w:type="spellStart"/>
+      <w:r>
+        <w:rPr>
+          <w:lang w:eastAsia="fi-FI"/>
+        </w:rPr>
+        <w:t>themeMode</w:t>
+      </w:r>
+      <w:proofErr w:type="spellEnd"/>
+      <w:r>
+        <w:rPr>
+          <w:lang w:eastAsia="fi-FI"/>
+        </w:rPr>
+        <w:t xml:space="preserve">) </w:t>
+      </w:r>
+      <w:proofErr w:type="spellStart"/>
+      <w:r>
+        <w:rPr>
+          <w:lang w:eastAsia="fi-FI"/>
+        </w:rPr>
+        <w:t>that</w:t>
+      </w:r>
+      <w:proofErr w:type="spellEnd"/>
+      <w:r>
+        <w:rPr>
+          <w:lang w:eastAsia="fi-FI"/>
+        </w:rPr>
+        <w:t xml:space="preserve"> </w:t>
+      </w:r>
+      <w:proofErr w:type="spellStart"/>
+      <w:r>
+        <w:rPr>
+          <w:lang w:eastAsia="fi-FI"/>
+        </w:rPr>
+        <w:t>calls</w:t>
+      </w:r>
+      <w:proofErr w:type="spellEnd"/>
+      <w:r>
+        <w:rPr>
+          <w:lang w:eastAsia="fi-FI"/>
+        </w:rPr>
+        <w:t xml:space="preserve"> </w:t>
+      </w:r>
+      <w:proofErr w:type="spellStart"/>
+      <w:r>
+        <w:rPr>
+          <w:lang w:eastAsia="fi-FI"/>
+        </w:rPr>
+        <w:t>AppCompatDelegate.setDefaultNightMode</w:t>
+      </w:r>
+      <w:proofErr w:type="spellEnd"/>
+      <w:r>
+        <w:rPr>
+          <w:lang w:eastAsia="fi-FI"/>
+        </w:rPr>
+        <w:t xml:space="preserve">() </w:t>
+      </w:r>
+      <w:proofErr w:type="spellStart"/>
+      <w:r>
+        <w:rPr>
+          <w:lang w:eastAsia="fi-FI"/>
+        </w:rPr>
+        <w:t>whenever</w:t>
+      </w:r>
+      <w:proofErr w:type="spellEnd"/>
+      <w:r>
+        <w:rPr>
+          <w:lang w:eastAsia="fi-FI"/>
+        </w:rPr>
+        <w:t xml:space="preserve"> </w:t>
+      </w:r>
+      <w:proofErr w:type="spellStart"/>
+      <w:r>
+        <w:rPr>
+          <w:lang w:eastAsia="fi-FI"/>
+        </w:rPr>
+        <w:t>the</w:t>
+      </w:r>
+      <w:proofErr w:type="spellEnd"/>
+      <w:r>
+        <w:rPr>
+          <w:lang w:eastAsia="fi-FI"/>
+        </w:rPr>
+        <w:t xml:space="preserve"> </w:t>
+      </w:r>
+      <w:proofErr w:type="spellStart"/>
+      <w:r>
+        <w:rPr>
+          <w:lang w:eastAsia="fi-FI"/>
+        </w:rPr>
+        <w:t>theme</w:t>
+      </w:r>
+      <w:proofErr w:type="spellEnd"/>
+      <w:r>
+        <w:rPr>
+          <w:lang w:eastAsia="fi-FI"/>
+        </w:rPr>
+        <w:t xml:space="preserve"> preference </w:t>
+      </w:r>
+      <w:proofErr w:type="spellStart"/>
+      <w:r>
+        <w:rPr>
+          <w:lang w:eastAsia="fi-FI"/>
+        </w:rPr>
+        <w:t>changes</w:t>
+      </w:r>
+      <w:proofErr w:type="spellEnd"/>
+      <w:r>
+        <w:rPr>
+          <w:lang w:eastAsia="fi-FI"/>
+        </w:rPr>
+        <w:t xml:space="preserve">, </w:t>
+      </w:r>
+      <w:proofErr w:type="spellStart"/>
+      <w:r>
+        <w:rPr>
+          <w:lang w:eastAsia="fi-FI"/>
+        </w:rPr>
+        <w:t>guaranteeing</w:t>
+      </w:r>
+      <w:proofErr w:type="spellEnd"/>
+      <w:r>
+        <w:rPr>
+          <w:lang w:eastAsia="fi-FI"/>
+        </w:rPr>
+        <w:t xml:space="preserve"> </w:t>
+      </w:r>
+      <w:proofErr w:type="spellStart"/>
+      <w:r>
+        <w:rPr>
+          <w:lang w:eastAsia="fi-FI"/>
+        </w:rPr>
+        <w:t>immediate</w:t>
+      </w:r>
+      <w:proofErr w:type="spellEnd"/>
+      <w:r>
+        <w:rPr>
+          <w:lang w:eastAsia="fi-FI"/>
+        </w:rPr>
+        <w:t xml:space="preserve"> </w:t>
+      </w:r>
+      <w:proofErr w:type="spellStart"/>
+      <w:r>
+        <w:rPr>
+          <w:lang w:eastAsia="fi-FI"/>
+        </w:rPr>
+        <w:t>system</w:t>
+      </w:r>
+      <w:proofErr w:type="spellEnd"/>
+      <w:r>
+        <w:rPr>
+          <w:lang w:eastAsia="fi-FI"/>
+        </w:rPr>
+        <w:t xml:space="preserve"> </w:t>
+      </w:r>
+      <w:proofErr w:type="spellStart"/>
+      <w:r>
+        <w:rPr>
+          <w:lang w:eastAsia="fi-FI"/>
+        </w:rPr>
+        <w:t>and</w:t>
+      </w:r>
+      <w:proofErr w:type="spellEnd"/>
+      <w:r>
+        <w:rPr>
+          <w:lang w:eastAsia="fi-FI"/>
+        </w:rPr>
+        <w:t xml:space="preserve"> UI </w:t>
+      </w:r>
+      <w:proofErr w:type="spellStart"/>
+      <w:r>
+        <w:rPr>
+          <w:lang w:eastAsia="fi-FI"/>
+        </w:rPr>
+        <w:t>sync</w:t>
+      </w:r>
+      <w:r>
+        <w:rPr>
+          <w:lang w:eastAsia="fi-FI"/>
+        </w:rPr>
+        <w:t>ing</w:t>
+      </w:r>
+      <w:proofErr w:type="spellEnd"/>
+      <w:r>
+        <w:rPr>
+          <w:lang w:eastAsia="fi-FI"/>
+        </w:rPr>
+        <w:t>.</w:t>
+      </w:r>
+    </w:p>
+    <w:p>
+      <w:pPr>
+        <w:pStyle w:val="Heading1"/>
+      </w:pPr>
+      <w:bookmarkStart w:id="4" w:name="_Toc243506081"/>
+      <w:r>
+        <w:t>Screenshots</w:t>
+      </w:r>
+      <w:bookmarkEnd w:id="4"/>
+    </w:p>
+    <w:p>
+      <w:pPr>
+        <w:rPr>
+          <w:lang w:eastAsia="fi-FI"/>
+        </w:rPr>
+      </w:pPr>
+    </w:p>
+    <w:p>
+      <w:pPr>
+        <w:jc w:val="center"/>
+        <w:rPr>
+          <w:lang w:eastAsia="fi-FI"/>
+        </w:rPr>
+      </w:pPr>
+      <w:r>
+        <w:rPr>
+          <w:lang w:eastAsia="fi-FI"/>
+        </w:rPr>
+        <w:drawing>
+          <wp:inline distT="0" distB="0" distL="0" distR="0" wp14:anchorId="4D96EF6D" wp14:editId="062DA8E2">
+            <wp:extent cx="3435927" cy="2910020"/>
+            <wp:effectExtent l="0" t="0" r="0" b="0"/>
+            <wp:docPr id="2101234814" name="Picture 1"/>
+            <wp:cNvGraphicFramePr>
+              <a:graphicFrameLocks xmlns:a="http://schemas.openxmlformats.org/drawingml/2006/main" noChangeAspect="1"/>
+            </wp:cNvGraphicFramePr>
+            <a:graphic xmlns:a="http://schemas.openxmlformats.org/drawingml/2006/main">
+              <a:graphicData uri="http://schemas.openxmlformats.org/drawingml/2006/picture">
+                <pic:pic xmlns:pic="http://schemas.openxmlformats.org/drawingml/2006/picture">
+                  <pic:nvPicPr>
+                    <pic:cNvPr id="2101234814" name=""/>
+                    <pic:cNvPicPr/>
+                  </pic:nvPicPr>
+                  <pic:blipFill>
+                    <a:blip r:embed="rId8"/>
+                    <a:stretch>
+                      <a:fillRect/>
+                    </a:stretch>
+                  </pic:blipFill>
+                  <pic:spPr>
+                    <a:xfrm>
+                      <a:off x="0" y="0"/>
+                      <a:ext cx="3440602" cy="2913979"/>
+                    </a:xfrm>
+                    <a:prstGeom prst="rect">
+                      <a:avLst/>
+                    </a:prstGeom>
+                  </pic:spPr>
+                </pic:pic>
+              </a:graphicData>
+            </a:graphic>
+          </wp:inline>
+        </w:drawing>
+      </w:r>
+    </w:p>
+    <w:p>
+      <w:pPr>
+        <w:jc w:val="center"/>
+        <w:rPr>
+          <w:lang w:eastAsia="fi-FI"/>
+        </w:rPr>
+      </w:pPr>
+      <w:proofErr w:type="spellStart"/>
+      <w:r>
+        <w:rPr>
+          <w:lang w:eastAsia="fi-FI"/>
+        </w:rPr>
+        <w:t>Figure</w:t>
+      </w:r>
+      <w:proofErr w:type="spellEnd"/>
+      <w:r>
+        <w:rPr>
+          <w:lang w:eastAsia="fi-FI"/>
+        </w:rPr>
+        <w:t xml:space="preserve"> 1. </w:t>
+      </w:r>
+      <w:proofErr w:type="spellStart"/>
+      <w:r>
+        <w:rPr>
+          <w:lang w:eastAsia="fi-FI"/>
+        </w:rPr>
+        <w:t>Second</w:t>
+      </w:r>
+      <w:proofErr w:type="spellEnd"/>
+      <w:r>
+        <w:rPr>
+          <w:lang w:eastAsia="fi-FI"/>
+        </w:rPr>
+        <w:t xml:space="preserve"> </w:t>
+      </w:r>
+      <w:proofErr w:type="spellStart"/>
+      <w:r>
+        <w:rPr>
+          <w:lang w:eastAsia="fi-FI"/>
+        </w:rPr>
+        <w:t>Activity</w:t>
+      </w:r>
+      <w:proofErr w:type="spellEnd"/>
+      <w:r>
+        <w:rPr>
+          <w:lang w:eastAsia="fi-FI"/>
+        </w:rPr>
+        <w:t xml:space="preserve"> </w:t>
+      </w:r>
+      <w:proofErr w:type="spellStart"/>
+      <w:r>
+        <w:rPr>
+          <w:lang w:eastAsia="fi-FI"/>
+        </w:rPr>
+        <w:t>view</w:t>
+      </w:r>
+      <w:proofErr w:type="spellEnd"/>
+      <w:r>
+        <w:rPr>
+          <w:lang w:eastAsia="fi-FI"/>
+        </w:rPr>
+        <w:t xml:space="preserve"> </w:t>
+      </w:r>
+      <w:proofErr w:type="spellStart"/>
+      <w:r>
+        <w:rPr>
+          <w:lang w:eastAsia="fi-FI"/>
+        </w:rPr>
+        <w:t>after</w:t>
+      </w:r>
+      <w:proofErr w:type="spellEnd"/>
+      <w:r>
+        <w:rPr>
+          <w:lang w:eastAsia="fi-FI"/>
+        </w:rPr>
+        <w:t xml:space="preserve"> </w:t>
+      </w:r>
+      <w:proofErr w:type="spellStart"/>
+      <w:r>
+        <w:rPr>
+          <w:lang w:eastAsia="fi-FI"/>
+        </w:rPr>
+        <w:t>saving</w:t>
+      </w:r>
+      <w:proofErr w:type="spellEnd"/>
+      <w:r>
+        <w:rPr>
+          <w:lang w:eastAsia="fi-FI"/>
+        </w:rPr>
+        <w:t xml:space="preserve"> </w:t>
+      </w:r>
+      <w:proofErr w:type="spellStart"/>
+      <w:r>
+        <w:rPr>
+          <w:lang w:eastAsia="fi-FI"/>
+        </w:rPr>
+        <w:t>some</w:t>
+      </w:r>
+      <w:proofErr w:type="spellEnd"/>
+      <w:r>
+        <w:rPr>
+          <w:lang w:eastAsia="fi-FI"/>
+        </w:rPr>
+        <w:t xml:space="preserve"> </w:t>
+      </w:r>
+      <w:proofErr w:type="spellStart"/>
+      <w:r>
+        <w:rPr>
+          <w:lang w:eastAsia="fi-FI"/>
+        </w:rPr>
+        <w:t>text</w:t>
+      </w:r>
+      <w:proofErr w:type="spellEnd"/>
+      <w:r>
+        <w:rPr>
+          <w:lang w:eastAsia="fi-FI"/>
+        </w:rPr>
+        <w:t>.</w:t>
+      </w:r>
+    </w:p>
+    <w:p>
+      <w:pPr>
+        <w:rPr>
+          <w:noProof/>
+        </w:rPr>
+      </w:pPr>
+      <w:r>
+        <w:rPr>
+          <w:lang w:val="en-US" w:eastAsia="fi-FI"/>
+        </w:rPr>
+        <w:lastRenderedPageBreak/>
+        <w:drawing>
+          <wp:inline distT="0" distB="0" distL="0" distR="0" wp14:anchorId="5B23FB92" wp14:editId="49DAD909">
+            <wp:extent cx="2868165" cy="2943454"/>
+            <wp:effectExtent l="38100" t="0" r="27940" b="0"/>
+            <wp:docPr id="2126598753" name="Picture 1"/>
+            <wp:cNvGraphicFramePr>
+              <a:graphicFrameLocks xmlns:a="http://schemas.openxmlformats.org/drawingml/2006/main" noChangeAspect="1"/>
+            </wp:cNvGraphicFramePr>
+            <a:graphic xmlns:a="http://schemas.openxmlformats.org/drawingml/2006/main">
+              <a:graphicData uri="http://schemas.openxmlformats.org/drawingml/2006/picture">
+                <pic:pic xmlns:pic="http://schemas.openxmlformats.org/drawingml/2006/picture">
+                  <pic:nvPicPr>
+                    <pic:cNvPr id="2126598753" name=""/>
+                    <pic:cNvPicPr/>
+                  </pic:nvPicPr>
+                  <pic:blipFill>
+                    <a:blip r:embed="rId9"/>
+                    <a:stretch>
+                      <a:fillRect/>
+                    </a:stretch>
+                  </pic:blipFill>
+                  <pic:spPr>
+                    <a:xfrm rot="16200000">
+                      <a:off x="0" y="0"/>
+                      <a:ext cx="2868165" cy="2943454"/>
+                    </a:xfrm>
+                    <a:prstGeom prst="rect">
+                      <a:avLst/>
+                    </a:prstGeom>
+                  </pic:spPr>
+                </pic:pic>
+              </a:graphicData>
+            </a:graphic>
+          </wp:inline>
+        </w:drawing>
+      </w:r>
+      <w:r>
+        <w:rPr>
+          <w:noProof/>
+        </w:rPr>
+        <w:t xml:space="preserve"> </w:t>
+      </w:r>
+      <w:r>
+        <w:rPr>
+          <w:lang w:val="en-US" w:eastAsia="fi-FI"/>
+        </w:rPr>
+        <w:drawing>
+          <wp:inline distT="0" distB="0" distL="0" distR="0" wp14:anchorId="64B478B4" wp14:editId="27816D17">
+            <wp:extent cx="2940422" cy="2863548"/>
+            <wp:effectExtent l="0" t="38100" r="0" b="13335"/>
+            <wp:docPr id="1172592378" name="Picture 1"/>
+            <wp:cNvGraphicFramePr>
+              <a:graphicFrameLocks xmlns:a="http://schemas.openxmlformats.org/drawingml/2006/main" noChangeAspect="1"/>
+            </wp:cNvGraphicFramePr>
+            <a:graphic xmlns:a="http://schemas.openxmlformats.org/drawingml/2006/main">
+              <a:graphicData uri="http://schemas.openxmlformats.org/drawingml/2006/picture">
+                <pic:pic xmlns:pic="http://schemas.openxmlformats.org/drawingml/2006/picture">
+                  <pic:nvPicPr>
+                    <pic:cNvPr id="1172592378" name=""/>
+                    <pic:cNvPicPr/>
+                  </pic:nvPicPr>
+                  <pic:blipFill>
+                    <a:blip r:embed="rId10"/>
+                    <a:stretch>
+                      <a:fillRect/>
+                    </a:stretch>
+                  </pic:blipFill>
+                  <pic:spPr>
+                    <a:xfrm rot="16200000">
+                      <a:off x="0" y="0"/>
+                      <a:ext cx="2955376" cy="2878111"/>
+                    </a:xfrm>
+                    <a:prstGeom prst="rect">
+                      <a:avLst/>
+                    </a:prstGeom>
+                  </pic:spPr>
+                </pic:pic>
+              </a:graphicData>
+            </a:graphic>
+          </wp:inline>
+        </w:drawing>
+      </w:r>
+    </w:p>
+    <w:p>
+      <w:pPr>
+        <w:jc w:val="center"/>
+        <w:rPr>
+          <w:lang w:val="en-US" w:eastAsia="fi-FI"/>
+        </w:rPr>
+      </w:pPr>
+      <w:r>
+        <w:rPr>
+          <w:lang w:val="en-US" w:eastAsia="fi-FI"/>
+        </w:rPr>
+        <w:t>Figure 2 and 3. Main view in light and dark mode.</w:t>
+      </w:r>
     </w:p>
     <w:sectPr>
-      <w:headerReference w:type="even" r:id="rId8"/>
-      <w:headerReference w:type="default" r:id="rId9"/>
-      <w:footerReference w:type="even" r:id="rId10"/>
-      <w:footerReference w:type="default" r:id="rId11"/>
-      <w:headerReference w:type="first" r:id="rId12"/>
-      <w:footerReference w:type="first" r:id="rId13"/>
+      <w:headerReference w:type="even" r:id="rId11"/>
+      <w:headerReference w:type="default" r:id="rId12"/>
+      <w:footerReference w:type="even" r:id="rId13"/>
+      <w:footerReference w:type="default" r:id="rId14"/>
+      <w:headerReference w:type="first" r:id="rId15"/>
+      <w:footerReference w:type="first" r:id="rId16"/>
       <w:pgSz w:w="11906" w:h="16838"/>
       <w:pgMar w:top="1132" w:right="849" w:bottom="1135" w:left="1418" w:header="426" w:footer="419" w:gutter="0"/>
       <w:cols w:space="720"/>
@@ -2273,6 +7242,119 @@
     </w:lvl>
   </w:abstractNum>
   <w:abstractNum w:abstractNumId="1" w15:restartNumberingAfterBreak="0">
+    <w:nsid w:val="2015772F"/>
+    <w:multiLevelType w:val="hybridMultilevel"/>
+    <w:tmpl w:val="3DDA26F0"/>
+    <w:lvl w:ilvl="0" w:tplc="04260001">
+      <w:start w:val="1"/>
+      <w:numFmt w:val="bullet"/>
+      <w:lvlText w:val=""/>
+      <w:lvlJc w:val="left"/>
+      <w:pPr>
+        <w:ind w:left="720" w:hanging="360"/>
+      </w:pPr>
+      <w:rPr>
+        <w:rFonts w:ascii="Symbol" w:hAnsi="Symbol" w:hint="default"/>
+      </w:rPr>
+    </w:lvl>
+    <w:lvl w:ilvl="1" w:tplc="04260003" w:tentative="1">
+      <w:start w:val="1"/>
+      <w:numFmt w:val="bullet"/>
+      <w:lvlText w:val="o"/>
+      <w:lvlJc w:val="left"/>
+      <w:pPr>
+        <w:ind w:left="1440" w:hanging="360"/>
+      </w:pPr>
+      <w:rPr>
+        <w:rFonts w:ascii="Courier New" w:hAnsi="Courier New" w:cs="Courier New" w:hint="default"/>
+      </w:rPr>
+    </w:lvl>
+    <w:lvl w:ilvl="2" w:tplc="04260005" w:tentative="1">
+      <w:start w:val="1"/>
+      <w:numFmt w:val="bullet"/>
+      <w:lvlText w:val=""/>
+      <w:lvlJc w:val="left"/>
+      <w:pPr>
+        <w:ind w:left="2160" w:hanging="360"/>
+      </w:pPr>
+      <w:rPr>
+        <w:rFonts w:ascii="Wingdings" w:hAnsi="Wingdings" w:hint="default"/>
+      </w:rPr>
+    </w:lvl>
+    <w:lvl w:ilvl="3" w:tplc="04260001" w:tentative="1">
+      <w:start w:val="1"/>
+      <w:numFmt w:val="bullet"/>
+      <w:lvlText w:val=""/>
+      <w:lvlJc w:val="left"/>
+      <w:pPr>
+        <w:ind w:left="2880" w:hanging="360"/>
+      </w:pPr>
+      <w:rPr>
+        <w:rFonts w:ascii="Symbol" w:hAnsi="Symbol" w:hint="default"/>
+      </w:rPr>
+    </w:lvl>
+    <w:lvl w:ilvl="4" w:tplc="04260003" w:tentative="1">
+      <w:start w:val="1"/>
+      <w:numFmt w:val="bullet"/>
+      <w:lvlText w:val="o"/>
+      <w:lvlJc w:val="left"/>
+      <w:pPr>
+        <w:ind w:left="3600" w:hanging="360"/>
+      </w:pPr>
+      <w:rPr>
+        <w:rFonts w:ascii="Courier New" w:hAnsi="Courier New" w:cs="Courier New" w:hint="default"/>
+      </w:rPr>
+    </w:lvl>
+    <w:lvl w:ilvl="5" w:tplc="04260005" w:tentative="1">
+      <w:start w:val="1"/>
+      <w:numFmt w:val="bullet"/>
+      <w:lvlText w:val=""/>
+      <w:lvlJc w:val="left"/>
+      <w:pPr>
+        <w:ind w:left="4320" w:hanging="360"/>
+      </w:pPr>
+      <w:rPr>
+        <w:rFonts w:ascii="Wingdings" w:hAnsi="Wingdings" w:hint="default"/>
+      </w:rPr>
+    </w:lvl>
+    <w:lvl w:ilvl="6" w:tplc="04260001" w:tentative="1">
+      <w:start w:val="1"/>
+      <w:numFmt w:val="bullet"/>
+      <w:lvlText w:val=""/>
+      <w:lvlJc w:val="left"/>
+      <w:pPr>
+        <w:ind w:left="5040" w:hanging="360"/>
+      </w:pPr>
+      <w:rPr>
+        <w:rFonts w:ascii="Symbol" w:hAnsi="Symbol" w:hint="default"/>
+      </w:rPr>
+    </w:lvl>
+    <w:lvl w:ilvl="7" w:tplc="04260003" w:tentative="1">
+      <w:start w:val="1"/>
+      <w:numFmt w:val="bullet"/>
+      <w:lvlText w:val="o"/>
+      <w:lvlJc w:val="left"/>
+      <w:pPr>
+        <w:ind w:left="5760" w:hanging="360"/>
+      </w:pPr>
+      <w:rPr>
+        <w:rFonts w:ascii="Courier New" w:hAnsi="Courier New" w:cs="Courier New" w:hint="default"/>
+      </w:rPr>
+    </w:lvl>
+    <w:lvl w:ilvl="8" w:tplc="04260005" w:tentative="1">
+      <w:start w:val="1"/>
+      <w:numFmt w:val="bullet"/>
+      <w:lvlText w:val=""/>
+      <w:lvlJc w:val="left"/>
+      <w:pPr>
+        <w:ind w:left="6480" w:hanging="360"/>
+      </w:pPr>
+      <w:rPr>
+        <w:rFonts w:ascii="Wingdings" w:hAnsi="Wingdings" w:hint="default"/>
+      </w:rPr>
+    </w:lvl>
+  </w:abstractNum>
+  <w:abstractNum w:abstractNumId="2" w15:restartNumberingAfterBreak="0">
     <w:nsid w:val="2C347781"/>
     <w:multiLevelType w:val="hybridMultilevel"/>
     <w:tmpl w:val="E3688A84"/>
@@ -2385,7 +7467,7 @@
       </w:rPr>
     </w:lvl>
   </w:abstractNum>
-  <w:abstractNum w:abstractNumId="2" w15:restartNumberingAfterBreak="0">
+  <w:abstractNum w:abstractNumId="3" w15:restartNumberingAfterBreak="0">
     <w:nsid w:val="2CCF4CAE"/>
     <w:multiLevelType w:val="hybridMultilevel"/>
     <w:tmpl w:val="D248BA26"/>
@@ -2498,7 +7580,120 @@
       </w:rPr>
     </w:lvl>
   </w:abstractNum>
-  <w:abstractNum w:abstractNumId="3" w15:restartNumberingAfterBreak="0">
+  <w:abstractNum w:abstractNumId="4" w15:restartNumberingAfterBreak="0">
+    <w:nsid w:val="33686512"/>
+    <w:multiLevelType w:val="hybridMultilevel"/>
+    <w:tmpl w:val="8474DE2C"/>
+    <w:lvl w:ilvl="0" w:tplc="04260001">
+      <w:start w:val="1"/>
+      <w:numFmt w:val="bullet"/>
+      <w:lvlText w:val=""/>
+      <w:lvlJc w:val="left"/>
+      <w:pPr>
+        <w:ind w:left="720" w:hanging="360"/>
+      </w:pPr>
+      <w:rPr>
+        <w:rFonts w:ascii="Symbol" w:hAnsi="Symbol" w:hint="default"/>
+      </w:rPr>
+    </w:lvl>
+    <w:lvl w:ilvl="1" w:tplc="04260003" w:tentative="1">
+      <w:start w:val="1"/>
+      <w:numFmt w:val="bullet"/>
+      <w:lvlText w:val="o"/>
+      <w:lvlJc w:val="left"/>
+      <w:pPr>
+        <w:ind w:left="1440" w:hanging="360"/>
+      </w:pPr>
+      <w:rPr>
+        <w:rFonts w:ascii="Courier New" w:hAnsi="Courier New" w:cs="Courier New" w:hint="default"/>
+      </w:rPr>
+    </w:lvl>
+    <w:lvl w:ilvl="2" w:tplc="04260005" w:tentative="1">
+      <w:start w:val="1"/>
+      <w:numFmt w:val="bullet"/>
+      <w:lvlText w:val=""/>
+      <w:lvlJc w:val="left"/>
+      <w:pPr>
+        <w:ind w:left="2160" w:hanging="360"/>
+      </w:pPr>
+      <w:rPr>
+        <w:rFonts w:ascii="Wingdings" w:hAnsi="Wingdings" w:hint="default"/>
+      </w:rPr>
+    </w:lvl>
+    <w:lvl w:ilvl="3" w:tplc="04260001" w:tentative="1">
+      <w:start w:val="1"/>
+      <w:numFmt w:val="bullet"/>
+      <w:lvlText w:val=""/>
+      <w:lvlJc w:val="left"/>
+      <w:pPr>
+        <w:ind w:left="2880" w:hanging="360"/>
+      </w:pPr>
+      <w:rPr>
+        <w:rFonts w:ascii="Symbol" w:hAnsi="Symbol" w:hint="default"/>
+      </w:rPr>
+    </w:lvl>
+    <w:lvl w:ilvl="4" w:tplc="04260003" w:tentative="1">
+      <w:start w:val="1"/>
+      <w:numFmt w:val="bullet"/>
+      <w:lvlText w:val="o"/>
+      <w:lvlJc w:val="left"/>
+      <w:pPr>
+        <w:ind w:left="3600" w:hanging="360"/>
+      </w:pPr>
+      <w:rPr>
+        <w:rFonts w:ascii="Courier New" w:hAnsi="Courier New" w:cs="Courier New" w:hint="default"/>
+      </w:rPr>
+    </w:lvl>
+    <w:lvl w:ilvl="5" w:tplc="04260005" w:tentative="1">
+      <w:start w:val="1"/>
+      <w:numFmt w:val="bullet"/>
+      <w:lvlText w:val=""/>
+      <w:lvlJc w:val="left"/>
+      <w:pPr>
+        <w:ind w:left="4320" w:hanging="360"/>
+      </w:pPr>
+      <w:rPr>
+        <w:rFonts w:ascii="Wingdings" w:hAnsi="Wingdings" w:hint="default"/>
+      </w:rPr>
+    </w:lvl>
+    <w:lvl w:ilvl="6" w:tplc="04260001" w:tentative="1">
+      <w:start w:val="1"/>
+      <w:numFmt w:val="bullet"/>
+      <w:lvlText w:val=""/>
+      <w:lvlJc w:val="left"/>
+      <w:pPr>
+        <w:ind w:left="5040" w:hanging="360"/>
+      </w:pPr>
+      <w:rPr>
+        <w:rFonts w:ascii="Symbol" w:hAnsi="Symbol" w:hint="default"/>
+      </w:rPr>
+    </w:lvl>
+    <w:lvl w:ilvl="7" w:tplc="04260003" w:tentative="1">
+      <w:start w:val="1"/>
+      <w:numFmt w:val="bullet"/>
+      <w:lvlText w:val="o"/>
+      <w:lvlJc w:val="left"/>
+      <w:pPr>
+        <w:ind w:left="5760" w:hanging="360"/>
+      </w:pPr>
+      <w:rPr>
+        <w:rFonts w:ascii="Courier New" w:hAnsi="Courier New" w:cs="Courier New" w:hint="default"/>
+      </w:rPr>
+    </w:lvl>
+    <w:lvl w:ilvl="8" w:tplc="04260005" w:tentative="1">
+      <w:start w:val="1"/>
+      <w:numFmt w:val="bullet"/>
+      <w:lvlText w:val=""/>
+      <w:lvlJc w:val="left"/>
+      <w:pPr>
+        <w:ind w:left="6480" w:hanging="360"/>
+      </w:pPr>
+      <w:rPr>
+        <w:rFonts w:ascii="Wingdings" w:hAnsi="Wingdings" w:hint="default"/>
+      </w:rPr>
+    </w:lvl>
+  </w:abstractNum>
+  <w:abstractNum w:abstractNumId="5" w15:restartNumberingAfterBreak="0">
     <w:nsid w:val="344B60E7"/>
     <w:multiLevelType w:val="hybridMultilevel"/>
     <w:tmpl w:val="7A9E8FB2"/>
@@ -2611,7 +7806,7 @@
       </w:rPr>
     </w:lvl>
   </w:abstractNum>
-  <w:abstractNum w:abstractNumId="4" w15:restartNumberingAfterBreak="0">
+  <w:abstractNum w:abstractNumId="6" w15:restartNumberingAfterBreak="0">
     <w:nsid w:val="384202C7"/>
     <w:multiLevelType w:val="hybridMultilevel"/>
     <w:tmpl w:val="81006638"/>
@@ -2724,7 +7919,233 @@
       </w:rPr>
     </w:lvl>
   </w:abstractNum>
-  <w:abstractNum w:abstractNumId="5" w15:restartNumberingAfterBreak="0">
+  <w:abstractNum w:abstractNumId="7" w15:restartNumberingAfterBreak="0">
+    <w:nsid w:val="45D37BDB"/>
+    <w:multiLevelType w:val="hybridMultilevel"/>
+    <w:tmpl w:val="BC301714"/>
+    <w:lvl w:ilvl="0" w:tplc="04260001">
+      <w:start w:val="1"/>
+      <w:numFmt w:val="bullet"/>
+      <w:lvlText w:val=""/>
+      <w:lvlJc w:val="left"/>
+      <w:pPr>
+        <w:ind w:left="720" w:hanging="360"/>
+      </w:pPr>
+      <w:rPr>
+        <w:rFonts w:ascii="Symbol" w:hAnsi="Symbol" w:hint="default"/>
+      </w:rPr>
+    </w:lvl>
+    <w:lvl w:ilvl="1" w:tplc="04260003" w:tentative="1">
+      <w:start w:val="1"/>
+      <w:numFmt w:val="bullet"/>
+      <w:lvlText w:val="o"/>
+      <w:lvlJc w:val="left"/>
+      <w:pPr>
+        <w:ind w:left="1440" w:hanging="360"/>
+      </w:pPr>
+      <w:rPr>
+        <w:rFonts w:ascii="Courier New" w:hAnsi="Courier New" w:cs="Courier New" w:hint="default"/>
+      </w:rPr>
+    </w:lvl>
+    <w:lvl w:ilvl="2" w:tplc="04260005" w:tentative="1">
+      <w:start w:val="1"/>
+      <w:numFmt w:val="bullet"/>
+      <w:lvlText w:val=""/>
+      <w:lvlJc w:val="left"/>
+      <w:pPr>
+        <w:ind w:left="2160" w:hanging="360"/>
+      </w:pPr>
+      <w:rPr>
+        <w:rFonts w:ascii="Wingdings" w:hAnsi="Wingdings" w:hint="default"/>
+      </w:rPr>
+    </w:lvl>
+    <w:lvl w:ilvl="3" w:tplc="04260001" w:tentative="1">
+      <w:start w:val="1"/>
+      <w:numFmt w:val="bullet"/>
+      <w:lvlText w:val=""/>
+      <w:lvlJc w:val="left"/>
+      <w:pPr>
+        <w:ind w:left="2880" w:hanging="360"/>
+      </w:pPr>
+      <w:rPr>
+        <w:rFonts w:ascii="Symbol" w:hAnsi="Symbol" w:hint="default"/>
+      </w:rPr>
+    </w:lvl>
+    <w:lvl w:ilvl="4" w:tplc="04260003" w:tentative="1">
+      <w:start w:val="1"/>
+      <w:numFmt w:val="bullet"/>
+      <w:lvlText w:val="o"/>
+      <w:lvlJc w:val="left"/>
+      <w:pPr>
+        <w:ind w:left="3600" w:hanging="360"/>
+      </w:pPr>
+      <w:rPr>
+        <w:rFonts w:ascii="Courier New" w:hAnsi="Courier New" w:cs="Courier New" w:hint="default"/>
+      </w:rPr>
+    </w:lvl>
+    <w:lvl w:ilvl="5" w:tplc="04260005" w:tentative="1">
+      <w:start w:val="1"/>
+      <w:numFmt w:val="bullet"/>
+      <w:lvlText w:val=""/>
+      <w:lvlJc w:val="left"/>
+      <w:pPr>
+        <w:ind w:left="4320" w:hanging="360"/>
+      </w:pPr>
+      <w:rPr>
+        <w:rFonts w:ascii="Wingdings" w:hAnsi="Wingdings" w:hint="default"/>
+      </w:rPr>
+    </w:lvl>
+    <w:lvl w:ilvl="6" w:tplc="04260001" w:tentative="1">
+      <w:start w:val="1"/>
+      <w:numFmt w:val="bullet"/>
+      <w:lvlText w:val=""/>
+      <w:lvlJc w:val="left"/>
+      <w:pPr>
+        <w:ind w:left="5040" w:hanging="360"/>
+      </w:pPr>
+      <w:rPr>
+        <w:rFonts w:ascii="Symbol" w:hAnsi="Symbol" w:hint="default"/>
+      </w:rPr>
+    </w:lvl>
+    <w:lvl w:ilvl="7" w:tplc="04260003" w:tentative="1">
+      <w:start w:val="1"/>
+      <w:numFmt w:val="bullet"/>
+      <w:lvlText w:val="o"/>
+      <w:lvlJc w:val="left"/>
+      <w:pPr>
+        <w:ind w:left="5760" w:hanging="360"/>
+      </w:pPr>
+      <w:rPr>
+        <w:rFonts w:ascii="Courier New" w:hAnsi="Courier New" w:cs="Courier New" w:hint="default"/>
+      </w:rPr>
+    </w:lvl>
+    <w:lvl w:ilvl="8" w:tplc="04260005" w:tentative="1">
+      <w:start w:val="1"/>
+      <w:numFmt w:val="bullet"/>
+      <w:lvlText w:val=""/>
+      <w:lvlJc w:val="left"/>
+      <w:pPr>
+        <w:ind w:left="6480" w:hanging="360"/>
+      </w:pPr>
+      <w:rPr>
+        <w:rFonts w:ascii="Wingdings" w:hAnsi="Wingdings" w:hint="default"/>
+      </w:rPr>
+    </w:lvl>
+  </w:abstractNum>
+  <w:abstractNum w:abstractNumId="8" w15:restartNumberingAfterBreak="0">
+    <w:nsid w:val="52177FA5"/>
+    <w:multiLevelType w:val="hybridMultilevel"/>
+    <w:tmpl w:val="800CE3D4"/>
+    <w:lvl w:ilvl="0" w:tplc="04260001">
+      <w:start w:val="1"/>
+      <w:numFmt w:val="bullet"/>
+      <w:lvlText w:val=""/>
+      <w:lvlJc w:val="left"/>
+      <w:pPr>
+        <w:ind w:left="720" w:hanging="360"/>
+      </w:pPr>
+      <w:rPr>
+        <w:rFonts w:ascii="Symbol" w:hAnsi="Symbol" w:hint="default"/>
+      </w:rPr>
+    </w:lvl>
+    <w:lvl w:ilvl="1" w:tplc="04260003" w:tentative="1">
+      <w:start w:val="1"/>
+      <w:numFmt w:val="bullet"/>
+      <w:lvlText w:val="o"/>
+      <w:lvlJc w:val="left"/>
+      <w:pPr>
+        <w:ind w:left="1440" w:hanging="360"/>
+      </w:pPr>
+      <w:rPr>
+        <w:rFonts w:ascii="Courier New" w:hAnsi="Courier New" w:cs="Courier New" w:hint="default"/>
+      </w:rPr>
+    </w:lvl>
+    <w:lvl w:ilvl="2" w:tplc="04260005" w:tentative="1">
+      <w:start w:val="1"/>
+      <w:numFmt w:val="bullet"/>
+      <w:lvlText w:val=""/>
+      <w:lvlJc w:val="left"/>
+      <w:pPr>
+        <w:ind w:left="2160" w:hanging="360"/>
+      </w:pPr>
+      <w:rPr>
+        <w:rFonts w:ascii="Wingdings" w:hAnsi="Wingdings" w:hint="default"/>
+      </w:rPr>
+    </w:lvl>
+    <w:lvl w:ilvl="3" w:tplc="04260001" w:tentative="1">
+      <w:start w:val="1"/>
+      <w:numFmt w:val="bullet"/>
+      <w:lvlText w:val=""/>
+      <w:lvlJc w:val="left"/>
+      <w:pPr>
+        <w:ind w:left="2880" w:hanging="360"/>
+      </w:pPr>
+      <w:rPr>
+        <w:rFonts w:ascii="Symbol" w:hAnsi="Symbol" w:hint="default"/>
+      </w:rPr>
+    </w:lvl>
+    <w:lvl w:ilvl="4" w:tplc="04260003" w:tentative="1">
+      <w:start w:val="1"/>
+      <w:numFmt w:val="bullet"/>
+      <w:lvlText w:val="o"/>
+      <w:lvlJc w:val="left"/>
+      <w:pPr>
+        <w:ind w:left="3600" w:hanging="360"/>
+      </w:pPr>
+      <w:rPr>
+        <w:rFonts w:ascii="Courier New" w:hAnsi="Courier New" w:cs="Courier New" w:hint="default"/>
+      </w:rPr>
+    </w:lvl>
+    <w:lvl w:ilvl="5" w:tplc="04260005" w:tentative="1">
+      <w:start w:val="1"/>
+      <w:numFmt w:val="bullet"/>
+      <w:lvlText w:val=""/>
+      <w:lvlJc w:val="left"/>
+      <w:pPr>
+        <w:ind w:left="4320" w:hanging="360"/>
+      </w:pPr>
+      <w:rPr>
+        <w:rFonts w:ascii="Wingdings" w:hAnsi="Wingdings" w:hint="default"/>
+      </w:rPr>
+    </w:lvl>
+    <w:lvl w:ilvl="6" w:tplc="04260001" w:tentative="1">
+      <w:start w:val="1"/>
+      <w:numFmt w:val="bullet"/>
+      <w:lvlText w:val=""/>
+      <w:lvlJc w:val="left"/>
+      <w:pPr>
+        <w:ind w:left="5040" w:hanging="360"/>
+      </w:pPr>
+      <w:rPr>
+        <w:rFonts w:ascii="Symbol" w:hAnsi="Symbol" w:hint="default"/>
+      </w:rPr>
+    </w:lvl>
+    <w:lvl w:ilvl="7" w:tplc="04260003" w:tentative="1">
+      <w:start w:val="1"/>
+      <w:numFmt w:val="bullet"/>
+      <w:lvlText w:val="o"/>
+      <w:lvlJc w:val="left"/>
+      <w:pPr>
+        <w:ind w:left="5760" w:hanging="360"/>
+      </w:pPr>
+      <w:rPr>
+        <w:rFonts w:ascii="Courier New" w:hAnsi="Courier New" w:cs="Courier New" w:hint="default"/>
+      </w:rPr>
+    </w:lvl>
+    <w:lvl w:ilvl="8" w:tplc="04260005" w:tentative="1">
+      <w:start w:val="1"/>
+      <w:numFmt w:val="bullet"/>
+      <w:lvlText w:val=""/>
+      <w:lvlJc w:val="left"/>
+      <w:pPr>
+        <w:ind w:left="6480" w:hanging="360"/>
+      </w:pPr>
+      <w:rPr>
+        <w:rFonts w:ascii="Wingdings" w:hAnsi="Wingdings" w:hint="default"/>
+      </w:rPr>
+    </w:lvl>
+  </w:abstractNum>
+  <w:abstractNum w:abstractNumId="9" w15:restartNumberingAfterBreak="0">
     <w:nsid w:val="5C7F482F"/>
     <w:multiLevelType w:val="multilevel"/>
     <w:tmpl w:val="ED6CE13A"/>
@@ -2837,7 +8258,7 @@
       </w:pPr>
     </w:lvl>
   </w:abstractNum>
-  <w:abstractNum w:abstractNumId="6" w15:restartNumberingAfterBreak="0">
+  <w:abstractNum w:abstractNumId="10" w15:restartNumberingAfterBreak="0">
     <w:nsid w:val="65792FFB"/>
     <w:multiLevelType w:val="hybridMultilevel"/>
     <w:tmpl w:val="D0A260EA"/>
@@ -2950,7 +8371,7 @@
       </w:rPr>
     </w:lvl>
   </w:abstractNum>
-  <w:abstractNum w:abstractNumId="7" w15:restartNumberingAfterBreak="0">
+  <w:abstractNum w:abstractNumId="11" w15:restartNumberingAfterBreak="0">
     <w:nsid w:val="72ED31F5"/>
     <w:multiLevelType w:val="multilevel"/>
     <w:tmpl w:val="E69EC600"/>
@@ -3073,28 +8494,40 @@
     </w:lvl>
   </w:abstractNum>
   <w:num w:numId="1" w16cid:durableId="616453552">
-    <w:abstractNumId w:val="7"/>
+    <w:abstractNumId w:val="11"/>
   </w:num>
   <w:num w:numId="2" w16cid:durableId="564222570">
-    <w:abstractNumId w:val="5"/>
+    <w:abstractNumId w:val="9"/>
   </w:num>
   <w:num w:numId="3" w16cid:durableId="1033267169">
+    <w:abstractNumId w:val="10"/>
+  </w:num>
+  <w:num w:numId="4" w16cid:durableId="1924416971">
+    <w:abstractNumId w:val="3"/>
+  </w:num>
+  <w:num w:numId="5" w16cid:durableId="192889394">
     <w:abstractNumId w:val="6"/>
   </w:num>
-  <w:num w:numId="4" w16cid:durableId="1924416971">
+  <w:num w:numId="6" w16cid:durableId="1138765721">
     <w:abstractNumId w:val="2"/>
-  </w:num>
-  <w:num w:numId="5" w16cid:durableId="192889394">
-    <w:abstractNumId w:val="4"/>
-  </w:num>
-  <w:num w:numId="6" w16cid:durableId="1138765721">
-    <w:abstractNumId w:val="1"/>
   </w:num>
   <w:num w:numId="7" w16cid:durableId="796797854">
     <w:abstractNumId w:val="0"/>
   </w:num>
   <w:num w:numId="8" w16cid:durableId="732896582">
-    <w:abstractNumId w:val="3"/>
+    <w:abstractNumId w:val="5"/>
+  </w:num>
+  <w:num w:numId="9" w16cid:durableId="785463621">
+    <w:abstractNumId w:val="8"/>
+  </w:num>
+  <w:num w:numId="10" w16cid:durableId="2146578936">
+    <w:abstractNumId w:val="7"/>
+  </w:num>
+  <w:num w:numId="11" w16cid:durableId="1256019030">
+    <w:abstractNumId w:val="4"/>
+  </w:num>
+  <w:num w:numId="12" w16cid:durableId="793409654">
+    <w:abstractNumId w:val="1"/>
   </w:num>
 </w:numbering>
 </file>
@@ -3657,7 +9090,6 @@
   <w:style w:type="character" w:default="1" w:styleId="DefaultParagraphFont">
     <w:name w:val="Default Paragraph Font"/>
     <w:uiPriority w:val="1"/>
-    <w:semiHidden/>
     <w:unhideWhenUsed/>
   </w:style>
   <w:style w:type="table" w:default="1" w:styleId="TableNormal">
